--- a/spa/docx/32.content.docx
+++ b/spa/docx/32.content.docx
@@ -28,22 +28,6 @@
       </w:r>
     </w:p>
     <w:p>
-      <w:pPr>
-        <w:pStyle w:val="Heading2"/>
-      </w:pPr>
-      <w:r>
-        <w:rPr>
-          <w:lang w:val="es_ES" w:bidi="es_ES"/>
-        </w:rPr>
-        <w:t>License Information</w:t>
-      </w:r>
-      <w:r>
-        <w:rPr>
-          <w:lang w:val="es_ES" w:bidi="es_ES"/>
-        </w:rPr>
-      </w:r>
-    </w:p>
-    <w:p>
       <w:pPr/>
       <w:r>
         <w:rPr>
@@ -55,86 +39,37 @@
           <w:b/>
           <w:lang w:val="es_ES" w:bidi="es_ES"/>
         </w:rPr>
-        <w:t>Notas de Traducción (unfoldingWord)</w:t>
-      </w:r>
-      <w:r>
-        <w:rPr>
-          <w:lang w:val="es_ES" w:bidi="es_ES"/>
-        </w:rPr>
-        <w:t xml:space="preserve"> (Spanish) is based on</w:t>
-      </w:r>
-      <w:r>
-        <w:rPr>
-          <w:lang w:val="es_ES" w:bidi="es_ES"/>
-        </w:rPr>
-        <w:t xml:space="preserve">: </w:t>
-      </w:r>
-      <w:r>
-        <w:rPr>
-          <w:lang w:val="es_ES" w:bidi="es_ES"/>
-        </w:rPr>
         <w:t>unfoldingWord® Translation Notes</w:t>
       </w:r>
       <w:r>
         <w:rPr>
           <w:lang w:val="es_ES" w:bidi="es_ES"/>
         </w:rPr>
-        <w:t xml:space="preserve">, </w:t>
-      </w:r>
-      <w:hyperlink r:id="rId13">
-        <w:r>
-          <w:rPr>
-            <w:lang w:val="es_ES" w:bidi="es_ES"/>
-          </w:rPr>
-          <w:rPr>
-            <w:color w:val="0000EE"/>
-            <w:u w:val="single"/>
-          </w:rPr>
-          <w:t>unfoldingWord</w:t>
-        </w:r>
-      </w:hyperlink>
-      <w:r>
-        <w:rPr>
-          <w:lang w:val="es_ES" w:bidi="es_ES"/>
-        </w:rPr>
-        <w:t xml:space="preserve">, 2022, which is licensed under a </w:t>
-      </w:r>
-      <w:hyperlink r:id="rId14">
-        <w:r>
-          <w:rPr>
-            <w:lang w:val="es_ES" w:bidi="es_ES"/>
-          </w:rPr>
-          <w:rPr>
-            <w:color w:val="0000EE"/>
-            <w:u w:val="single"/>
-          </w:rPr>
-          <w:t>CC BY-SA 4.0 license</w:t>
-        </w:r>
-      </w:hyperlink>
-      <w:r>
-        <w:rPr>
-          <w:lang w:val="es_ES" w:bidi="es_ES"/>
-        </w:rPr>
-        <w:t>.</w:t>
-      </w:r>
-      <w:r>
-        <w:rPr>
-          <w:lang w:val="es_ES" w:bidi="es_ES"/>
-        </w:rPr>
-      </w:r>
-    </w:p>
-    <w:p>
-      <w:pPr/>
-      <w:r>
-        <w:rPr>
-          <w:lang w:val="es_ES" w:bidi="es_ES"/>
-        </w:rPr>
-      </w:r>
-      <w:r>
-        <w:rPr>
-          <w:lang w:val="es_ES" w:bidi="es_ES"/>
-        </w:rPr>
-        <w:t>This PDF version is provided under the same license.</w:t>
+        <w:t xml:space="preserve"> © 2022 unfoldingWord. Released under CC BY-SA 4.0 license. </w:t>
+      </w:r>
+      <w:r>
+        <w:rPr>
+          <w:lang w:val="es_ES" w:bidi="es_ES"/>
+        </w:rPr>
+        <w:t>unfoldingWord® Translation Notes</w:t>
+      </w:r>
+      <w:r>
+        <w:rPr>
+          <w:lang w:val="es_ES" w:bidi="es_ES"/>
+        </w:rPr>
+        <w:t xml:space="preserve"> has been adapted in the following languages: Tok Pisin, Arabic (عربي), French (Français), Hindi (हिंदी), Indonesian (Bahasa Indonesia), Portuguese (Português), Russian (Русский), Spanish (Español), Swahili (Kiswahili), and Simplified Chinese (简体中文) from </w:t>
+      </w:r>
+      <w:r>
+        <w:rPr>
+          <w:lang w:val="es_ES" w:bidi="es_ES"/>
+        </w:rPr>
+        <w:t>unfoldingWord® Translation Notes</w:t>
+      </w:r>
+      <w:r>
+        <w:rPr>
+          <w:lang w:val="es_ES" w:bidi="es_ES"/>
+        </w:rPr>
+        <w:t xml:space="preserve"> © 2022 unfoldingWord. Released under CC BY-SA 4.0 license by Mission Mutual</w:t>
       </w:r>
       <w:r>
         <w:rPr>
@@ -565,7 +500,7 @@
         </w:rPr>
         <w:t xml:space="preserve">Esta frase introduce la segunda mitad de la historia de Jonás. La misma frase introdujo la primera mitad de la historia en </w:t>
       </w:r>
-      <w:hyperlink r:id="rId15">
+      <w:hyperlink r:id="rId13">
         <w:r>
           <w:rPr>
             <w:lang w:val="es_ES" w:bidi="es_ES"/>
@@ -666,7 +601,7 @@
         </w:rPr>
         <w:t xml:space="preserve">Este es un modismo que significa que Jehová habló de alguna manera. Observa cómo tradujiste esto en </w:t>
       </w:r>
-      <w:hyperlink r:id="rId15">
+      <w:hyperlink r:id="rId13">
         <w:r>
           <w:rPr>
             <w:lang w:val="es_ES" w:bidi="es_ES"/>
@@ -767,7 +702,7 @@
         </w:rPr>
         <w:t xml:space="preserve">Aquí, como en </w:t>
       </w:r>
-      <w:hyperlink r:id="rId16">
+      <w:hyperlink r:id="rId14">
         <w:r>
           <w:rPr>
             <w:lang w:val="es_ES" w:bidi="es_ES"/>
@@ -888,7 +823,7 @@
         </w:rPr>
         <w:t xml:space="preserve"> es un modismo que indica que Jonás debe actuar y obedecer la siguiente orden, que es "ve". Si esta frase no tiene ese significado en tu idioma, podrías usar un modismo de tu idioma que tenga este significado o expresar el significado claramente. Observa cómo tradujiste esto en </w:t>
       </w:r>
-      <w:hyperlink r:id="rId16">
+      <w:hyperlink r:id="rId14">
         <w:r>
           <w:rPr>
             <w:lang w:val="es_ES" w:bidi="es_ES"/>
@@ -906,7 +841,7 @@
         </w:rPr>
         <w:t xml:space="preserve"> y </w:t>
       </w:r>
-      <w:hyperlink r:id="rId17">
+      <w:hyperlink r:id="rId15">
         <w:r>
           <w:rPr>
             <w:lang w:val="es_ES" w:bidi="es_ES"/>
@@ -1129,7 +1064,7 @@
         </w:rPr>
         <w:t xml:space="preserve"> indican que Jonás “actuó” en respuesta al mandato de Dios de ir, como lo hizo en </w:t>
       </w:r>
-      <w:hyperlink r:id="rId17">
+      <w:hyperlink r:id="rId15">
         <w:r>
           <w:rPr>
             <w:lang w:val="es_ES" w:bidi="es_ES"/>
@@ -3064,20 +2999,6 @@
       </w:r>
       <w:r>
         <w:rPr>
-          <w:lang w:val="es_ES" w:bidi="es_ES"/>
-        </w:rPr>
-        <w:t>הֶ⁠חָמָ֖ס אֲשֶׁ֥ר בְּ⁠כַפֵּי⁠הֶֽם</w:t>
-      </w:r>
-    </w:p>
-    <w:p>
-      <w:pPr/>
-      <w:r>
-        <w:rPr>
-          <w:lang w:val="es_ES" w:bidi="es_ES"/>
-        </w:rPr>
-      </w:r>
-      <w:r>
-        <w:rPr>
           <w:b/>
           <w:lang w:val="es_ES" w:bidi="es_ES"/>
         </w:rPr>
@@ -4117,7 +4038,7 @@
         </w:rPr>
         <w:t xml:space="preserve">En el versículo 2, Jonás atribuye una serie de características a Dios. Un lector judío de este libro reconocería esto como la descripción que Dios utilizó sobre sí mismo al hablar con Moisés en el monte Sinaí (ver </w:t>
       </w:r>
-      <w:hyperlink r:id="rId18">
+      <w:hyperlink r:id="rId16">
         <w:r>
           <w:rPr>
             <w:lang w:val="es_ES" w:bidi="es_ES"/>
@@ -4256,7 +4177,7 @@
         </w:rPr>
         <w:t xml:space="preserve">La palabra hebrea traducida como "mal" en la RVR 1909 es muy amplia, abarcando el mal moral, el mal físico y todo lo que es negativo. Dios nunca realiza el mal moral. En el versículo 1, el autor menciona que Jonás consideró que el acto de misericordia de Dios al perdonar al pueblo de Nínive era negativo. En el versículo 2, Jonás describe a Dios como "y que te arrepinties del mal". En el versículo 6, se describe la situación y actitud de Jonás como negativas. Esto ocurre después de que las acciones de los ninivitas se describen como malas en </w:t>
       </w:r>
-      <w:hyperlink r:id="rId16">
+      <w:hyperlink r:id="rId14">
         <w:r>
           <w:rPr>
             <w:lang w:val="es_ES" w:bidi="es_ES"/>
@@ -4274,7 +4195,7 @@
         </w:rPr>
         <w:t xml:space="preserve">, </w:t>
       </w:r>
-      <w:hyperlink r:id="rId19">
+      <w:hyperlink r:id="rId17">
         <w:r>
           <w:rPr>
             <w:lang w:val="es_ES" w:bidi="es_ES"/>
@@ -4292,7 +4213,7 @@
         </w:rPr>
         <w:t xml:space="preserve">, y </w:t>
       </w:r>
-      <w:hyperlink r:id="rId20">
+      <w:hyperlink r:id="rId18">
         <w:r>
           <w:rPr>
             <w:lang w:val="es_ES" w:bidi="es_ES"/>
@@ -4310,7 +4231,7 @@
         </w:rPr>
         <w:t xml:space="preserve">, y la situación de los marineros en </w:t>
       </w:r>
-      <w:hyperlink r:id="rId21">
+      <w:hyperlink r:id="rId19">
         <w:r>
           <w:rPr>
             <w:lang w:val="es_ES" w:bidi="es_ES"/>
@@ -4749,7 +4670,7 @@
         </w:rPr>
         <w:t xml:space="preserve"> se refiere a la destrucción física de la ciudad de Nínive y su gente. No se refiere al mal moral. En este contexto, esta frase significa que Dios siente tristeza por causar daño a las personas que pecan y actúa de manera diferente cuando los pecadores se arrepienten de su pecado. Podrías incluir esta información si es útil para tus lectores. Consulta la discusión sobre el mal en la introducción del capítulo y observa cómo tradujiste esta palabra en </w:t>
       </w:r>
-      <w:hyperlink r:id="rId22">
+      <w:hyperlink r:id="rId20">
         <w:r>
           <w:rPr>
             <w:lang w:val="es_ES" w:bidi="es_ES"/>

--- a/spa/docx/32.content.docx
+++ b/spa/docx/32.content.docx
@@ -28,6 +28,22 @@
       </w:r>
     </w:p>
     <w:p>
+      <w:pPr>
+        <w:pStyle w:val="Heading2"/>
+      </w:pPr>
+      <w:r>
+        <w:rPr>
+          <w:lang w:val="es_ES" w:bidi="es_ES"/>
+        </w:rPr>
+        <w:t>License Information</w:t>
+      </w:r>
+      <w:r>
+        <w:rPr>
+          <w:lang w:val="es_ES" w:bidi="es_ES"/>
+        </w:rPr>
+      </w:r>
+    </w:p>
+    <w:p>
       <w:pPr/>
       <w:r>
         <w:rPr>
@@ -39,37 +55,86 @@
           <w:b/>
           <w:lang w:val="es_ES" w:bidi="es_ES"/>
         </w:rPr>
+        <w:t>Notas de Traducción (unfoldingWord)</w:t>
+      </w:r>
+      <w:r>
+        <w:rPr>
+          <w:lang w:val="es_ES" w:bidi="es_ES"/>
+        </w:rPr>
+        <w:t xml:space="preserve"> (Spanish) is based on</w:t>
+      </w:r>
+      <w:r>
+        <w:rPr>
+          <w:lang w:val="es_ES" w:bidi="es_ES"/>
+        </w:rPr>
+        <w:t xml:space="preserve">: </w:t>
+      </w:r>
+      <w:r>
+        <w:rPr>
+          <w:lang w:val="es_ES" w:bidi="es_ES"/>
+        </w:rPr>
         <w:t>unfoldingWord® Translation Notes</w:t>
       </w:r>
       <w:r>
         <w:rPr>
           <w:lang w:val="es_ES" w:bidi="es_ES"/>
         </w:rPr>
-        <w:t xml:space="preserve"> © 2022 unfoldingWord. Released under CC BY-SA 4.0 license. </w:t>
-      </w:r>
-      <w:r>
-        <w:rPr>
-          <w:lang w:val="es_ES" w:bidi="es_ES"/>
-        </w:rPr>
-        <w:t>unfoldingWord® Translation Notes</w:t>
-      </w:r>
-      <w:r>
-        <w:rPr>
-          <w:lang w:val="es_ES" w:bidi="es_ES"/>
-        </w:rPr>
-        <w:t xml:space="preserve"> has been adapted in the following languages: Tok Pisin, Arabic (عربي), French (Français), Hindi (हिंदी), Indonesian (Bahasa Indonesia), Portuguese (Português), Russian (Русский), Spanish (Español), Swahili (Kiswahili), and Simplified Chinese (简体中文) from </w:t>
-      </w:r>
-      <w:r>
-        <w:rPr>
-          <w:lang w:val="es_ES" w:bidi="es_ES"/>
-        </w:rPr>
-        <w:t>unfoldingWord® Translation Notes</w:t>
-      </w:r>
-      <w:r>
-        <w:rPr>
-          <w:lang w:val="es_ES" w:bidi="es_ES"/>
-        </w:rPr>
-        <w:t xml:space="preserve"> © 2022 unfoldingWord. Released under CC BY-SA 4.0 license by Mission Mutual</w:t>
+        <w:t xml:space="preserve">, </w:t>
+      </w:r>
+      <w:hyperlink r:id="rId13">
+        <w:r>
+          <w:rPr>
+            <w:lang w:val="es_ES" w:bidi="es_ES"/>
+          </w:rPr>
+          <w:rPr>
+            <w:color w:val="0000EE"/>
+            <w:u w:val="single"/>
+          </w:rPr>
+          <w:t>unfoldingWord</w:t>
+        </w:r>
+      </w:hyperlink>
+      <w:r>
+        <w:rPr>
+          <w:lang w:val="es_ES" w:bidi="es_ES"/>
+        </w:rPr>
+        <w:t xml:space="preserve">, 2022, which is licensed under a </w:t>
+      </w:r>
+      <w:hyperlink r:id="rId14">
+        <w:r>
+          <w:rPr>
+            <w:lang w:val="es_ES" w:bidi="es_ES"/>
+          </w:rPr>
+          <w:rPr>
+            <w:color w:val="0000EE"/>
+            <w:u w:val="single"/>
+          </w:rPr>
+          <w:t>CC BY-SA 4.0 license</w:t>
+        </w:r>
+      </w:hyperlink>
+      <w:r>
+        <w:rPr>
+          <w:lang w:val="es_ES" w:bidi="es_ES"/>
+        </w:rPr>
+        <w:t>.</w:t>
+      </w:r>
+      <w:r>
+        <w:rPr>
+          <w:lang w:val="es_ES" w:bidi="es_ES"/>
+        </w:rPr>
+      </w:r>
+    </w:p>
+    <w:p>
+      <w:pPr/>
+      <w:r>
+        <w:rPr>
+          <w:lang w:val="es_ES" w:bidi="es_ES"/>
+        </w:rPr>
+      </w:r>
+      <w:r>
+        <w:rPr>
+          <w:lang w:val="es_ES" w:bidi="es_ES"/>
+        </w:rPr>
+        <w:t>This PDF version is provided under the same license.</w:t>
       </w:r>
       <w:r>
         <w:rPr>
@@ -500,7 +565,7 @@
         </w:rPr>
         <w:t xml:space="preserve">Esta frase introduce la segunda mitad de la historia de Jonás. La misma frase introdujo la primera mitad de la historia en </w:t>
       </w:r>
-      <w:hyperlink r:id="rId13">
+      <w:hyperlink r:id="rId15">
         <w:r>
           <w:rPr>
             <w:lang w:val="es_ES" w:bidi="es_ES"/>
@@ -601,7 +666,7 @@
         </w:rPr>
         <w:t xml:space="preserve">Este es un modismo que significa que Jehová habló de alguna manera. Observa cómo tradujiste esto en </w:t>
       </w:r>
-      <w:hyperlink r:id="rId13">
+      <w:hyperlink r:id="rId15">
         <w:r>
           <w:rPr>
             <w:lang w:val="es_ES" w:bidi="es_ES"/>
@@ -702,7 +767,7 @@
         </w:rPr>
         <w:t xml:space="preserve">Aquí, como en </w:t>
       </w:r>
-      <w:hyperlink r:id="rId14">
+      <w:hyperlink r:id="rId16">
         <w:r>
           <w:rPr>
             <w:lang w:val="es_ES" w:bidi="es_ES"/>
@@ -823,7 +888,7 @@
         </w:rPr>
         <w:t xml:space="preserve"> es un modismo que indica que Jonás debe actuar y obedecer la siguiente orden, que es "ve". Si esta frase no tiene ese significado en tu idioma, podrías usar un modismo de tu idioma que tenga este significado o expresar el significado claramente. Observa cómo tradujiste esto en </w:t>
       </w:r>
-      <w:hyperlink r:id="rId14">
+      <w:hyperlink r:id="rId16">
         <w:r>
           <w:rPr>
             <w:lang w:val="es_ES" w:bidi="es_ES"/>
@@ -841,7 +906,7 @@
         </w:rPr>
         <w:t xml:space="preserve"> y </w:t>
       </w:r>
-      <w:hyperlink r:id="rId15">
+      <w:hyperlink r:id="rId17">
         <w:r>
           <w:rPr>
             <w:lang w:val="es_ES" w:bidi="es_ES"/>
@@ -1064,7 +1129,7 @@
         </w:rPr>
         <w:t xml:space="preserve"> indican que Jonás “actuó” en respuesta al mandato de Dios de ir, como lo hizo en </w:t>
       </w:r>
-      <w:hyperlink r:id="rId15">
+      <w:hyperlink r:id="rId17">
         <w:r>
           <w:rPr>
             <w:lang w:val="es_ES" w:bidi="es_ES"/>
@@ -2999,6 +3064,20 @@
       </w:r>
       <w:r>
         <w:rPr>
+          <w:lang w:val="es_ES" w:bidi="es_ES"/>
+        </w:rPr>
+        <w:t>הֶ⁠חָמָ֖ס אֲשֶׁ֥ר בְּ⁠כַפֵּי⁠הֶֽם</w:t>
+      </w:r>
+    </w:p>
+    <w:p>
+      <w:pPr/>
+      <w:r>
+        <w:rPr>
+          <w:lang w:val="es_ES" w:bidi="es_ES"/>
+        </w:rPr>
+      </w:r>
+      <w:r>
+        <w:rPr>
           <w:b/>
           <w:lang w:val="es_ES" w:bidi="es_ES"/>
         </w:rPr>
@@ -4038,7 +4117,7 @@
         </w:rPr>
         <w:t xml:space="preserve">En el versículo 2, Jonás atribuye una serie de características a Dios. Un lector judío de este libro reconocería esto como la descripción que Dios utilizó sobre sí mismo al hablar con Moisés en el monte Sinaí (ver </w:t>
       </w:r>
-      <w:hyperlink r:id="rId16">
+      <w:hyperlink r:id="rId18">
         <w:r>
           <w:rPr>
             <w:lang w:val="es_ES" w:bidi="es_ES"/>
@@ -4177,7 +4256,7 @@
         </w:rPr>
         <w:t xml:space="preserve">La palabra hebrea traducida como "mal" en la RVR 1909 es muy amplia, abarcando el mal moral, el mal físico y todo lo que es negativo. Dios nunca realiza el mal moral. En el versículo 1, el autor menciona que Jonás consideró que el acto de misericordia de Dios al perdonar al pueblo de Nínive era negativo. En el versículo 2, Jonás describe a Dios como "y que te arrepinties del mal". En el versículo 6, se describe la situación y actitud de Jonás como negativas. Esto ocurre después de que las acciones de los ninivitas se describen como malas en </w:t>
       </w:r>
-      <w:hyperlink r:id="rId14">
+      <w:hyperlink r:id="rId16">
         <w:r>
           <w:rPr>
             <w:lang w:val="es_ES" w:bidi="es_ES"/>
@@ -4195,7 +4274,7 @@
         </w:rPr>
         <w:t xml:space="preserve">, </w:t>
       </w:r>
-      <w:hyperlink r:id="rId17">
+      <w:hyperlink r:id="rId19">
         <w:r>
           <w:rPr>
             <w:lang w:val="es_ES" w:bidi="es_ES"/>
@@ -4213,7 +4292,7 @@
         </w:rPr>
         <w:t xml:space="preserve">, y </w:t>
       </w:r>
-      <w:hyperlink r:id="rId18">
+      <w:hyperlink r:id="rId20">
         <w:r>
           <w:rPr>
             <w:lang w:val="es_ES" w:bidi="es_ES"/>
@@ -4231,7 +4310,7 @@
         </w:rPr>
         <w:t xml:space="preserve">, y la situación de los marineros en </w:t>
       </w:r>
-      <w:hyperlink r:id="rId19">
+      <w:hyperlink r:id="rId21">
         <w:r>
           <w:rPr>
             <w:lang w:val="es_ES" w:bidi="es_ES"/>
@@ -4670,7 +4749,7 @@
         </w:rPr>
         <w:t xml:space="preserve"> se refiere a la destrucción física de la ciudad de Nínive y su gente. No se refiere al mal moral. En este contexto, esta frase significa que Dios siente tristeza por causar daño a las personas que pecan y actúa de manera diferente cuando los pecadores se arrepienten de su pecado. Podrías incluir esta información si es útil para tus lectores. Consulta la discusión sobre el mal en la introducción del capítulo y observa cómo tradujiste esta palabra en </w:t>
       </w:r>
-      <w:hyperlink r:id="rId20">
+      <w:hyperlink r:id="rId22">
         <w:r>
           <w:rPr>
             <w:lang w:val="es_ES" w:bidi="es_ES"/>

--- a/spa/docx/32.content.docx
+++ b/spa/docx/32.content.docx
@@ -2988,6 +2988,20 @@
         <w:rPr>
           <w:lang w:val="es_ES" w:bidi="es_ES"/>
         </w:rPr>
+      </w:r>
+    </w:p>
+    <w:p>
+      <w:pPr/>
+      <w:r>
+        <w:rPr>
+          <w:lang w:val="es_ES" w:bidi="es_ES"/>
+        </w:rPr>
+      </w:r>
+      <w:r>
+        <w:rPr>
+          <w:lang w:val="es_ES" w:bidi="es_ES"/>
+        </w:rPr>
+        <w:t>הֶ⁠חָמָ֖ס אֲשֶׁ֥ר בְּ⁠כַפֵּי⁠הֶֽם</w:t>
       </w:r>
     </w:p>
     <w:p>

--- a/spa/docx/32.content.docx
+++ b/spa/docx/32.content.docx
@@ -28,22 +28,6 @@
       </w:r>
     </w:p>
     <w:p>
-      <w:pPr>
-        <w:pStyle w:val="Heading2"/>
-      </w:pPr>
-      <w:r>
-        <w:rPr>
-          <w:lang w:val="es_ES" w:bidi="es_ES"/>
-        </w:rPr>
-        <w:t>License Information</w:t>
-      </w:r>
-      <w:r>
-        <w:rPr>
-          <w:lang w:val="es_ES" w:bidi="es_ES"/>
-        </w:rPr>
-      </w:r>
-    </w:p>
-    <w:p>
       <w:pPr/>
       <w:r>
         <w:rPr>
@@ -55,86 +39,37 @@
           <w:b/>
           <w:lang w:val="es_ES" w:bidi="es_ES"/>
         </w:rPr>
-        <w:t>Notas de Traducción (unfoldingWord)</w:t>
-      </w:r>
-      <w:r>
-        <w:rPr>
-          <w:lang w:val="es_ES" w:bidi="es_ES"/>
-        </w:rPr>
-        <w:t xml:space="preserve"> (Spanish) is based on</w:t>
-      </w:r>
-      <w:r>
-        <w:rPr>
-          <w:lang w:val="es_ES" w:bidi="es_ES"/>
-        </w:rPr>
-        <w:t xml:space="preserve">: </w:t>
-      </w:r>
-      <w:r>
-        <w:rPr>
-          <w:lang w:val="es_ES" w:bidi="es_ES"/>
-        </w:rPr>
         <w:t>unfoldingWord® Translation Notes</w:t>
       </w:r>
       <w:r>
         <w:rPr>
           <w:lang w:val="es_ES" w:bidi="es_ES"/>
         </w:rPr>
-        <w:t xml:space="preserve">, </w:t>
-      </w:r>
-      <w:hyperlink r:id="rId13">
-        <w:r>
-          <w:rPr>
-            <w:lang w:val="es_ES" w:bidi="es_ES"/>
-          </w:rPr>
-          <w:rPr>
-            <w:color w:val="0000EE"/>
-            <w:u w:val="single"/>
-          </w:rPr>
-          <w:t>unfoldingWord</w:t>
-        </w:r>
-      </w:hyperlink>
-      <w:r>
-        <w:rPr>
-          <w:lang w:val="es_ES" w:bidi="es_ES"/>
-        </w:rPr>
-        <w:t xml:space="preserve">, 2022, which is licensed under a </w:t>
-      </w:r>
-      <w:hyperlink r:id="rId14">
-        <w:r>
-          <w:rPr>
-            <w:lang w:val="es_ES" w:bidi="es_ES"/>
-          </w:rPr>
-          <w:rPr>
-            <w:color w:val="0000EE"/>
-            <w:u w:val="single"/>
-          </w:rPr>
-          <w:t>CC BY-SA 4.0 license</w:t>
-        </w:r>
-      </w:hyperlink>
-      <w:r>
-        <w:rPr>
-          <w:lang w:val="es_ES" w:bidi="es_ES"/>
-        </w:rPr>
-        <w:t>.</w:t>
-      </w:r>
-      <w:r>
-        <w:rPr>
-          <w:lang w:val="es_ES" w:bidi="es_ES"/>
-        </w:rPr>
-      </w:r>
-    </w:p>
-    <w:p>
-      <w:pPr/>
-      <w:r>
-        <w:rPr>
-          <w:lang w:val="es_ES" w:bidi="es_ES"/>
-        </w:rPr>
-      </w:r>
-      <w:r>
-        <w:rPr>
-          <w:lang w:val="es_ES" w:bidi="es_ES"/>
-        </w:rPr>
-        <w:t>This PDF version is provided under the same license.</w:t>
+        <w:t xml:space="preserve"> © 2022 unfoldingWord. Released under CC BY-SA 4.0 license. </w:t>
+      </w:r>
+      <w:r>
+        <w:rPr>
+          <w:lang w:val="es_ES" w:bidi="es_ES"/>
+        </w:rPr>
+        <w:t>unfoldingWord® Translation Notes</w:t>
+      </w:r>
+      <w:r>
+        <w:rPr>
+          <w:lang w:val="es_ES" w:bidi="es_ES"/>
+        </w:rPr>
+        <w:t xml:space="preserve"> has been adapted in the following languages: Tok Pisin, Arabic (عربي), French (Français), Hindi (हिंदी), Indonesian (Bahasa Indonesia), Portuguese (Português), Russian (Русский), Spanish (Español), Swahili (Kiswahili), and Simplified Chinese (简体中文) from </w:t>
+      </w:r>
+      <w:r>
+        <w:rPr>
+          <w:lang w:val="es_ES" w:bidi="es_ES"/>
+        </w:rPr>
+        <w:t>unfoldingWord® Translation Notes</w:t>
+      </w:r>
+      <w:r>
+        <w:rPr>
+          <w:lang w:val="es_ES" w:bidi="es_ES"/>
+        </w:rPr>
+        <w:t xml:space="preserve"> © 2022 unfoldingWord. Released under CC BY-SA 4.0 license by Mission Mutual</w:t>
       </w:r>
       <w:r>
         <w:rPr>
@@ -565,7 +500,7 @@
         </w:rPr>
         <w:t xml:space="preserve">Esta frase introduce la segunda mitad de la historia de Jonás. La misma frase introdujo la primera mitad de la historia en </w:t>
       </w:r>
-      <w:hyperlink r:id="rId15">
+      <w:hyperlink r:id="rId13">
         <w:r>
           <w:rPr>
             <w:lang w:val="es_ES" w:bidi="es_ES"/>
@@ -666,7 +601,7 @@
         </w:rPr>
         <w:t xml:space="preserve">Este es un modismo que significa que Jehová habló de alguna manera. Observa cómo tradujiste esto en </w:t>
       </w:r>
-      <w:hyperlink r:id="rId15">
+      <w:hyperlink r:id="rId13">
         <w:r>
           <w:rPr>
             <w:lang w:val="es_ES" w:bidi="es_ES"/>
@@ -767,7 +702,7 @@
         </w:rPr>
         <w:t xml:space="preserve">Aquí, como en </w:t>
       </w:r>
-      <w:hyperlink r:id="rId16">
+      <w:hyperlink r:id="rId14">
         <w:r>
           <w:rPr>
             <w:lang w:val="es_ES" w:bidi="es_ES"/>
@@ -888,7 +823,7 @@
         </w:rPr>
         <w:t xml:space="preserve"> es un modismo que indica que Jonás debe actuar y obedecer la siguiente orden, que es "ve". Si esta frase no tiene ese significado en tu idioma, podrías usar un modismo de tu idioma que tenga este significado o expresar el significado claramente. Observa cómo tradujiste esto en </w:t>
       </w:r>
-      <w:hyperlink r:id="rId16">
+      <w:hyperlink r:id="rId14">
         <w:r>
           <w:rPr>
             <w:lang w:val="es_ES" w:bidi="es_ES"/>
@@ -906,7 +841,7 @@
         </w:rPr>
         <w:t xml:space="preserve"> y </w:t>
       </w:r>
-      <w:hyperlink r:id="rId17">
+      <w:hyperlink r:id="rId15">
         <w:r>
           <w:rPr>
             <w:lang w:val="es_ES" w:bidi="es_ES"/>
@@ -1129,7 +1064,7 @@
         </w:rPr>
         <w:t xml:space="preserve"> indican que Jonás “actuó” en respuesta al mandato de Dios de ir, como lo hizo en </w:t>
       </w:r>
-      <w:hyperlink r:id="rId17">
+      <w:hyperlink r:id="rId15">
         <w:r>
           <w:rPr>
             <w:lang w:val="es_ES" w:bidi="es_ES"/>
@@ -4117,7 +4052,7 @@
         </w:rPr>
         <w:t xml:space="preserve">En el versículo 2, Jonás atribuye una serie de características a Dios. Un lector judío de este libro reconocería esto como la descripción que Dios utilizó sobre sí mismo al hablar con Moisés en el monte Sinaí (ver </w:t>
       </w:r>
-      <w:hyperlink r:id="rId18">
+      <w:hyperlink r:id="rId16">
         <w:r>
           <w:rPr>
             <w:lang w:val="es_ES" w:bidi="es_ES"/>
@@ -4256,7 +4191,7 @@
         </w:rPr>
         <w:t xml:space="preserve">La palabra hebrea traducida como "mal" en la RVR 1909 es muy amplia, abarcando el mal moral, el mal físico y todo lo que es negativo. Dios nunca realiza el mal moral. En el versículo 1, el autor menciona que Jonás consideró que el acto de misericordia de Dios al perdonar al pueblo de Nínive era negativo. En el versículo 2, Jonás describe a Dios como "y que te arrepinties del mal". En el versículo 6, se describe la situación y actitud de Jonás como negativas. Esto ocurre después de que las acciones de los ninivitas se describen como malas en </w:t>
       </w:r>
-      <w:hyperlink r:id="rId16">
+      <w:hyperlink r:id="rId14">
         <w:r>
           <w:rPr>
             <w:lang w:val="es_ES" w:bidi="es_ES"/>
@@ -4274,7 +4209,7 @@
         </w:rPr>
         <w:t xml:space="preserve">, </w:t>
       </w:r>
-      <w:hyperlink r:id="rId19">
+      <w:hyperlink r:id="rId17">
         <w:r>
           <w:rPr>
             <w:lang w:val="es_ES" w:bidi="es_ES"/>
@@ -4292,7 +4227,7 @@
         </w:rPr>
         <w:t xml:space="preserve">, y </w:t>
       </w:r>
-      <w:hyperlink r:id="rId20">
+      <w:hyperlink r:id="rId18">
         <w:r>
           <w:rPr>
             <w:lang w:val="es_ES" w:bidi="es_ES"/>
@@ -4310,7 +4245,7 @@
         </w:rPr>
         <w:t xml:space="preserve">, y la situación de los marineros en </w:t>
       </w:r>
-      <w:hyperlink r:id="rId21">
+      <w:hyperlink r:id="rId19">
         <w:r>
           <w:rPr>
             <w:lang w:val="es_ES" w:bidi="es_ES"/>
@@ -4749,7 +4684,7 @@
         </w:rPr>
         <w:t xml:space="preserve"> se refiere a la destrucción física de la ciudad de Nínive y su gente. No se refiere al mal moral. En este contexto, esta frase significa que Dios siente tristeza por causar daño a las personas que pecan y actúa de manera diferente cuando los pecadores se arrepienten de su pecado. Podrías incluir esta información si es útil para tus lectores. Consulta la discusión sobre el mal en la introducción del capítulo y observa cómo tradujiste esta palabra en </w:t>
       </w:r>
-      <w:hyperlink r:id="rId22">
+      <w:hyperlink r:id="rId20">
         <w:r>
           <w:rPr>
             <w:lang w:val="es_ES" w:bidi="es_ES"/>

--- a/spa/docx/32.content.docx
+++ b/spa/docx/32.content.docx
@@ -19,7 +19,7 @@
         <w:rPr>
           <w:lang w:val="es_ES" w:bidi="es_ES"/>
         </w:rPr>
-        <w:t>Resource: Notas de Traducción (unfoldingWord)</w:t>
+        <w:t>Resource: unfoldingWord® Translation Notes</w:t>
       </w:r>
       <w:r>
         <w:rPr>
@@ -90,7 +90,7 @@
         <w:rPr>
           <w:lang w:val="es_ES" w:bidi="es_ES"/>
         </w:rPr>
-        <w:t>Notas de Traducción (unfoldingWord)</w:t>
+        <w:t>unfoldingWord® Translation Notes</w:t>
       </w:r>
     </w:p>
     <w:p>

--- a/spa/docx/32.content.docx
+++ b/spa/docx/32.content.docx
@@ -14043,6 +14043,20 @@
         <w:rPr>
           <w:lang w:val="es_ES" w:bidi="es_ES"/>
         </w:rPr>
+      </w:r>
+    </w:p>
+    <w:p>
+      <w:pPr/>
+      <w:r>
+        <w:rPr>
+          <w:lang w:val="es_ES" w:bidi="es_ES"/>
+        </w:rPr>
+      </w:r>
+      <w:r>
+        <w:rPr>
+          <w:lang w:val="es_ES" w:bidi="es_ES"/>
+        </w:rPr>
+        <w:t>הֶ⁠חָמָ֖ס אֲשֶׁ֥ר בְּ⁠כַפֵּי⁠הֶֽם</w:t>
       </w:r>
     </w:p>
     <w:p>

--- a/spa/docx/32.content.docx
+++ b/spa/docx/32.content.docx
@@ -14056,7 +14056,7 @@
         <w:rPr>
           <w:lang w:val="es_ES" w:bidi="es_ES"/>
         </w:rPr>
-        <w:t>הֶ⁠חָמָ֖ס אֲשֶׁ֥ר בְּ⁠כַפֵּי⁠הֶֽם</w:t>
+        <w:t>הֶ⁠חָמָ֖ס אֲשֶׁ֥ר בְּ⁠כַפֵּי⁠הֶֽם</w:t>
       </w:r>
     </w:p>
     <w:p>

--- a/spa/docx/32.content.docx
+++ b/spa/docx/32.content.docx
@@ -700,6 +700,314 @@
         <w:rPr>
           <w:lang w:val="es_ES" w:bidi="es_ES"/>
         </w:rPr>
+        <w:t>Jonás - Capítulo 1 Introducción</w:t>
+      </w:r>
+      <w:r>
+        <w:rPr>
+          <w:lang w:val="es_ES" w:bidi="es_ES"/>
+        </w:rPr>
+      </w:r>
+    </w:p>
+    <w:p>
+      <w:pPr/>
+      <w:r>
+        <w:rPr>
+          <w:lang w:val="es_ES" w:bidi="es_ES"/>
+        </w:rPr>
+      </w:r>
+      <w:r>
+        <w:rPr>
+          <w:lang w:val="es_ES" w:bidi="es_ES"/>
+        </w:rPr>
+        <w:t>Jonás 1 Notas Generales</w:t>
+      </w:r>
+    </w:p>
+    <w:p>
+      <w:pPr>
+        <w:pStyle w:val="Heading3"/>
+      </w:pPr>
+      <w:r>
+        <w:rPr>
+          <w:lang w:val="es_ES" w:bidi="es_ES"/>
+        </w:rPr>
+        <w:t>Estructura y Formato</w:t>
+      </w:r>
+    </w:p>
+    <w:p>
+      <w:pPr/>
+      <w:r>
+        <w:rPr>
+          <w:lang w:val="es_ES" w:bidi="es_ES"/>
+        </w:rPr>
+      </w:r>
+      <w:r>
+        <w:rPr>
+          <w:lang w:val="es_ES" w:bidi="es_ES"/>
+        </w:rPr>
+        <w:t>El relato de este capítulo comienza de manera abrupta, lo cual es típico en un libro profético. El traductor no debe agregar información para suavizar esta introducción; sin embargo, el primer versículo podría dividirse en varias oraciones para lograr un inicio más natural.</w:t>
+      </w:r>
+    </w:p>
+    <w:p>
+      <w:pPr>
+        <w:pStyle w:val="Heading3"/>
+      </w:pPr>
+      <w:r>
+        <w:rPr>
+          <w:lang w:val="es_ES" w:bidi="es_ES"/>
+        </w:rPr>
+        <w:t>Conceptos Especiales en Este Capítulo</w:t>
+      </w:r>
+    </w:p>
+    <w:p>
+      <w:pPr>
+        <w:pStyle w:val="Heading4"/>
+      </w:pPr>
+      <w:r>
+        <w:rPr>
+          <w:lang w:val="es_ES" w:bidi="es_ES"/>
+        </w:rPr>
+        <w:t>Milagro</w:t>
+      </w:r>
+    </w:p>
+    <w:p>
+      <w:pPr/>
+      <w:r>
+        <w:rPr>
+          <w:lang w:val="es_ES" w:bidi="es_ES"/>
+        </w:rPr>
+      </w:r>
+      <w:r>
+        <w:rPr>
+          <w:lang w:val="es_ES" w:bidi="es_ES"/>
+        </w:rPr>
+        <w:t xml:space="preserve">En el versículo </w:t>
+      </w:r>
+      <w:hyperlink r:id="rId13">
+        <w:r>
+          <w:rPr>
+            <w:lang w:val="es_ES" w:bidi="es_ES"/>
+          </w:rPr>
+          <w:rPr>
+            <w:color w:val="0000EE"/>
+            <w:u w:val="single"/>
+          </w:rPr>
+          <w:t>1:17</w:t>
+        </w:r>
+      </w:hyperlink>
+      <w:r>
+        <w:rPr>
+          <w:lang w:val="es_ES" w:bidi="es_ES"/>
+        </w:rPr>
+        <w:t xml:space="preserve">, se menciona "un gran pez". Puede ser difícil imaginar una criatura marina lo suficientemente grande como para tragarse a un hombre entero, y no sabemos qué tipo de criatura era. Jonás entonces sobrevive durante tres días y tres noches dentro del pez. Esto es algo que Dios hizo que sucediera. Los traductores no deben intentar explicar eventos milagrosos para hacerlos más fáciles de entender. (Ver: </w:t>
+      </w:r>
+      <w:r>
+        <w:rPr>
+          <w:lang w:val="es_ES" w:bidi="es_ES"/>
+        </w:rPr>
+        <w:t>Milagro</w:t>
+      </w:r>
+      <w:r>
+        <w:rPr>
+          <w:lang w:val="es_ES" w:bidi="es_ES"/>
+        </w:rPr>
+        <w:t>).</w:t>
+      </w:r>
+    </w:p>
+    <w:p>
+      <w:pPr>
+        <w:pStyle w:val="Heading3"/>
+      </w:pPr>
+      <w:r>
+        <w:rPr>
+          <w:lang w:val="es_ES" w:bidi="es_ES"/>
+        </w:rPr>
+        <w:t>Figuras Retóricas Importantes en Este Capítulo</w:t>
+      </w:r>
+    </w:p>
+    <w:p>
+      <w:pPr>
+        <w:pStyle w:val="Heading4"/>
+      </w:pPr>
+      <w:r>
+        <w:rPr>
+          <w:lang w:val="es_ES" w:bidi="es_ES"/>
+        </w:rPr>
+        <w:t>Ironía Situacional</w:t>
+      </w:r>
+    </w:p>
+    <w:p>
+      <w:pPr/>
+      <w:r>
+        <w:rPr>
+          <w:lang w:val="es_ES" w:bidi="es_ES"/>
+        </w:rPr>
+      </w:r>
+      <w:r>
+        <w:rPr>
+          <w:lang w:val="es_ES" w:bidi="es_ES"/>
+        </w:rPr>
+        <w:t xml:space="preserve">En este capítulo se presenta una situación irónica. Esto significa que las personas hacen o dicen cosas que son contrarias a lo que se esperaría. Jonás es un profeta de Dios, y como tal, se esperaría que se esforzara por cumplir la voluntad de Dios. Sin embargo, él huye de Dios. Aunque los marineros gentiles no son israelitas, actúan con fe y temor de Jehová al enviar a Jonás a una muerte casi segura al arrojarlo por la borda. (Ver: </w:t>
+      </w:r>
+      <w:r>
+        <w:rPr>
+          <w:lang w:val="es_ES" w:bidi="es_ES"/>
+        </w:rPr>
+        <w:t>Ironía</w:t>
+      </w:r>
+      <w:r>
+        <w:rPr>
+          <w:lang w:val="es_ES" w:bidi="es_ES"/>
+        </w:rPr>
+        <w:t xml:space="preserve">, </w:t>
+      </w:r>
+      <w:r>
+        <w:rPr>
+          <w:lang w:val="es_ES" w:bidi="es_ES"/>
+        </w:rPr>
+        <w:t>Profeta</w:t>
+      </w:r>
+      <w:r>
+        <w:rPr>
+          <w:lang w:val="es_ES" w:bidi="es_ES"/>
+        </w:rPr>
+        <w:t xml:space="preserve"> y </w:t>
+      </w:r>
+      <w:r>
+        <w:rPr>
+          <w:lang w:val="es_ES" w:bidi="es_ES"/>
+        </w:rPr>
+        <w:t>Voluntad de Dios</w:t>
+      </w:r>
+      <w:r>
+        <w:rPr>
+          <w:lang w:val="es_ES" w:bidi="es_ES"/>
+        </w:rPr>
+        <w:t xml:space="preserve"> y </w:t>
+      </w:r>
+      <w:r>
+        <w:rPr>
+          <w:lang w:val="es_ES" w:bidi="es_ES"/>
+        </w:rPr>
+        <w:t>Fe</w:t>
+      </w:r>
+      <w:r>
+        <w:rPr>
+          <w:lang w:val="es_ES" w:bidi="es_ES"/>
+        </w:rPr>
+        <w:t>).</w:t>
+      </w:r>
+    </w:p>
+    <w:p>
+      <w:pPr>
+        <w:pStyle w:val="Heading4"/>
+      </w:pPr>
+      <w:r>
+        <w:rPr>
+          <w:lang w:val="es_ES" w:bidi="es_ES"/>
+        </w:rPr>
+        <w:t>Mar</w:t>
+      </w:r>
+    </w:p>
+    <w:p>
+      <w:pPr/>
+      <w:r>
+        <w:rPr>
+          <w:lang w:val="es_ES" w:bidi="es_ES"/>
+        </w:rPr>
+      </w:r>
+      <w:r>
+        <w:rPr>
+          <w:lang w:val="es_ES" w:bidi="es_ES"/>
+        </w:rPr>
+        <w:t xml:space="preserve">En el antiguo Oriente Medio, las personas percibían el mar como un lugar caótico y desconfiaban de él. Algunos de los dioses que adoraban eran deidades del mar. El pueblo de Jonás, los hebreos, tenía un gran temor al mar. Sin embargo, el miedo de Jonás al mar no fue suficiente para impedirle embarcarse en un barco y evitar cumplir con lo que Jehová le había ordenado. (Ver: </w:t>
+      </w:r>
+      <w:r>
+        <w:rPr>
+          <w:lang w:val="es_ES" w:bidi="es_ES"/>
+        </w:rPr>
+        <w:t>Miedo</w:t>
+      </w:r>
+      <w:r>
+        <w:rPr>
+          <w:lang w:val="es_ES" w:bidi="es_ES"/>
+        </w:rPr>
+        <w:t>).</w:t>
+      </w:r>
+    </w:p>
+    <w:p>
+      <w:pPr>
+        <w:pStyle w:val="Heading3"/>
+      </w:pPr>
+      <w:r>
+        <w:rPr>
+          <w:lang w:val="es_ES" w:bidi="es_ES"/>
+        </w:rPr>
+        <w:t>Otras Posibles Dificultades de Traducción en Este Capítulo</w:t>
+      </w:r>
+    </w:p>
+    <w:p>
+      <w:pPr>
+        <w:pStyle w:val="Heading4"/>
+      </w:pPr>
+      <w:r>
+        <w:rPr>
+          <w:lang w:val="es_ES" w:bidi="es_ES"/>
+        </w:rPr>
+        <w:t>Información Implícita</w:t>
+      </w:r>
+    </w:p>
+    <w:p>
+      <w:pPr/>
+      <w:r>
+        <w:rPr>
+          <w:lang w:val="es_ES" w:bidi="es_ES"/>
+        </w:rPr>
+      </w:r>
+      <w:r>
+        <w:rPr>
+          <w:lang w:val="es_ES" w:bidi="es_ES"/>
+        </w:rPr>
+        <w:t xml:space="preserve">Aunque nadie sabe con certeza dónde se encontraba Tarsis, el escritor asume que el lector comprende que Jonás tuvo que alejarse de Nínive para dirigirse allí. (Ver: </w:t>
+      </w:r>
+      <w:r>
+        <w:rPr>
+          <w:lang w:val="es_ES" w:bidi="es_ES"/>
+        </w:rPr>
+        <w:t>Conocimiento Asumido e Información Implícita</w:t>
+      </w:r>
+      <w:r>
+        <w:rPr>
+          <w:lang w:val="es_ES" w:bidi="es_ES"/>
+        </w:rPr>
+        <w:t>).</w:t>
+      </w:r>
+      <w:r>
+        <w:rPr>
+          <w:lang w:val="es_ES" w:bidi="es_ES"/>
+        </w:rPr>
+      </w:r>
+      <w:r>
+        <w:rPr>
+          <w:lang w:val="es_ES" w:bidi="es_ES"/>
+        </w:rPr>
+      </w:r>
+    </w:p>
+    <w:p>
+      <w:pPr/>
+      <w:r>
+        <w:rPr>
+          <w:lang w:val="es_ES" w:bidi="es_ES"/>
+        </w:rPr>
+      </w:r>
+    </w:p>
+    <w:p>
+      <w:pPr>
+        <w:pStyle w:val="Heading2"/>
+      </w:pPr>
+      <w:r>
+        <w:rPr>
+          <w:lang w:val="es_ES" w:bidi="es_ES"/>
+        </w:rPr>
         <w:t>Jonás 1:1 (#1)</w:t>
       </w:r>
       <w:r>
@@ -1575,7 +1883,7 @@
         </w:rPr>
         <w:t xml:space="preserve"> indican que Jonás actuó en respuesta al mandato de Dios, pero su acción fue desobedecer en lugar de obedecer. Si tus lectores no comprenden esto, podrías expresar el significado de manera más clara. Observa cómo tradujiste este modismo en </w:t>
       </w:r>
-      <w:hyperlink r:id="rId13">
+      <w:hyperlink r:id="rId14">
         <w:r>
           <w:rPr>
             <w:lang w:val="es_ES" w:bidi="es_ES"/>
@@ -3214,7 +3522,7 @@
         </w:rPr>
         <w:t xml:space="preserve">Mientras que esta frase se usó como un modismo en </w:t>
       </w:r>
-      <w:hyperlink r:id="rId13">
+      <w:hyperlink r:id="rId14">
         <w:r>
           <w:rPr>
             <w:lang w:val="es_ES" w:bidi="es_ES"/>
@@ -3232,7 +3540,7 @@
         </w:rPr>
         <w:t xml:space="preserve"> y </w:t>
       </w:r>
-      <w:hyperlink r:id="rId14">
+      <w:hyperlink r:id="rId15">
         <w:r>
           <w:rPr>
             <w:lang w:val="es_ES" w:bidi="es_ES"/>
@@ -5483,7 +5791,7 @@
         </w:rPr>
         <w:t xml:space="preserve"> en el</w:t>
       </w:r>
-      <w:hyperlink r:id="rId15">
+      <w:hyperlink r:id="rId16">
         <w:r>
           <w:rPr>
             <w:lang w:val="es_ES" w:bidi="es_ES"/>
@@ -5695,7 +6003,7 @@
         </w:rPr>
         <w:t xml:space="preserve">Observa cómo tradujiste este modismo en </w:t>
       </w:r>
-      <w:hyperlink r:id="rId16">
+      <w:hyperlink r:id="rId17">
         <w:r>
           <w:rPr>
             <w:lang w:val="es_ES" w:bidi="es_ES"/>
@@ -6767,7 +7075,7 @@
         </w:rPr>
         <w:t xml:space="preserve"> es una construcción enfática que utiliza un verbo y su objeto que provienen de la misma raíz. Es posible que puedas usar la misma construcción en tu idioma para expresar el significado aquí. Alternativamente, tu idioma puede tener otra forma de mostrar el énfasis. Observa cómo tradujiste esta frase en el</w:t>
       </w:r>
-      <w:hyperlink r:id="rId15">
+      <w:hyperlink r:id="rId16">
         <w:r>
           <w:rPr>
             <w:lang w:val="es_ES" w:bidi="es_ES"/>
@@ -7142,6 +7450,275 @@
         <w:rPr>
           <w:lang w:val="es_ES" w:bidi="es_ES"/>
         </w:rPr>
+        <w:t>Jonás - Capítulo 2 Introducción</w:t>
+      </w:r>
+      <w:r>
+        <w:rPr>
+          <w:lang w:val="es_ES" w:bidi="es_ES"/>
+        </w:rPr>
+      </w:r>
+    </w:p>
+    <w:p>
+      <w:pPr/>
+      <w:r>
+        <w:rPr>
+          <w:lang w:val="es_ES" w:bidi="es_ES"/>
+        </w:rPr>
+      </w:r>
+      <w:r>
+        <w:rPr>
+          <w:lang w:val="es_ES" w:bidi="es_ES"/>
+        </w:rPr>
+        <w:t>Jonás 2 Notas generales</w:t>
+      </w:r>
+    </w:p>
+    <w:p>
+      <w:pPr>
+        <w:pStyle w:val="Heading3"/>
+      </w:pPr>
+      <w:r>
+        <w:rPr>
+          <w:lang w:val="es_ES" w:bidi="es_ES"/>
+        </w:rPr>
+        <w:t>Estructura y Formato</w:t>
+      </w:r>
+    </w:p>
+    <w:p>
+      <w:pPr/>
+      <w:r>
+        <w:rPr>
+          <w:lang w:val="es_ES" w:bidi="es_ES"/>
+        </w:rPr>
+      </w:r>
+      <w:r>
+        <w:rPr>
+          <w:lang w:val="es_ES" w:bidi="es_ES"/>
+        </w:rPr>
+        <w:t>Este capítulo comienza con una oración de Jonás, y muchos traductores han optado por separarla del resto del texto, colocándola más a la derecha de la página. Además, la oración está escrita en forma de poema. Para reflejar esto, muchas traducciones colocan cada verso del poema en una línea separada. Los traductores pueden seguir estas prácticas, pero no están obligados a hacerlo. Quizás desees seguir el formato de una traducción conocida en tu zona.</w:t>
+      </w:r>
+    </w:p>
+    <w:p>
+      <w:pPr>
+        <w:pStyle w:val="Heading3"/>
+      </w:pPr>
+      <w:r>
+        <w:rPr>
+          <w:lang w:val="es_ES" w:bidi="es_ES"/>
+        </w:rPr>
+        <w:t>Conceptos Especiales en Este Capítulo</w:t>
+      </w:r>
+    </w:p>
+    <w:p>
+      <w:pPr>
+        <w:pStyle w:val="Heading4"/>
+      </w:pPr>
+      <w:r>
+        <w:rPr>
+          <w:lang w:val="es_ES" w:bidi="es_ES"/>
+        </w:rPr>
+        <w:t>Mar</w:t>
+      </w:r>
+    </w:p>
+    <w:p>
+      <w:pPr/>
+      <w:r>
+        <w:rPr>
+          <w:lang w:val="es_ES" w:bidi="es_ES"/>
+        </w:rPr>
+      </w:r>
+      <w:r>
+        <w:rPr>
+          <w:lang w:val="es_ES" w:bidi="es_ES"/>
+        </w:rPr>
+        <w:t xml:space="preserve">Este capítulo contiene muchos términos que describen el mar. Si las personas que hablan tu idioma no están familiarizadas con el mar, tendrás que discutir cómo describir estas cosas. (Ver: </w:t>
+      </w:r>
+      <w:r>
+        <w:rPr>
+          <w:lang w:val="es_ES" w:bidi="es_ES"/>
+        </w:rPr>
+        <w:t>Traducir lo Desconocido</w:t>
+      </w:r>
+      <w:r>
+        <w:rPr>
+          <w:lang w:val="es_ES" w:bidi="es_ES"/>
+        </w:rPr>
+        <w:t>).</w:t>
+      </w:r>
+    </w:p>
+    <w:p>
+      <w:pPr>
+        <w:pStyle w:val="Heading3"/>
+      </w:pPr>
+      <w:r>
+        <w:rPr>
+          <w:lang w:val="es_ES" w:bidi="es_ES"/>
+        </w:rPr>
+        <w:t>Figuras Retóricas Importantes en Este Capítulo</w:t>
+      </w:r>
+    </w:p>
+    <w:p>
+      <w:pPr>
+        <w:pStyle w:val="Heading4"/>
+      </w:pPr>
+      <w:r>
+        <w:rPr>
+          <w:lang w:val="es_ES" w:bidi="es_ES"/>
+        </w:rPr>
+        <w:t>Imágenes Poéticas</w:t>
+      </w:r>
+    </w:p>
+    <w:p>
+      <w:pPr/>
+      <w:r>
+        <w:rPr>
+          <w:lang w:val="es_ES" w:bidi="es_ES"/>
+        </w:rPr>
+      </w:r>
+      <w:r>
+        <w:rPr>
+          <w:lang w:val="es_ES" w:bidi="es_ES"/>
+        </w:rPr>
+        <w:t>Las oraciones en las escrituras suelen expresarse en forma de poesía. La poesía utiliza con frecuencia metáforas y otras imágenes para comunicar con mayor fuerza temas muy emotivos. Por ejemplo, Jonás pensó que moriría en el vientre de un pez en el mar, por lo que compara estar atrapado allí con estar rodeado por los barrotes de la tierra y estar en el "vientre del sepulcro". Jonás se siente abrumado por la profundidad del mar y lo expresa hablando de estar en las "r</w:t>
+      </w:r>
+      <w:r>
+        <w:rPr>
+          <w:lang w:val="es_ES" w:bidi="es_ES"/>
+        </w:rPr>
+        <w:t>aíces de los montes</w:t>
+      </w:r>
+      <w:r>
+        <w:rPr>
+          <w:lang w:val="es_ES" w:bidi="es_ES"/>
+        </w:rPr>
+        <w:t xml:space="preserve">". (Ver: </w:t>
+      </w:r>
+      <w:r>
+        <w:rPr>
+          <w:lang w:val="es_ES" w:bidi="es_ES"/>
+        </w:rPr>
+        <w:t>Metáfora</w:t>
+      </w:r>
+      <w:r>
+        <w:rPr>
+          <w:lang w:val="es_ES" w:bidi="es_ES"/>
+        </w:rPr>
+        <w:t>).</w:t>
+      </w:r>
+    </w:p>
+    <w:p>
+      <w:pPr>
+        <w:pStyle w:val="Heading3"/>
+      </w:pPr>
+      <w:r>
+        <w:rPr>
+          <w:lang w:val="es_ES" w:bidi="es_ES"/>
+        </w:rPr>
+        <w:t>Otras Posibles Dificultades de Traducción en Este Capítulo</w:t>
+      </w:r>
+    </w:p>
+    <w:p>
+      <w:pPr>
+        <w:pStyle w:val="Heading4"/>
+      </w:pPr>
+      <w:r>
+        <w:rPr>
+          <w:lang w:val="es_ES" w:bidi="es_ES"/>
+        </w:rPr>
+        <w:t>Paralelismo</w:t>
+      </w:r>
+    </w:p>
+    <w:p>
+      <w:pPr/>
+      <w:r>
+        <w:rPr>
+          <w:lang w:val="es_ES" w:bidi="es_ES"/>
+        </w:rPr>
+      </w:r>
+      <w:r>
+        <w:rPr>
+          <w:lang w:val="es_ES" w:bidi="es_ES"/>
+        </w:rPr>
+        <w:t>La poesía hebrea a menudo expresa algo en una línea y luego expresa ese mismo pensamiento en otra línea, pero utilizando palabras diferentes. Esto enfatiza las ideas en las líneas paralelas. Por ejemplo, el versículo 2 tiene dos mitades que dicen básicamente lo mismo.</w:t>
+      </w:r>
+    </w:p>
+    <w:p>
+      <w:pPr/>
+      <w:r>
+        <w:rPr>
+          <w:lang w:val="es_ES" w:bidi="es_ES"/>
+        </w:rPr>
+      </w:r>
+      <w:r>
+        <w:rPr>
+          <w:lang w:val="es_ES" w:bidi="es_ES"/>
+        </w:rPr>
+        <w:t>"</w:t>
+      </w:r>
+      <w:r>
+        <w:rPr>
+          <w:lang w:val="es_ES" w:bidi="es_ES"/>
+        </w:rPr>
+        <w:t>Clamé de mi tribulación a Jehová, y él me oyó; del vientre del sepulcro clamé, y mi voz oíste"</w:t>
+      </w:r>
+      <w:r>
+        <w:rPr>
+          <w:lang w:val="es_ES" w:bidi="es_ES"/>
+        </w:rPr>
+        <w:t>.</w:t>
+      </w:r>
+    </w:p>
+    <w:p>
+      <w:pPr/>
+      <w:r>
+        <w:rPr>
+          <w:lang w:val="es_ES" w:bidi="es_ES"/>
+        </w:rPr>
+      </w:r>
+      <w:r>
+        <w:rPr>
+          <w:lang w:val="es_ES" w:bidi="es_ES"/>
+        </w:rPr>
+        <w:t xml:space="preserve">Cada mitad también tiene dos partes. La primera parte de cada mitad dice lo mismo que la otra, y la segunda parte de cada mitad también dice lo mismo que la otra. Si tu idioma no repite ideas como estas en la poesía, ver: </w:t>
+      </w:r>
+      <w:r>
+        <w:rPr>
+          <w:lang w:val="es_ES" w:bidi="es_ES"/>
+        </w:rPr>
+        <w:t>Paralelismo</w:t>
+      </w:r>
+      <w:r>
+        <w:rPr>
+          <w:lang w:val="es_ES" w:bidi="es_ES"/>
+        </w:rPr>
+        <w:t xml:space="preserve"> para obtener ideas sobre cómo traducir este tipo de poesía.</w:t>
+      </w:r>
+      <w:r>
+        <w:rPr>
+          <w:lang w:val="es_ES" w:bidi="es_ES"/>
+        </w:rPr>
+      </w:r>
+      <w:r>
+        <w:rPr>
+          <w:lang w:val="es_ES" w:bidi="es_ES"/>
+        </w:rPr>
+      </w:r>
+    </w:p>
+    <w:p>
+      <w:pPr/>
+      <w:r>
+        <w:rPr>
+          <w:lang w:val="es_ES" w:bidi="es_ES"/>
+        </w:rPr>
+      </w:r>
+    </w:p>
+    <w:p>
+      <w:pPr>
+        <w:pStyle w:val="Heading2"/>
+      </w:pPr>
+      <w:r>
+        <w:rPr>
+          <w:lang w:val="es_ES" w:bidi="es_ES"/>
+        </w:rPr>
         <w:t>Jonás 2:1 (#1)</w:t>
       </w:r>
       <w:r>
@@ -11096,7 +11673,7 @@
         </w:rPr>
         <w:t xml:space="preserve">Aquí Jonás hace una declaración sobre Jehová en tercera persona como parte de su oración a Jehová. Si esto no es natural en tu idioma, podrías agregar "tú" para ponerlo en segunda persona. Ver también la nota sobre la frase “Clamé de mi tribulación a Jehová…” en </w:t>
       </w:r>
-      <w:hyperlink r:id="rId17">
+      <w:hyperlink r:id="rId18">
         <w:r>
           <w:rPr>
             <w:lang w:val="es_ES" w:bidi="es_ES"/>
@@ -11436,6 +12013,260 @@
         <w:rPr>
           <w:lang w:val="es_ES" w:bidi="es_ES"/>
         </w:rPr>
+        <w:t>Jonás - Capítulo 3 Introducción</w:t>
+      </w:r>
+      <w:r>
+        <w:rPr>
+          <w:lang w:val="es_ES" w:bidi="es_ES"/>
+        </w:rPr>
+      </w:r>
+    </w:p>
+    <w:p>
+      <w:pPr/>
+      <w:r>
+        <w:rPr>
+          <w:lang w:val="es_ES" w:bidi="es_ES"/>
+        </w:rPr>
+      </w:r>
+      <w:r>
+        <w:rPr>
+          <w:lang w:val="es_ES" w:bidi="es_ES"/>
+        </w:rPr>
+        <w:t>Jonás 3: Notas Generales</w:t>
+      </w:r>
+    </w:p>
+    <w:p>
+      <w:pPr>
+        <w:pStyle w:val="Heading3"/>
+      </w:pPr>
+      <w:r>
+        <w:rPr>
+          <w:lang w:val="es_ES" w:bidi="es_ES"/>
+        </w:rPr>
+        <w:t>Estructura y Formato</w:t>
+      </w:r>
+    </w:p>
+    <w:p>
+      <w:pPr/>
+      <w:r>
+        <w:rPr>
+          <w:lang w:val="es_ES" w:bidi="es_ES"/>
+        </w:rPr>
+      </w:r>
+      <w:r>
+        <w:rPr>
+          <w:lang w:val="es_ES" w:bidi="es_ES"/>
+        </w:rPr>
+        <w:t>Este capítulo vuelve a la narrativa sobre Jonás.</w:t>
+      </w:r>
+    </w:p>
+    <w:p>
+      <w:pPr>
+        <w:pStyle w:val="Heading3"/>
+      </w:pPr>
+      <w:r>
+        <w:rPr>
+          <w:lang w:val="es_ES" w:bidi="es_ES"/>
+        </w:rPr>
+        <w:t>Conceptos Especiales en Este Capítulo</w:t>
+      </w:r>
+    </w:p>
+    <w:p>
+      <w:pPr>
+        <w:pStyle w:val="Heading4"/>
+      </w:pPr>
+      <w:r>
+        <w:rPr>
+          <w:lang w:val="es_ES" w:bidi="es_ES"/>
+        </w:rPr>
+        <w:t>Los Animales</w:t>
+      </w:r>
+    </w:p>
+    <w:p>
+      <w:pPr/>
+      <w:r>
+        <w:rPr>
+          <w:lang w:val="es_ES" w:bidi="es_ES"/>
+        </w:rPr>
+      </w:r>
+      <w:r>
+        <w:rPr>
+          <w:lang w:val="es_ES" w:bidi="es_ES"/>
+        </w:rPr>
+        <w:t xml:space="preserve">Según la proclamación del rey, los animales debían participar en el ayuno que él había ordenado. Esto era inusual y probablemente indica que el rey quería que Dios viera que toda Nínive estaba tomando muy en serio su anuncio de destrucción. No hay nada en la ley de Moisés que instruyera a las personas a hacer que sus animales participaran en el ayuno. (Ver: </w:t>
+      </w:r>
+      <w:r>
+        <w:rPr>
+          <w:lang w:val="es_ES" w:bidi="es_ES"/>
+        </w:rPr>
+        <w:t>Ley de Moisés</w:t>
+      </w:r>
+      <w:r>
+        <w:rPr>
+          <w:lang w:val="es_ES" w:bidi="es_ES"/>
+        </w:rPr>
+        <w:t>)</w:t>
+      </w:r>
+    </w:p>
+    <w:p>
+      <w:pPr>
+        <w:pStyle w:val="Heading4"/>
+      </w:pPr>
+      <w:r>
+        <w:rPr>
+          <w:lang w:val="es_ES" w:bidi="es_ES"/>
+        </w:rPr>
+        <w:t>Dios Arrepintiéndose o Cediendo</w:t>
+      </w:r>
+    </w:p>
+    <w:p>
+      <w:pPr/>
+      <w:r>
+        <w:rPr>
+          <w:lang w:val="es_ES" w:bidi="es_ES"/>
+        </w:rPr>
+      </w:r>
+      <w:r>
+        <w:rPr>
+          <w:lang w:val="es_ES" w:bidi="es_ES"/>
+        </w:rPr>
+        <w:t>El último versículo de este capítulo dice: “Y vió Dios lo que hicieron, que se convirtieron de su mal camino: y arrepintióse del mal que había dicho les había de hacer, y no lo hizo”. Este concepto de que Dios cambie de opinión puede parecer inconsistente con la idea de que el carácter de Dios y sus planes son inmutables.</w:t>
+      </w:r>
+    </w:p>
+    <w:p>
+      <w:pPr/>
+      <w:r>
+        <w:rPr>
+          <w:lang w:val="es_ES" w:bidi="es_ES"/>
+        </w:rPr>
+      </w:r>
+      <w:r>
+        <w:rPr>
+          <w:lang w:val="es_ES" w:bidi="es_ES"/>
+        </w:rPr>
+        <w:t>Sin embargo, las acciones de castigo o misericordia de Dios dependen de las acciones humanas. Dios a menudo cambia su acción de castigo a misericordia en respuesta a los humanos que se arrepienten de sus pecados, porque prefiere ser misericordioso. Debido a que los ninivitas se arrepintieron, Dios no llevó a cabo el juicio que le había dicho a Jonás que proclamara, y Jonás describió eso de una manera humana como "ceder" o, como dicen algunas versiones, "cambiar de opinión". El lector entiende que este era el plan de Dios desde el principio.</w:t>
+      </w:r>
+    </w:p>
+    <w:p>
+      <w:pPr>
+        <w:pStyle w:val="Heading4"/>
+      </w:pPr>
+      <w:r>
+        <w:rPr>
+          <w:lang w:val="es_ES" w:bidi="es_ES"/>
+        </w:rPr>
+        <w:t>Dios Planeando el Mal</w:t>
+      </w:r>
+    </w:p>
+    <w:p>
+      <w:pPr/>
+      <w:r>
+        <w:rPr>
+          <w:lang w:val="es_ES" w:bidi="es_ES"/>
+        </w:rPr>
+      </w:r>
+      <w:r>
+        <w:rPr>
+          <w:lang w:val="es_ES" w:bidi="es_ES"/>
+        </w:rPr>
+        <w:t>La palabra hebrea traducida como "mal" en la RVR 1909 es muy amplia, abarcando el mal moral, el mal físico y todo lo que es negativo. En el versículo 10, el autor utiliza la misma palabra para referirse tanto a la destrucción planeada por Dios de Nínive como al comportamiento malvado de la gente. La RVR 1909 traduce cada uno de estos usos como "mal" para mostrar al lector que es la misma palabra hebrea en cada caso. Al emplear la misma palabra, el autor indica que cuando las personas se arrepienten del mal moral, Dios se abstiene de realizar el mal físico (castigo). Dios nunca comete el mal moral. Si en tu idioma no se usaría la misma palabra para ambos conceptos, deberías considerar usar palabras diferentes para ellos.</w:t>
+      </w:r>
+    </w:p>
+    <w:p>
+      <w:pPr>
+        <w:pStyle w:val="Heading3"/>
+      </w:pPr>
+      <w:r>
+        <w:rPr>
+          <w:lang w:val="es_ES" w:bidi="es_ES"/>
+        </w:rPr>
+        <w:t>Otras Posibles Dificultades de Traducción en Este Capítulo</w:t>
+      </w:r>
+    </w:p>
+    <w:p>
+      <w:pPr>
+        <w:pStyle w:val="Heading4"/>
+      </w:pPr>
+      <w:r>
+        <w:rPr>
+          <w:lang w:val="es_ES" w:bidi="es_ES"/>
+        </w:rPr>
+        <w:t>Dimensiones de Nínive</w:t>
+      </w:r>
+    </w:p>
+    <w:p>
+      <w:pPr/>
+      <w:r>
+        <w:rPr>
+          <w:lang w:val="es_ES" w:bidi="es_ES"/>
+        </w:rPr>
+      </w:r>
+      <w:r>
+        <w:rPr>
+          <w:lang w:val="es_ES" w:bidi="es_ES"/>
+        </w:rPr>
+        <w:t>Las ruinas de la antigua ciudad de Nínive que han sido descubiertas tienen alrededor de 13 kilómetros de circunferencia. Aunque Nínive era una ciudad muy grande en el mundo antiguo, no era tan extensa como la mayoría de las ciudades modernas. La descripción de Nínive como “de tres días de camino” parece indicar que se tardaba tres días en recorrerla, aunque eso parece ser más tiempo del necesario para atravesar una ciudad de ese tamaño. Por supuesto, esto depende de varios factores: lo que una persona estuviera haciendo durante su recorrido por la ciudad y que podría haber habido asentamientos extensos fuera de las murallas. Además, el tiempo mencionado es probablemente solo una aproximación general. Los traductores deben limitarse a traducir el texto y no intentar reconciliarlo con lo que los arqueólogos modernos creen saber sobre la antigua Nínive y las personas que la recorrían.</w:t>
+      </w:r>
+    </w:p>
+    <w:p>
+      <w:pPr>
+        <w:pStyle w:val="Heading4"/>
+      </w:pPr>
+      <w:r>
+        <w:rPr>
+          <w:lang w:val="es_ES" w:bidi="es_ES"/>
+        </w:rPr>
+        <w:t>Una Ciudad Grande para Dios</w:t>
+      </w:r>
+    </w:p>
+    <w:p>
+      <w:pPr/>
+      <w:r>
+        <w:rPr>
+          <w:lang w:val="es_ES" w:bidi="es_ES"/>
+        </w:rPr>
+      </w:r>
+      <w:r>
+        <w:rPr>
+          <w:lang w:val="es_ES" w:bidi="es_ES"/>
+        </w:rPr>
+        <w:t>En algunas traducciones en español el versículo tres, describe a Nínive como una "ciudad grande para Dios”. En hebreo, decir que algo es "para Dios" o "de Dios" es un modismo que significa que es un ejemplo extremo de esa cosa. Por ejemplo, en Génesis 30:8, RVR 1909 Raquel describe la lucha que ha tenido con su hermana como “luchas de Dios”, lo que significa “una lucha poderosa” o “una lucha extremadamente difícil”. Otros ejemplos de este modismo en la Biblia se encuentran en Génesis 23:6, Éxodo 9:28, 1 Samuel 14:15, Salmos 36:6 y Salmos 80:10. En Jonás 3:3, este modismo probablemente significa que Nínive era una ciudad extremadamente grande. Consulta cómo se traduce esto en la Biblia que se usa más comúnmente en tu área. Puede que desees seguir cómo tradujeron este modismo.</w:t>
+      </w:r>
+    </w:p>
+    <w:p>
+      <w:pPr/>
+      <w:r>
+        <w:rPr>
+          <w:lang w:val="es_ES" w:bidi="es_ES"/>
+        </w:rPr>
+      </w:r>
+      <w:r>
+        <w:rPr>
+          <w:lang w:val="es_ES" w:bidi="es_ES"/>
+        </w:rPr>
+      </w:r>
+      <w:r>
+        <w:rPr>
+          <w:lang w:val="es_ES" w:bidi="es_ES"/>
+        </w:rPr>
+      </w:r>
+    </w:p>
+    <w:p>
+      <w:pPr/>
+      <w:r>
+        <w:rPr>
+          <w:lang w:val="es_ES" w:bidi="es_ES"/>
+        </w:rPr>
+      </w:r>
+    </w:p>
+    <w:p>
+      <w:pPr>
+        <w:pStyle w:val="Heading2"/>
+      </w:pPr>
+      <w:r>
+        <w:rPr>
+          <w:lang w:val="es_ES" w:bidi="es_ES"/>
+        </w:rPr>
         <w:t>Jonás 3:1 (#1)</w:t>
       </w:r>
       <w:r>
@@ -11472,7 +12303,7 @@
         </w:rPr>
         <w:t xml:space="preserve">Esta frase introduce la segunda mitad de la historia de Jonás. La misma frase introdujo la primera mitad de la historia en </w:t>
       </w:r>
-      <w:hyperlink r:id="rId18">
+      <w:hyperlink r:id="rId19">
         <w:r>
           <w:rPr>
             <w:lang w:val="es_ES" w:bidi="es_ES"/>
@@ -11573,7 +12404,7 @@
         </w:rPr>
         <w:t xml:space="preserve">Este es un modismo que significa que Jehová habló de alguna manera. Observa cómo tradujiste esto en </w:t>
       </w:r>
-      <w:hyperlink r:id="rId18">
+      <w:hyperlink r:id="rId19">
         <w:r>
           <w:rPr>
             <w:lang w:val="es_ES" w:bidi="es_ES"/>
@@ -11674,7 +12505,7 @@
         </w:rPr>
         <w:t xml:space="preserve">Aquí, como en </w:t>
       </w:r>
-      <w:hyperlink r:id="rId13">
+      <w:hyperlink r:id="rId14">
         <w:r>
           <w:rPr>
             <w:lang w:val="es_ES" w:bidi="es_ES"/>
@@ -11795,7 +12626,7 @@
         </w:rPr>
         <w:t xml:space="preserve"> es un modismo que indica que Jonás debe actuar y obedecer la siguiente orden, que es "ve". Si esta frase no tiene ese significado en tu idioma, podrías usar un modismo de tu idioma que tenga este significado o expresar el significado claramente. Observa cómo tradujiste esto en </w:t>
       </w:r>
-      <w:hyperlink r:id="rId13">
+      <w:hyperlink r:id="rId14">
         <w:r>
           <w:rPr>
             <w:lang w:val="es_ES" w:bidi="es_ES"/>
@@ -11813,7 +12644,7 @@
         </w:rPr>
         <w:t xml:space="preserve"> y </w:t>
       </w:r>
-      <w:hyperlink r:id="rId14">
+      <w:hyperlink r:id="rId15">
         <w:r>
           <w:rPr>
             <w:lang w:val="es_ES" w:bidi="es_ES"/>
@@ -12036,7 +12867,7 @@
         </w:rPr>
         <w:t xml:space="preserve"> indican que Jonás “actuó” en respuesta al mandato de Dios de ir, como lo hizo en </w:t>
       </w:r>
-      <w:hyperlink r:id="rId14">
+      <w:hyperlink r:id="rId15">
         <w:r>
           <w:rPr>
             <w:lang w:val="es_ES" w:bidi="es_ES"/>
@@ -15048,6 +15879,412 @@
         <w:rPr>
           <w:lang w:val="es_ES" w:bidi="es_ES"/>
         </w:rPr>
+        <w:t>Jonás - Capítulo 4 Introducción</w:t>
+      </w:r>
+      <w:r>
+        <w:rPr>
+          <w:lang w:val="es_ES" w:bidi="es_ES"/>
+        </w:rPr>
+      </w:r>
+    </w:p>
+    <w:p>
+      <w:pPr/>
+      <w:r>
+        <w:rPr>
+          <w:lang w:val="es_ES" w:bidi="es_ES"/>
+        </w:rPr>
+      </w:r>
+      <w:r>
+        <w:rPr>
+          <w:lang w:val="es_ES" w:bidi="es_ES"/>
+        </w:rPr>
+        <w:t>Jonás 4 Notas generales</w:t>
+      </w:r>
+    </w:p>
+    <w:p>
+      <w:pPr>
+        <w:pStyle w:val="Heading3"/>
+      </w:pPr>
+      <w:r>
+        <w:rPr>
+          <w:lang w:val="es_ES" w:bidi="es_ES"/>
+        </w:rPr>
+        <w:t>Estructura y Formato</w:t>
+      </w:r>
+    </w:p>
+    <w:p>
+      <w:pPr/>
+      <w:r>
+        <w:rPr>
+          <w:lang w:val="es_ES" w:bidi="es_ES"/>
+        </w:rPr>
+      </w:r>
+      <w:r>
+        <w:rPr>
+          <w:lang w:val="es_ES" w:bidi="es_ES"/>
+        </w:rPr>
+        <w:t xml:space="preserve">Jonás continúa la narrativa y lleva el libro a una conclusión inusual, terminándolo con una pregunta de Dios. Esto enfatiza que el libro no se centra realmente en Jonás, sino en el deseo de Dios de ser misericordioso con todos, ya sean judíos o gentiles. (Ver: </w:t>
+      </w:r>
+      <w:r>
+        <w:rPr>
+          <w:lang w:val="es_ES" w:bidi="es_ES"/>
+        </w:rPr>
+        <w:t>Misericordia</w:t>
+      </w:r>
+      <w:r>
+        <w:rPr>
+          <w:lang w:val="es_ES" w:bidi="es_ES"/>
+        </w:rPr>
+        <w:t>)</w:t>
+      </w:r>
+    </w:p>
+    <w:p>
+      <w:pPr>
+        <w:pStyle w:val="Heading3"/>
+      </w:pPr>
+      <w:r>
+        <w:rPr>
+          <w:lang w:val="es_ES" w:bidi="es_ES"/>
+        </w:rPr>
+        <w:t>Conceptos Especiales en Este Capítulo</w:t>
+      </w:r>
+    </w:p>
+    <w:p>
+      <w:pPr>
+        <w:pStyle w:val="Heading4"/>
+      </w:pPr>
+      <w:r>
+        <w:rPr>
+          <w:lang w:val="es_ES" w:bidi="es_ES"/>
+        </w:rPr>
+        <w:t>Profecía Pospuesta</w:t>
+      </w:r>
+    </w:p>
+    <w:p>
+      <w:pPr/>
+      <w:r>
+        <w:rPr>
+          <w:lang w:val="es_ES" w:bidi="es_ES"/>
+        </w:rPr>
+      </w:r>
+      <w:r>
+        <w:rPr>
+          <w:lang w:val="es_ES" w:bidi="es_ES"/>
+        </w:rPr>
+        <w:t xml:space="preserve">Según la ley de Moisés, un profeta debe anunciar lo que Jehová le ordena, y sus palabras deben cumplirse. Si eso no ocurría, la pena era la muerte, ya que una profecía no cumplida indicaba que el hombre no era un verdadero profeta. Sin embargo, cuando Jonás le dijo a la ciudad de Nínive que sería destruida en 40 días, esto no ocurrió en ese momento. Esto se debe a que Dios se reserva el derecho de ser misericordioso. (Ver: </w:t>
+      </w:r>
+      <w:r>
+        <w:rPr>
+          <w:lang w:val="es_ES" w:bidi="es_ES"/>
+        </w:rPr>
+        <w:t>Profeta</w:t>
+      </w:r>
+      <w:r>
+        <w:rPr>
+          <w:lang w:val="es_ES" w:bidi="es_ES"/>
+        </w:rPr>
+        <w:t xml:space="preserve"> y </w:t>
+      </w:r>
+      <w:r>
+        <w:rPr>
+          <w:lang w:val="es_ES" w:bidi="es_ES"/>
+        </w:rPr>
+        <w:t>Ley de Moisés</w:t>
+      </w:r>
+      <w:r>
+        <w:rPr>
+          <w:lang w:val="es_ES" w:bidi="es_ES"/>
+        </w:rPr>
+        <w:t>)</w:t>
+      </w:r>
+    </w:p>
+    <w:p>
+      <w:pPr>
+        <w:pStyle w:val="Heading4"/>
+      </w:pPr>
+      <w:r>
+        <w:rPr>
+          <w:lang w:val="es_ES" w:bidi="es_ES"/>
+        </w:rPr>
+        <w:t>La Ira de Jonás</w:t>
+      </w:r>
+    </w:p>
+    <w:p>
+      <w:pPr/>
+      <w:r>
+        <w:rPr>
+          <w:lang w:val="es_ES" w:bidi="es_ES"/>
+        </w:rPr>
+      </w:r>
+      <w:r>
+        <w:rPr>
+          <w:lang w:val="es_ES" w:bidi="es_ES"/>
+        </w:rPr>
+        <w:t>Cuando Dios no destruyó Nínive, Jonás se enojó con él porque odiaba a la gente de Nínive, ya que eran enemigos de Israel. Sin embargo, Dios quería que Jonás y los lectores de este libro aprendieran que Él ama a todas las personas.</w:t>
+      </w:r>
+    </w:p>
+    <w:p>
+      <w:pPr>
+        <w:pStyle w:val="Heading4"/>
+      </w:pPr>
+      <w:r>
+        <w:rPr>
+          <w:lang w:val="es_ES" w:bidi="es_ES"/>
+        </w:rPr>
+        <w:t>Características de Dios</w:t>
+      </w:r>
+    </w:p>
+    <w:p>
+      <w:pPr/>
+      <w:r>
+        <w:rPr>
+          <w:lang w:val="es_ES" w:bidi="es_ES"/>
+        </w:rPr>
+      </w:r>
+      <w:r>
+        <w:rPr>
+          <w:lang w:val="es_ES" w:bidi="es_ES"/>
+        </w:rPr>
+        <w:t xml:space="preserve">En el versículo 2, Jonás atribuye una serie de características a Dios. Un lector judío de este libro reconocería esto como la descripción que Dios utilizó sobre sí mismo al hablar con Moisés en el monte Sinaí (ver </w:t>
+      </w:r>
+      <w:hyperlink r:id="rId20">
+        <w:r>
+          <w:rPr>
+            <w:lang w:val="es_ES" w:bidi="es_ES"/>
+          </w:rPr>
+          <w:rPr>
+            <w:color w:val="0000EE"/>
+            <w:u w:val="single"/>
+          </w:rPr>
+          <w:t>Éxodo 34:6–7</w:t>
+        </w:r>
+      </w:hyperlink>
+      <w:r>
+        <w:rPr>
+          <w:lang w:val="es_ES" w:bidi="es_ES"/>
+        </w:rPr>
+        <w:t>).</w:t>
+      </w:r>
+    </w:p>
+    <w:p>
+      <w:pPr>
+        <w:pStyle w:val="Heading4"/>
+      </w:pPr>
+      <w:r>
+        <w:rPr>
+          <w:lang w:val="es_ES" w:bidi="es_ES"/>
+        </w:rPr>
+        <w:t>La Gracia de Dios</w:t>
+      </w:r>
+    </w:p>
+    <w:p>
+      <w:pPr/>
+      <w:r>
+        <w:rPr>
+          <w:lang w:val="es_ES" w:bidi="es_ES"/>
+        </w:rPr>
+      </w:r>
+      <w:r>
+        <w:rPr>
+          <w:lang w:val="es_ES" w:bidi="es_ES"/>
+        </w:rPr>
+        <w:t xml:space="preserve">Cuando Jonás salió de la ciudad, sintió mucho calor; Dios, amablemente, le proporcionó algo de alivio a través de la planta. Dios estaba tratando de enseñarle a Jonás que es un Dios misericordioso mediante esta lección objetiva. (Ver: </w:t>
+      </w:r>
+      <w:r>
+        <w:rPr>
+          <w:lang w:val="es_ES" w:bidi="es_ES"/>
+        </w:rPr>
+        <w:t>Gracia</w:t>
+      </w:r>
+      <w:r>
+        <w:rPr>
+          <w:lang w:val="es_ES" w:bidi="es_ES"/>
+        </w:rPr>
+        <w:t>)</w:t>
+      </w:r>
+    </w:p>
+    <w:p>
+      <w:pPr>
+        <w:pStyle w:val="Heading3"/>
+      </w:pPr>
+      <w:r>
+        <w:rPr>
+          <w:lang w:val="es_ES" w:bidi="es_ES"/>
+        </w:rPr>
+        <w:t>Figuras Retóricas Destacadas en Este Capítulo</w:t>
+      </w:r>
+    </w:p>
+    <w:p>
+      <w:pPr>
+        <w:pStyle w:val="Heading4"/>
+      </w:pPr>
+      <w:r>
+        <w:rPr>
+          <w:lang w:val="es_ES" w:bidi="es_ES"/>
+        </w:rPr>
+        <w:t>Preguntas retóricas</w:t>
+      </w:r>
+    </w:p>
+    <w:p>
+      <w:pPr/>
+      <w:r>
+        <w:rPr>
+          <w:lang w:val="es_ES" w:bidi="es_ES"/>
+        </w:rPr>
+      </w:r>
+      <w:r>
+        <w:rPr>
+          <w:lang w:val="es_ES" w:bidi="es_ES"/>
+        </w:rPr>
+        <w:t xml:space="preserve">En este capítulo, Jonás emplea una pregunta retórica para expresar su enojo con Jehová. Jehová, a su vez, utiliza una serie de tres preguntas retóricas para enseñar a Jonás sobre la actitud que debería adoptar. Si en tu idioma no se utilizan preguntas retóricas para estos fines, emplea una forma más natural. (Ver: </w:t>
+      </w:r>
+      <w:r>
+        <w:rPr>
+          <w:lang w:val="es_ES" w:bidi="es_ES"/>
+        </w:rPr>
+        <w:t>Pregunta Retórica</w:t>
+      </w:r>
+      <w:r>
+        <w:rPr>
+          <w:lang w:val="es_ES" w:bidi="es_ES"/>
+        </w:rPr>
+        <w:t>)</w:t>
+      </w:r>
+    </w:p>
+    <w:p>
+      <w:pPr>
+        <w:pStyle w:val="Heading3"/>
+      </w:pPr>
+      <w:r>
+        <w:rPr>
+          <w:lang w:val="es_ES" w:bidi="es_ES"/>
+        </w:rPr>
+        <w:t>Otras Posibles Dificultades de Traducción en Este Capítulo</w:t>
+      </w:r>
+    </w:p>
+    <w:p>
+      <w:pPr>
+        <w:pStyle w:val="Heading4"/>
+      </w:pPr>
+      <w:r>
+        <w:rPr>
+          <w:lang w:val="es_ES" w:bidi="es_ES"/>
+        </w:rPr>
+        <w:t>Mal</w:t>
+      </w:r>
+    </w:p>
+    <w:p>
+      <w:pPr/>
+      <w:r>
+        <w:rPr>
+          <w:lang w:val="es_ES" w:bidi="es_ES"/>
+        </w:rPr>
+      </w:r>
+      <w:r>
+        <w:rPr>
+          <w:lang w:val="es_ES" w:bidi="es_ES"/>
+        </w:rPr>
+        <w:t xml:space="preserve">La palabra hebrea traducida como "mal" en la RVR 1909 es muy amplia, abarcando el mal moral, el mal físico y todo lo que es negativo. Dios nunca realiza el mal moral. En el versículo 1, el autor menciona que Jonás consideró que el acto de misericordia de Dios al perdonar al pueblo de Nínive era negativo. En el versículo 2, Jonás describe a Dios como "y que te arrepinties del mal". En el versículo 6, se describe la situación y actitud de Jonás como negativas. Esto ocurre después de que las acciones de los ninivitas se describen como malas en </w:t>
+      </w:r>
+      <w:hyperlink r:id="rId14">
+        <w:r>
+          <w:rPr>
+            <w:lang w:val="es_ES" w:bidi="es_ES"/>
+          </w:rPr>
+          <w:rPr>
+            <w:color w:val="0000EE"/>
+            <w:u w:val="single"/>
+          </w:rPr>
+          <w:t>1:2</w:t>
+        </w:r>
+      </w:hyperlink>
+      <w:r>
+        <w:rPr>
+          <w:lang w:val="es_ES" w:bidi="es_ES"/>
+        </w:rPr>
+        <w:t xml:space="preserve">, </w:t>
+      </w:r>
+      <w:hyperlink r:id="rId21">
+        <w:r>
+          <w:rPr>
+            <w:lang w:val="es_ES" w:bidi="es_ES"/>
+          </w:rPr>
+          <w:rPr>
+            <w:color w:val="0000EE"/>
+            <w:u w:val="single"/>
+          </w:rPr>
+          <w:t>3:8</w:t>
+        </w:r>
+      </w:hyperlink>
+      <w:r>
+        <w:rPr>
+          <w:lang w:val="es_ES" w:bidi="es_ES"/>
+        </w:rPr>
+        <w:t xml:space="preserve">, y </w:t>
+      </w:r>
+      <w:hyperlink r:id="rId22">
+        <w:r>
+          <w:rPr>
+            <w:lang w:val="es_ES" w:bidi="es_ES"/>
+          </w:rPr>
+          <w:rPr>
+            <w:color w:val="0000EE"/>
+            <w:u w:val="single"/>
+          </w:rPr>
+          <w:t>3:10</w:t>
+        </w:r>
+      </w:hyperlink>
+      <w:r>
+        <w:rPr>
+          <w:lang w:val="es_ES" w:bidi="es_ES"/>
+        </w:rPr>
+        <w:t xml:space="preserve">, y la situación de los marineros en </w:t>
+      </w:r>
+      <w:hyperlink r:id="rId23">
+        <w:r>
+          <w:rPr>
+            <w:lang w:val="es_ES" w:bidi="es_ES"/>
+          </w:rPr>
+          <w:rPr>
+            <w:color w:val="0000EE"/>
+            <w:u w:val="single"/>
+          </w:rPr>
+          <w:t>1:7</w:t>
+        </w:r>
+      </w:hyperlink>
+      <w:r>
+        <w:rPr>
+          <w:lang w:val="es_ES" w:bidi="es_ES"/>
+        </w:rPr>
+        <w:t>. La RVR 1909 traduce la palabra como "mal" en cada lugar para mostrar la ironía que el autor quiere transmitir al usar la misma palabra hebrea para cada cosa negativa diferente en el libro y para una cosa positiva: la misericordia de Dios sobre Nínive (desde la perspectiva de Jonás). Si tu idioma no usaría la misma palabra para el mal moral y físico, deberías usar palabras diferentes para cada uno de ellos.</w:t>
+      </w:r>
+      <w:r>
+        <w:rPr>
+          <w:lang w:val="es_ES" w:bidi="es_ES"/>
+        </w:rPr>
+      </w:r>
+      <w:r>
+        <w:rPr>
+          <w:lang w:val="es_ES" w:bidi="es_ES"/>
+        </w:rPr>
+      </w:r>
+    </w:p>
+    <w:p>
+      <w:pPr/>
+      <w:r>
+        <w:rPr>
+          <w:lang w:val="es_ES" w:bidi="es_ES"/>
+        </w:rPr>
+      </w:r>
+    </w:p>
+    <w:p>
+      <w:pPr>
+        <w:pStyle w:val="Heading2"/>
+      </w:pPr>
+      <w:r>
+        <w:rPr>
+          <w:lang w:val="es_ES" w:bidi="es_ES"/>
+        </w:rPr>
         <w:t>Jonás 4:1 (#4)</w:t>
       </w:r>
       <w:r>
@@ -15704,7 +16941,7 @@
         </w:rPr>
         <w:t xml:space="preserve"> se refiere a la destrucción física de la ciudad de Nínive y su gente. No se refiere al mal moral. En este contexto, esta frase significa que Dios siente tristeza por causar daño a las personas que pecan y actúa de manera diferente cuando los pecadores se arrepienten de su pecado. Podrías incluir esta información si es útil para tus lectores. Consulta la discusión sobre el mal en la introducción del capítulo y observa cómo tradujiste esta palabra en </w:t>
       </w:r>
-      <w:hyperlink r:id="rId19">
+      <w:hyperlink r:id="rId24">
         <w:r>
           <w:rPr>
             <w:lang w:val="es_ES" w:bidi="es_ES"/>
@@ -16156,7 +17393,7 @@
         </w:rPr>
         <w:t xml:space="preserve"> en el original es un modismo que describe la ira de Jonás como si fuera un fuego ardiendo dentro de él. Si esta frase no tiene ese significado en tu idioma, podrías usar un modismo que sí lo tenga o expresar el significado de manera clara. Observa cómo lo tradujiste en </w:t>
       </w:r>
-      <w:hyperlink r:id="rId19">
+      <w:hyperlink r:id="rId24">
         <w:r>
           <w:rPr>
             <w:lang w:val="es_ES" w:bidi="es_ES"/>
@@ -17407,7 +18644,7 @@
         </w:rPr>
         <w:t xml:space="preserve">Si fuera más natural en tu idioma, podrías expresar esto como una cita directa dirigida a uno mismo o, como en </w:t>
       </w:r>
-      <w:hyperlink r:id="rId20">
+      <w:hyperlink r:id="rId25">
         <w:r>
           <w:rPr>
             <w:lang w:val="es_ES" w:bidi="es_ES"/>
@@ -17534,7 +18771,7 @@
         </w:rPr>
         <w:t xml:space="preserve">, podrías expresar las mismas ideas de otras maneras. Observa cómo tradujiste esto en </w:t>
       </w:r>
-      <w:hyperlink r:id="rId20">
+      <w:hyperlink r:id="rId25">
         <w:r>
           <w:rPr>
             <w:lang w:val="es_ES" w:bidi="es_ES"/>
@@ -17757,7 +18994,7 @@
         </w:rPr>
         <w:t xml:space="preserve"> son ejemplos de un modismo que describe la ira de Jonás como un fuego que arde en su interior. Observa cómo tradujiste este modismo en </w:t>
       </w:r>
-      <w:hyperlink r:id="rId19">
+      <w:hyperlink r:id="rId24">
         <w:r>
           <w:rPr>
             <w:lang w:val="es_ES" w:bidi="es_ES"/>
@@ -18050,7 +19287,7 @@
         </w:rPr>
         <w:t xml:space="preserve"> junto con "tú" en el versículo </w:t>
       </w:r>
-      <w:hyperlink r:id="rId21">
+      <w:hyperlink r:id="rId26">
         <w:r>
           <w:rPr>
             <w:lang w:val="es_ES" w:bidi="es_ES"/>
@@ -18432,1243 +19669,6 @@
           <w:lang w:val="es_ES" w:bidi="es_ES"/>
         </w:rPr>
         <w:t xml:space="preserve">Modismo </w:t>
-      </w:r>
-      <w:r>
-        <w:rPr>
-          <w:lang w:val="es_ES" w:bidi="es_ES"/>
-        </w:rPr>
-      </w:r>
-      <w:r>
-        <w:rPr>
-          <w:lang w:val="es_ES" w:bidi="es_ES"/>
-        </w:rPr>
-      </w:r>
-    </w:p>
-    <w:p>
-      <w:pPr/>
-      <w:r>
-        <w:rPr>
-          <w:lang w:val="es_ES" w:bidi="es_ES"/>
-        </w:rPr>
-      </w:r>
-    </w:p>
-    <w:p>
-      <w:pPr>
-        <w:pStyle w:val="Heading2"/>
-      </w:pPr>
-      <w:r>
-        <w:rPr>
-          <w:lang w:val="es_ES" w:bidi="es_ES"/>
-        </w:rPr>
-        <w:t>Jonás - Capítulo 3 Introducción</w:t>
-      </w:r>
-      <w:r>
-        <w:rPr>
-          <w:lang w:val="es_ES" w:bidi="es_ES"/>
-        </w:rPr>
-      </w:r>
-    </w:p>
-    <w:p>
-      <w:pPr/>
-      <w:r>
-        <w:rPr>
-          <w:lang w:val="es_ES" w:bidi="es_ES"/>
-        </w:rPr>
-      </w:r>
-      <w:r>
-        <w:rPr>
-          <w:lang w:val="es_ES" w:bidi="es_ES"/>
-        </w:rPr>
-        <w:t>Jonás 3: Notas Generales</w:t>
-      </w:r>
-    </w:p>
-    <w:p>
-      <w:pPr>
-        <w:pStyle w:val="Heading3"/>
-      </w:pPr>
-      <w:r>
-        <w:rPr>
-          <w:lang w:val="es_ES" w:bidi="es_ES"/>
-        </w:rPr>
-        <w:t>Estructura y Formato</w:t>
-      </w:r>
-    </w:p>
-    <w:p>
-      <w:pPr/>
-      <w:r>
-        <w:rPr>
-          <w:lang w:val="es_ES" w:bidi="es_ES"/>
-        </w:rPr>
-      </w:r>
-      <w:r>
-        <w:rPr>
-          <w:lang w:val="es_ES" w:bidi="es_ES"/>
-        </w:rPr>
-        <w:t>Este capítulo vuelve a la narrativa sobre Jonás.</w:t>
-      </w:r>
-    </w:p>
-    <w:p>
-      <w:pPr>
-        <w:pStyle w:val="Heading3"/>
-      </w:pPr>
-      <w:r>
-        <w:rPr>
-          <w:lang w:val="es_ES" w:bidi="es_ES"/>
-        </w:rPr>
-        <w:t>Conceptos Especiales en Este Capítulo</w:t>
-      </w:r>
-    </w:p>
-    <w:p>
-      <w:pPr>
-        <w:pStyle w:val="Heading4"/>
-      </w:pPr>
-      <w:r>
-        <w:rPr>
-          <w:lang w:val="es_ES" w:bidi="es_ES"/>
-        </w:rPr>
-        <w:t>Los Animales</w:t>
-      </w:r>
-    </w:p>
-    <w:p>
-      <w:pPr/>
-      <w:r>
-        <w:rPr>
-          <w:lang w:val="es_ES" w:bidi="es_ES"/>
-        </w:rPr>
-      </w:r>
-      <w:r>
-        <w:rPr>
-          <w:lang w:val="es_ES" w:bidi="es_ES"/>
-        </w:rPr>
-        <w:t xml:space="preserve">Según la proclamación del rey, los animales debían participar en el ayuno que él había ordenado. Esto era inusual y probablemente indica que el rey quería que Dios viera que toda Nínive estaba tomando muy en serio su anuncio de destrucción. No hay nada en la ley de Moisés que instruyera a las personas a hacer que sus animales participaran en el ayuno. (Ver: </w:t>
-      </w:r>
-      <w:r>
-        <w:rPr>
-          <w:lang w:val="es_ES" w:bidi="es_ES"/>
-        </w:rPr>
-        <w:t>Ley de Moisés</w:t>
-      </w:r>
-      <w:r>
-        <w:rPr>
-          <w:lang w:val="es_ES" w:bidi="es_ES"/>
-        </w:rPr>
-        <w:t>)</w:t>
-      </w:r>
-    </w:p>
-    <w:p>
-      <w:pPr>
-        <w:pStyle w:val="Heading4"/>
-      </w:pPr>
-      <w:r>
-        <w:rPr>
-          <w:lang w:val="es_ES" w:bidi="es_ES"/>
-        </w:rPr>
-        <w:t>Dios Arrepintiéndose o Cediendo</w:t>
-      </w:r>
-    </w:p>
-    <w:p>
-      <w:pPr/>
-      <w:r>
-        <w:rPr>
-          <w:lang w:val="es_ES" w:bidi="es_ES"/>
-        </w:rPr>
-      </w:r>
-      <w:r>
-        <w:rPr>
-          <w:lang w:val="es_ES" w:bidi="es_ES"/>
-        </w:rPr>
-        <w:t>El último versículo de este capítulo dice: “Y vió Dios lo que hicieron, que se convirtieron de su mal camino: y arrepintióse del mal que había dicho les había de hacer, y no lo hizo”. Este concepto de que Dios cambie de opinión puede parecer inconsistente con la idea de que el carácter de Dios y sus planes son inmutables.</w:t>
-      </w:r>
-    </w:p>
-    <w:p>
-      <w:pPr/>
-      <w:r>
-        <w:rPr>
-          <w:lang w:val="es_ES" w:bidi="es_ES"/>
-        </w:rPr>
-      </w:r>
-      <w:r>
-        <w:rPr>
-          <w:lang w:val="es_ES" w:bidi="es_ES"/>
-        </w:rPr>
-        <w:t>Sin embargo, las acciones de castigo o misericordia de Dios dependen de las acciones humanas. Dios a menudo cambia su acción de castigo a misericordia en respuesta a los humanos que se arrepienten de sus pecados, porque prefiere ser misericordioso. Debido a que los ninivitas se arrepintieron, Dios no llevó a cabo el juicio que le había dicho a Jonás que proclamara, y Jonás describió eso de una manera humana como "ceder" o, como dicen algunas versiones, "cambiar de opinión". El lector entiende que este era el plan de Dios desde el principio.</w:t>
-      </w:r>
-    </w:p>
-    <w:p>
-      <w:pPr>
-        <w:pStyle w:val="Heading4"/>
-      </w:pPr>
-      <w:r>
-        <w:rPr>
-          <w:lang w:val="es_ES" w:bidi="es_ES"/>
-        </w:rPr>
-        <w:t>Dios Planeando el Mal</w:t>
-      </w:r>
-    </w:p>
-    <w:p>
-      <w:pPr/>
-      <w:r>
-        <w:rPr>
-          <w:lang w:val="es_ES" w:bidi="es_ES"/>
-        </w:rPr>
-      </w:r>
-      <w:r>
-        <w:rPr>
-          <w:lang w:val="es_ES" w:bidi="es_ES"/>
-        </w:rPr>
-        <w:t>La palabra hebrea traducida como "mal" en la RVR 1909 es muy amplia, abarcando el mal moral, el mal físico y todo lo que es negativo. En el versículo 10, el autor utiliza la misma palabra para referirse tanto a la destrucción planeada por Dios de Nínive como al comportamiento malvado de la gente. La RVR 1909 traduce cada uno de estos usos como "mal" para mostrar al lector que es la misma palabra hebrea en cada caso. Al emplear la misma palabra, el autor indica que cuando las personas se arrepienten del mal moral, Dios se abstiene de realizar el mal físico (castigo). Dios nunca comete el mal moral. Si en tu idioma no se usaría la misma palabra para ambos conceptos, deberías considerar usar palabras diferentes para ellos.</w:t>
-      </w:r>
-    </w:p>
-    <w:p>
-      <w:pPr>
-        <w:pStyle w:val="Heading3"/>
-      </w:pPr>
-      <w:r>
-        <w:rPr>
-          <w:lang w:val="es_ES" w:bidi="es_ES"/>
-        </w:rPr>
-        <w:t>Otras Posibles Dificultades de Traducción en Este Capítulo</w:t>
-      </w:r>
-    </w:p>
-    <w:p>
-      <w:pPr>
-        <w:pStyle w:val="Heading4"/>
-      </w:pPr>
-      <w:r>
-        <w:rPr>
-          <w:lang w:val="es_ES" w:bidi="es_ES"/>
-        </w:rPr>
-        <w:t>Dimensiones de Nínive</w:t>
-      </w:r>
-    </w:p>
-    <w:p>
-      <w:pPr/>
-      <w:r>
-        <w:rPr>
-          <w:lang w:val="es_ES" w:bidi="es_ES"/>
-        </w:rPr>
-      </w:r>
-      <w:r>
-        <w:rPr>
-          <w:lang w:val="es_ES" w:bidi="es_ES"/>
-        </w:rPr>
-        <w:t>Las ruinas de la antigua ciudad de Nínive que han sido descubiertas tienen alrededor de 13 kilómetros de circunferencia. Aunque Nínive era una ciudad muy grande en el mundo antiguo, no era tan extensa como la mayoría de las ciudades modernas. La descripción de Nínive como “de tres días de camino” parece indicar que se tardaba tres días en recorrerla, aunque eso parece ser más tiempo del necesario para atravesar una ciudad de ese tamaño. Por supuesto, esto depende de varios factores: lo que una persona estuviera haciendo durante su recorrido por la ciudad y que podría haber habido asentamientos extensos fuera de las murallas. Además, el tiempo mencionado es probablemente solo una aproximación general. Los traductores deben limitarse a traducir el texto y no intentar reconciliarlo con lo que los arqueólogos modernos creen saber sobre la antigua Nínive y las personas que la recorrían.</w:t>
-      </w:r>
-    </w:p>
-    <w:p>
-      <w:pPr>
-        <w:pStyle w:val="Heading4"/>
-      </w:pPr>
-      <w:r>
-        <w:rPr>
-          <w:lang w:val="es_ES" w:bidi="es_ES"/>
-        </w:rPr>
-        <w:t>Una Ciudad Grande para Dios</w:t>
-      </w:r>
-    </w:p>
-    <w:p>
-      <w:pPr/>
-      <w:r>
-        <w:rPr>
-          <w:lang w:val="es_ES" w:bidi="es_ES"/>
-        </w:rPr>
-      </w:r>
-      <w:r>
-        <w:rPr>
-          <w:lang w:val="es_ES" w:bidi="es_ES"/>
-        </w:rPr>
-        <w:t>En algunas traducciones en español el versículo tres, describe a Nínive como una "ciudad grande para Dios”. En hebreo, decir que algo es "para Dios" o "de Dios" es un modismo que significa que es un ejemplo extremo de esa cosa. Por ejemplo, en Génesis 30:8, RVR 1909 Raquel describe la lucha que ha tenido con su hermana como “luchas de Dios”, lo que significa “una lucha poderosa” o “una lucha extremadamente difícil”. Otros ejemplos de este modismo en la Biblia se encuentran en Génesis 23:6, Éxodo 9:28, 1 Samuel 14:15, Salmos 36:6 y Salmos 80:10. En Jonás 3:3, este modismo probablemente significa que Nínive era una ciudad extremadamente grande. Consulta cómo se traduce esto en la Biblia que se usa más comúnmente en tu área. Puede que desees seguir cómo tradujeron este modismo.</w:t>
-      </w:r>
-    </w:p>
-    <w:p>
-      <w:pPr/>
-      <w:r>
-        <w:rPr>
-          <w:lang w:val="es_ES" w:bidi="es_ES"/>
-        </w:rPr>
-      </w:r>
-      <w:r>
-        <w:rPr>
-          <w:lang w:val="es_ES" w:bidi="es_ES"/>
-        </w:rPr>
-      </w:r>
-      <w:r>
-        <w:rPr>
-          <w:lang w:val="es_ES" w:bidi="es_ES"/>
-        </w:rPr>
-      </w:r>
-    </w:p>
-    <w:p>
-      <w:pPr/>
-      <w:r>
-        <w:rPr>
-          <w:lang w:val="es_ES" w:bidi="es_ES"/>
-        </w:rPr>
-      </w:r>
-    </w:p>
-    <w:p>
-      <w:pPr>
-        <w:pStyle w:val="Heading2"/>
-      </w:pPr>
-      <w:r>
-        <w:rPr>
-          <w:lang w:val="es_ES" w:bidi="es_ES"/>
-        </w:rPr>
-        <w:t>Jonás - Capítulo 4 Introducción</w:t>
-      </w:r>
-      <w:r>
-        <w:rPr>
-          <w:lang w:val="es_ES" w:bidi="es_ES"/>
-        </w:rPr>
-      </w:r>
-    </w:p>
-    <w:p>
-      <w:pPr/>
-      <w:r>
-        <w:rPr>
-          <w:lang w:val="es_ES" w:bidi="es_ES"/>
-        </w:rPr>
-      </w:r>
-      <w:r>
-        <w:rPr>
-          <w:lang w:val="es_ES" w:bidi="es_ES"/>
-        </w:rPr>
-        <w:t>Jonás 4 Notas generales</w:t>
-      </w:r>
-    </w:p>
-    <w:p>
-      <w:pPr>
-        <w:pStyle w:val="Heading3"/>
-      </w:pPr>
-      <w:r>
-        <w:rPr>
-          <w:lang w:val="es_ES" w:bidi="es_ES"/>
-        </w:rPr>
-        <w:t>Estructura y Formato</w:t>
-      </w:r>
-    </w:p>
-    <w:p>
-      <w:pPr/>
-      <w:r>
-        <w:rPr>
-          <w:lang w:val="es_ES" w:bidi="es_ES"/>
-        </w:rPr>
-      </w:r>
-      <w:r>
-        <w:rPr>
-          <w:lang w:val="es_ES" w:bidi="es_ES"/>
-        </w:rPr>
-        <w:t xml:space="preserve">Jonás continúa la narrativa y lleva el libro a una conclusión inusual, terminándolo con una pregunta de Dios. Esto enfatiza que el libro no se centra realmente en Jonás, sino en el deseo de Dios de ser misericordioso con todos, ya sean judíos o gentiles. (Ver: </w:t>
-      </w:r>
-      <w:r>
-        <w:rPr>
-          <w:lang w:val="es_ES" w:bidi="es_ES"/>
-        </w:rPr>
-        <w:t>Misericordia</w:t>
-      </w:r>
-      <w:r>
-        <w:rPr>
-          <w:lang w:val="es_ES" w:bidi="es_ES"/>
-        </w:rPr>
-        <w:t>)</w:t>
-      </w:r>
-    </w:p>
-    <w:p>
-      <w:pPr>
-        <w:pStyle w:val="Heading3"/>
-      </w:pPr>
-      <w:r>
-        <w:rPr>
-          <w:lang w:val="es_ES" w:bidi="es_ES"/>
-        </w:rPr>
-        <w:t>Conceptos Especiales en Este Capítulo</w:t>
-      </w:r>
-    </w:p>
-    <w:p>
-      <w:pPr>
-        <w:pStyle w:val="Heading4"/>
-      </w:pPr>
-      <w:r>
-        <w:rPr>
-          <w:lang w:val="es_ES" w:bidi="es_ES"/>
-        </w:rPr>
-        <w:t>Profecía Pospuesta</w:t>
-      </w:r>
-    </w:p>
-    <w:p>
-      <w:pPr/>
-      <w:r>
-        <w:rPr>
-          <w:lang w:val="es_ES" w:bidi="es_ES"/>
-        </w:rPr>
-      </w:r>
-      <w:r>
-        <w:rPr>
-          <w:lang w:val="es_ES" w:bidi="es_ES"/>
-        </w:rPr>
-        <w:t xml:space="preserve">Según la ley de Moisés, un profeta debe anunciar lo que Jehová le ordena, y sus palabras deben cumplirse. Si eso no ocurría, la pena era la muerte, ya que una profecía no cumplida indicaba que el hombre no era un verdadero profeta. Sin embargo, cuando Jonás le dijo a la ciudad de Nínive que sería destruida en 40 días, esto no ocurrió en ese momento. Esto se debe a que Dios se reserva el derecho de ser misericordioso. (Ver: </w:t>
-      </w:r>
-      <w:r>
-        <w:rPr>
-          <w:lang w:val="es_ES" w:bidi="es_ES"/>
-        </w:rPr>
-        <w:t>Profeta</w:t>
-      </w:r>
-      <w:r>
-        <w:rPr>
-          <w:lang w:val="es_ES" w:bidi="es_ES"/>
-        </w:rPr>
-        <w:t xml:space="preserve"> y </w:t>
-      </w:r>
-      <w:r>
-        <w:rPr>
-          <w:lang w:val="es_ES" w:bidi="es_ES"/>
-        </w:rPr>
-        <w:t>Ley de Moisés</w:t>
-      </w:r>
-      <w:r>
-        <w:rPr>
-          <w:lang w:val="es_ES" w:bidi="es_ES"/>
-        </w:rPr>
-        <w:t>)</w:t>
-      </w:r>
-    </w:p>
-    <w:p>
-      <w:pPr>
-        <w:pStyle w:val="Heading4"/>
-      </w:pPr>
-      <w:r>
-        <w:rPr>
-          <w:lang w:val="es_ES" w:bidi="es_ES"/>
-        </w:rPr>
-        <w:t>La Ira de Jonás</w:t>
-      </w:r>
-    </w:p>
-    <w:p>
-      <w:pPr/>
-      <w:r>
-        <w:rPr>
-          <w:lang w:val="es_ES" w:bidi="es_ES"/>
-        </w:rPr>
-      </w:r>
-      <w:r>
-        <w:rPr>
-          <w:lang w:val="es_ES" w:bidi="es_ES"/>
-        </w:rPr>
-        <w:t>Cuando Dios no destruyó Nínive, Jonás se enojó con él porque odiaba a la gente de Nínive, ya que eran enemigos de Israel. Sin embargo, Dios quería que Jonás y los lectores de este libro aprendieran que Él ama a todas las personas.</w:t>
-      </w:r>
-    </w:p>
-    <w:p>
-      <w:pPr>
-        <w:pStyle w:val="Heading4"/>
-      </w:pPr>
-      <w:r>
-        <w:rPr>
-          <w:lang w:val="es_ES" w:bidi="es_ES"/>
-        </w:rPr>
-        <w:t>Características de Dios</w:t>
-      </w:r>
-    </w:p>
-    <w:p>
-      <w:pPr/>
-      <w:r>
-        <w:rPr>
-          <w:lang w:val="es_ES" w:bidi="es_ES"/>
-        </w:rPr>
-      </w:r>
-      <w:r>
-        <w:rPr>
-          <w:lang w:val="es_ES" w:bidi="es_ES"/>
-        </w:rPr>
-        <w:t xml:space="preserve">En el versículo 2, Jonás atribuye una serie de características a Dios. Un lector judío de este libro reconocería esto como la descripción que Dios utilizó sobre sí mismo al hablar con Moisés en el monte Sinaí (ver </w:t>
-      </w:r>
-      <w:hyperlink r:id="rId22">
-        <w:r>
-          <w:rPr>
-            <w:lang w:val="es_ES" w:bidi="es_ES"/>
-          </w:rPr>
-          <w:rPr>
-            <w:color w:val="0000EE"/>
-            <w:u w:val="single"/>
-          </w:rPr>
-          <w:t>Éxodo 34:6–7</w:t>
-        </w:r>
-      </w:hyperlink>
-      <w:r>
-        <w:rPr>
-          <w:lang w:val="es_ES" w:bidi="es_ES"/>
-        </w:rPr>
-        <w:t>).</w:t>
-      </w:r>
-    </w:p>
-    <w:p>
-      <w:pPr>
-        <w:pStyle w:val="Heading4"/>
-      </w:pPr>
-      <w:r>
-        <w:rPr>
-          <w:lang w:val="es_ES" w:bidi="es_ES"/>
-        </w:rPr>
-        <w:t>La Gracia de Dios</w:t>
-      </w:r>
-    </w:p>
-    <w:p>
-      <w:pPr/>
-      <w:r>
-        <w:rPr>
-          <w:lang w:val="es_ES" w:bidi="es_ES"/>
-        </w:rPr>
-      </w:r>
-      <w:r>
-        <w:rPr>
-          <w:lang w:val="es_ES" w:bidi="es_ES"/>
-        </w:rPr>
-        <w:t xml:space="preserve">Cuando Jonás salió de la ciudad, sintió mucho calor; Dios, amablemente, le proporcionó algo de alivio a través de la planta. Dios estaba tratando de enseñarle a Jonás que es un Dios misericordioso mediante esta lección objetiva. (Ver: </w:t>
-      </w:r>
-      <w:r>
-        <w:rPr>
-          <w:lang w:val="es_ES" w:bidi="es_ES"/>
-        </w:rPr>
-        <w:t>Gracia</w:t>
-      </w:r>
-      <w:r>
-        <w:rPr>
-          <w:lang w:val="es_ES" w:bidi="es_ES"/>
-        </w:rPr>
-        <w:t>)</w:t>
-      </w:r>
-    </w:p>
-    <w:p>
-      <w:pPr>
-        <w:pStyle w:val="Heading3"/>
-      </w:pPr>
-      <w:r>
-        <w:rPr>
-          <w:lang w:val="es_ES" w:bidi="es_ES"/>
-        </w:rPr>
-        <w:t>Figuras Retóricas Destacadas en Este Capítulo</w:t>
-      </w:r>
-    </w:p>
-    <w:p>
-      <w:pPr>
-        <w:pStyle w:val="Heading4"/>
-      </w:pPr>
-      <w:r>
-        <w:rPr>
-          <w:lang w:val="es_ES" w:bidi="es_ES"/>
-        </w:rPr>
-        <w:t>Preguntas retóricas</w:t>
-      </w:r>
-    </w:p>
-    <w:p>
-      <w:pPr/>
-      <w:r>
-        <w:rPr>
-          <w:lang w:val="es_ES" w:bidi="es_ES"/>
-        </w:rPr>
-      </w:r>
-      <w:r>
-        <w:rPr>
-          <w:lang w:val="es_ES" w:bidi="es_ES"/>
-        </w:rPr>
-        <w:t xml:space="preserve">En este capítulo, Jonás emplea una pregunta retórica para expresar su enojo con Jehová. Jehová, a su vez, utiliza una serie de tres preguntas retóricas para enseñar a Jonás sobre la actitud que debería adoptar. Si en tu idioma no se utilizan preguntas retóricas para estos fines, emplea una forma más natural. (Ver: </w:t>
-      </w:r>
-      <w:r>
-        <w:rPr>
-          <w:lang w:val="es_ES" w:bidi="es_ES"/>
-        </w:rPr>
-        <w:t>Pregunta Retórica</w:t>
-      </w:r>
-      <w:r>
-        <w:rPr>
-          <w:lang w:val="es_ES" w:bidi="es_ES"/>
-        </w:rPr>
-        <w:t>)</w:t>
-      </w:r>
-    </w:p>
-    <w:p>
-      <w:pPr>
-        <w:pStyle w:val="Heading3"/>
-      </w:pPr>
-      <w:r>
-        <w:rPr>
-          <w:lang w:val="es_ES" w:bidi="es_ES"/>
-        </w:rPr>
-        <w:t>Otras Posibles Dificultades de Traducción en Este Capítulo</w:t>
-      </w:r>
-    </w:p>
-    <w:p>
-      <w:pPr>
-        <w:pStyle w:val="Heading4"/>
-      </w:pPr>
-      <w:r>
-        <w:rPr>
-          <w:lang w:val="es_ES" w:bidi="es_ES"/>
-        </w:rPr>
-        <w:t>Mal</w:t>
-      </w:r>
-    </w:p>
-    <w:p>
-      <w:pPr/>
-      <w:r>
-        <w:rPr>
-          <w:lang w:val="es_ES" w:bidi="es_ES"/>
-        </w:rPr>
-      </w:r>
-      <w:r>
-        <w:rPr>
-          <w:lang w:val="es_ES" w:bidi="es_ES"/>
-        </w:rPr>
-        <w:t xml:space="preserve">La palabra hebrea traducida como "mal" en la RVR 1909 es muy amplia, abarcando el mal moral, el mal físico y todo lo que es negativo. Dios nunca realiza el mal moral. En el versículo 1, el autor menciona que Jonás consideró que el acto de misericordia de Dios al perdonar al pueblo de Nínive era negativo. En el versículo 2, Jonás describe a Dios como "y que te arrepinties del mal". En el versículo 6, se describe la situación y actitud de Jonás como negativas. Esto ocurre después de que las acciones de los ninivitas se describen como malas en </w:t>
-      </w:r>
-      <w:hyperlink r:id="rId13">
-        <w:r>
-          <w:rPr>
-            <w:lang w:val="es_ES" w:bidi="es_ES"/>
-          </w:rPr>
-          <w:rPr>
-            <w:color w:val="0000EE"/>
-            <w:u w:val="single"/>
-          </w:rPr>
-          <w:t>1:2</w:t>
-        </w:r>
-      </w:hyperlink>
-      <w:r>
-        <w:rPr>
-          <w:lang w:val="es_ES" w:bidi="es_ES"/>
-        </w:rPr>
-        <w:t xml:space="preserve">, </w:t>
-      </w:r>
-      <w:hyperlink r:id="rId23">
-        <w:r>
-          <w:rPr>
-            <w:lang w:val="es_ES" w:bidi="es_ES"/>
-          </w:rPr>
-          <w:rPr>
-            <w:color w:val="0000EE"/>
-            <w:u w:val="single"/>
-          </w:rPr>
-          <w:t>3:8</w:t>
-        </w:r>
-      </w:hyperlink>
-      <w:r>
-        <w:rPr>
-          <w:lang w:val="es_ES" w:bidi="es_ES"/>
-        </w:rPr>
-        <w:t xml:space="preserve">, y </w:t>
-      </w:r>
-      <w:hyperlink r:id="rId24">
-        <w:r>
-          <w:rPr>
-            <w:lang w:val="es_ES" w:bidi="es_ES"/>
-          </w:rPr>
-          <w:rPr>
-            <w:color w:val="0000EE"/>
-            <w:u w:val="single"/>
-          </w:rPr>
-          <w:t>3:10</w:t>
-        </w:r>
-      </w:hyperlink>
-      <w:r>
-        <w:rPr>
-          <w:lang w:val="es_ES" w:bidi="es_ES"/>
-        </w:rPr>
-        <w:t xml:space="preserve">, y la situación de los marineros en </w:t>
-      </w:r>
-      <w:hyperlink r:id="rId25">
-        <w:r>
-          <w:rPr>
-            <w:lang w:val="es_ES" w:bidi="es_ES"/>
-          </w:rPr>
-          <w:rPr>
-            <w:color w:val="0000EE"/>
-            <w:u w:val="single"/>
-          </w:rPr>
-          <w:t>1:7</w:t>
-        </w:r>
-      </w:hyperlink>
-      <w:r>
-        <w:rPr>
-          <w:lang w:val="es_ES" w:bidi="es_ES"/>
-        </w:rPr>
-        <w:t>. La RVR 1909 traduce la palabra como "mal" en cada lugar para mostrar la ironía que el autor quiere transmitir al usar la misma palabra hebrea para cada cosa negativa diferente en el libro y para una cosa positiva: la misericordia de Dios sobre Nínive (desde la perspectiva de Jonás). Si tu idioma no usaría la misma palabra para el mal moral y físico, deberías usar palabras diferentes para cada uno de ellos.</w:t>
-      </w:r>
-      <w:r>
-        <w:rPr>
-          <w:lang w:val="es_ES" w:bidi="es_ES"/>
-        </w:rPr>
-      </w:r>
-      <w:r>
-        <w:rPr>
-          <w:lang w:val="es_ES" w:bidi="es_ES"/>
-        </w:rPr>
-      </w:r>
-    </w:p>
-    <w:p>
-      <w:pPr/>
-      <w:r>
-        <w:rPr>
-          <w:lang w:val="es_ES" w:bidi="es_ES"/>
-        </w:rPr>
-      </w:r>
-    </w:p>
-    <w:p>
-      <w:pPr>
-        <w:pStyle w:val="Heading2"/>
-      </w:pPr>
-      <w:r>
-        <w:rPr>
-          <w:lang w:val="es_ES" w:bidi="es_ES"/>
-        </w:rPr>
-        <w:t>Jonás - Capítulo 1 Introducción</w:t>
-      </w:r>
-      <w:r>
-        <w:rPr>
-          <w:lang w:val="es_ES" w:bidi="es_ES"/>
-        </w:rPr>
-      </w:r>
-    </w:p>
-    <w:p>
-      <w:pPr/>
-      <w:r>
-        <w:rPr>
-          <w:lang w:val="es_ES" w:bidi="es_ES"/>
-        </w:rPr>
-      </w:r>
-      <w:r>
-        <w:rPr>
-          <w:lang w:val="es_ES" w:bidi="es_ES"/>
-        </w:rPr>
-        <w:t>Jonás 1 Notas Generales</w:t>
-      </w:r>
-    </w:p>
-    <w:p>
-      <w:pPr>
-        <w:pStyle w:val="Heading3"/>
-      </w:pPr>
-      <w:r>
-        <w:rPr>
-          <w:lang w:val="es_ES" w:bidi="es_ES"/>
-        </w:rPr>
-        <w:t>Estructura y Formato</w:t>
-      </w:r>
-    </w:p>
-    <w:p>
-      <w:pPr/>
-      <w:r>
-        <w:rPr>
-          <w:lang w:val="es_ES" w:bidi="es_ES"/>
-        </w:rPr>
-      </w:r>
-      <w:r>
-        <w:rPr>
-          <w:lang w:val="es_ES" w:bidi="es_ES"/>
-        </w:rPr>
-        <w:t>El relato de este capítulo comienza de manera abrupta, lo cual es típico en un libro profético. El traductor no debe agregar información para suavizar esta introducción; sin embargo, el primer versículo podría dividirse en varias oraciones para lograr un inicio más natural.</w:t>
-      </w:r>
-    </w:p>
-    <w:p>
-      <w:pPr>
-        <w:pStyle w:val="Heading3"/>
-      </w:pPr>
-      <w:r>
-        <w:rPr>
-          <w:lang w:val="es_ES" w:bidi="es_ES"/>
-        </w:rPr>
-        <w:t>Conceptos Especiales en Este Capítulo</w:t>
-      </w:r>
-    </w:p>
-    <w:p>
-      <w:pPr>
-        <w:pStyle w:val="Heading4"/>
-      </w:pPr>
-      <w:r>
-        <w:rPr>
-          <w:lang w:val="es_ES" w:bidi="es_ES"/>
-        </w:rPr>
-        <w:t>Milagro</w:t>
-      </w:r>
-    </w:p>
-    <w:p>
-      <w:pPr/>
-      <w:r>
-        <w:rPr>
-          <w:lang w:val="es_ES" w:bidi="es_ES"/>
-        </w:rPr>
-      </w:r>
-      <w:r>
-        <w:rPr>
-          <w:lang w:val="es_ES" w:bidi="es_ES"/>
-        </w:rPr>
-        <w:t xml:space="preserve">En el versículo </w:t>
-      </w:r>
-      <w:hyperlink r:id="rId26">
-        <w:r>
-          <w:rPr>
-            <w:lang w:val="es_ES" w:bidi="es_ES"/>
-          </w:rPr>
-          <w:rPr>
-            <w:color w:val="0000EE"/>
-            <w:u w:val="single"/>
-          </w:rPr>
-          <w:t>1:17</w:t>
-        </w:r>
-      </w:hyperlink>
-      <w:r>
-        <w:rPr>
-          <w:lang w:val="es_ES" w:bidi="es_ES"/>
-        </w:rPr>
-        <w:t xml:space="preserve">, se menciona "un gran pez". Puede ser difícil imaginar una criatura marina lo suficientemente grande como para tragarse a un hombre entero, y no sabemos qué tipo de criatura era. Jonás entonces sobrevive durante tres días y tres noches dentro del pez. Esto es algo que Dios hizo que sucediera. Los traductores no deben intentar explicar eventos milagrosos para hacerlos más fáciles de entender. (Ver: </w:t>
-      </w:r>
-      <w:r>
-        <w:rPr>
-          <w:lang w:val="es_ES" w:bidi="es_ES"/>
-        </w:rPr>
-        <w:t>Milagro</w:t>
-      </w:r>
-      <w:r>
-        <w:rPr>
-          <w:lang w:val="es_ES" w:bidi="es_ES"/>
-        </w:rPr>
-        <w:t>).</w:t>
-      </w:r>
-    </w:p>
-    <w:p>
-      <w:pPr>
-        <w:pStyle w:val="Heading3"/>
-      </w:pPr>
-      <w:r>
-        <w:rPr>
-          <w:lang w:val="es_ES" w:bidi="es_ES"/>
-        </w:rPr>
-        <w:t>Figuras Retóricas Importantes en Este Capítulo</w:t>
-      </w:r>
-    </w:p>
-    <w:p>
-      <w:pPr>
-        <w:pStyle w:val="Heading4"/>
-      </w:pPr>
-      <w:r>
-        <w:rPr>
-          <w:lang w:val="es_ES" w:bidi="es_ES"/>
-        </w:rPr>
-        <w:t>Ironía Situacional</w:t>
-      </w:r>
-    </w:p>
-    <w:p>
-      <w:pPr/>
-      <w:r>
-        <w:rPr>
-          <w:lang w:val="es_ES" w:bidi="es_ES"/>
-        </w:rPr>
-      </w:r>
-      <w:r>
-        <w:rPr>
-          <w:lang w:val="es_ES" w:bidi="es_ES"/>
-        </w:rPr>
-        <w:t xml:space="preserve">En este capítulo se presenta una situación irónica. Esto significa que las personas hacen o dicen cosas que son contrarias a lo que se esperaría. Jonás es un profeta de Dios, y como tal, se esperaría que se esforzara por cumplir la voluntad de Dios. Sin embargo, él huye de Dios. Aunque los marineros gentiles no son israelitas, actúan con fe y temor de Jehová al enviar a Jonás a una muerte casi segura al arrojarlo por la borda. (Ver: </w:t>
-      </w:r>
-      <w:r>
-        <w:rPr>
-          <w:lang w:val="es_ES" w:bidi="es_ES"/>
-        </w:rPr>
-        <w:t>Ironía</w:t>
-      </w:r>
-      <w:r>
-        <w:rPr>
-          <w:lang w:val="es_ES" w:bidi="es_ES"/>
-        </w:rPr>
-        <w:t xml:space="preserve">, </w:t>
-      </w:r>
-      <w:r>
-        <w:rPr>
-          <w:lang w:val="es_ES" w:bidi="es_ES"/>
-        </w:rPr>
-        <w:t>Profeta</w:t>
-      </w:r>
-      <w:r>
-        <w:rPr>
-          <w:lang w:val="es_ES" w:bidi="es_ES"/>
-        </w:rPr>
-        <w:t xml:space="preserve"> y </w:t>
-      </w:r>
-      <w:r>
-        <w:rPr>
-          <w:lang w:val="es_ES" w:bidi="es_ES"/>
-        </w:rPr>
-        <w:t>Voluntad de Dios</w:t>
-      </w:r>
-      <w:r>
-        <w:rPr>
-          <w:lang w:val="es_ES" w:bidi="es_ES"/>
-        </w:rPr>
-        <w:t xml:space="preserve"> y </w:t>
-      </w:r>
-      <w:r>
-        <w:rPr>
-          <w:lang w:val="es_ES" w:bidi="es_ES"/>
-        </w:rPr>
-        <w:t>Fe</w:t>
-      </w:r>
-      <w:r>
-        <w:rPr>
-          <w:lang w:val="es_ES" w:bidi="es_ES"/>
-        </w:rPr>
-        <w:t>).</w:t>
-      </w:r>
-    </w:p>
-    <w:p>
-      <w:pPr>
-        <w:pStyle w:val="Heading4"/>
-      </w:pPr>
-      <w:r>
-        <w:rPr>
-          <w:lang w:val="es_ES" w:bidi="es_ES"/>
-        </w:rPr>
-        <w:t>Mar</w:t>
-      </w:r>
-    </w:p>
-    <w:p>
-      <w:pPr/>
-      <w:r>
-        <w:rPr>
-          <w:lang w:val="es_ES" w:bidi="es_ES"/>
-        </w:rPr>
-      </w:r>
-      <w:r>
-        <w:rPr>
-          <w:lang w:val="es_ES" w:bidi="es_ES"/>
-        </w:rPr>
-        <w:t xml:space="preserve">En el antiguo Oriente Medio, las personas percibían el mar como un lugar caótico y desconfiaban de él. Algunos de los dioses que adoraban eran deidades del mar. El pueblo de Jonás, los hebreos, tenía un gran temor al mar. Sin embargo, el miedo de Jonás al mar no fue suficiente para impedirle embarcarse en un barco y evitar cumplir con lo que Jehová le había ordenado. (Ver: </w:t>
-      </w:r>
-      <w:r>
-        <w:rPr>
-          <w:lang w:val="es_ES" w:bidi="es_ES"/>
-        </w:rPr>
-        <w:t>Miedo</w:t>
-      </w:r>
-      <w:r>
-        <w:rPr>
-          <w:lang w:val="es_ES" w:bidi="es_ES"/>
-        </w:rPr>
-        <w:t>).</w:t>
-      </w:r>
-    </w:p>
-    <w:p>
-      <w:pPr>
-        <w:pStyle w:val="Heading3"/>
-      </w:pPr>
-      <w:r>
-        <w:rPr>
-          <w:lang w:val="es_ES" w:bidi="es_ES"/>
-        </w:rPr>
-        <w:t>Otras Posibles Dificultades de Traducción en Este Capítulo</w:t>
-      </w:r>
-    </w:p>
-    <w:p>
-      <w:pPr>
-        <w:pStyle w:val="Heading4"/>
-      </w:pPr>
-      <w:r>
-        <w:rPr>
-          <w:lang w:val="es_ES" w:bidi="es_ES"/>
-        </w:rPr>
-        <w:t>Información Implícita</w:t>
-      </w:r>
-    </w:p>
-    <w:p>
-      <w:pPr/>
-      <w:r>
-        <w:rPr>
-          <w:lang w:val="es_ES" w:bidi="es_ES"/>
-        </w:rPr>
-      </w:r>
-      <w:r>
-        <w:rPr>
-          <w:lang w:val="es_ES" w:bidi="es_ES"/>
-        </w:rPr>
-        <w:t xml:space="preserve">Aunque nadie sabe con certeza dónde se encontraba Tarsis, el escritor asume que el lector comprende que Jonás tuvo que alejarse de Nínive para dirigirse allí. (Ver: </w:t>
-      </w:r>
-      <w:r>
-        <w:rPr>
-          <w:lang w:val="es_ES" w:bidi="es_ES"/>
-        </w:rPr>
-        <w:t>Conocimiento Asumido e Información Implícita</w:t>
-      </w:r>
-      <w:r>
-        <w:rPr>
-          <w:lang w:val="es_ES" w:bidi="es_ES"/>
-        </w:rPr>
-        <w:t>).</w:t>
-      </w:r>
-      <w:r>
-        <w:rPr>
-          <w:lang w:val="es_ES" w:bidi="es_ES"/>
-        </w:rPr>
-      </w:r>
-      <w:r>
-        <w:rPr>
-          <w:lang w:val="es_ES" w:bidi="es_ES"/>
-        </w:rPr>
-      </w:r>
-    </w:p>
-    <w:p>
-      <w:pPr/>
-      <w:r>
-        <w:rPr>
-          <w:lang w:val="es_ES" w:bidi="es_ES"/>
-        </w:rPr>
-      </w:r>
-    </w:p>
-    <w:p>
-      <w:pPr>
-        <w:pStyle w:val="Heading2"/>
-      </w:pPr>
-      <w:r>
-        <w:rPr>
-          <w:lang w:val="es_ES" w:bidi="es_ES"/>
-        </w:rPr>
-        <w:t>Jonás - Capítulo 2 Introducción</w:t>
-      </w:r>
-      <w:r>
-        <w:rPr>
-          <w:lang w:val="es_ES" w:bidi="es_ES"/>
-        </w:rPr>
-      </w:r>
-    </w:p>
-    <w:p>
-      <w:pPr/>
-      <w:r>
-        <w:rPr>
-          <w:lang w:val="es_ES" w:bidi="es_ES"/>
-        </w:rPr>
-      </w:r>
-      <w:r>
-        <w:rPr>
-          <w:lang w:val="es_ES" w:bidi="es_ES"/>
-        </w:rPr>
-        <w:t>Jonás 2 Notas generales</w:t>
-      </w:r>
-    </w:p>
-    <w:p>
-      <w:pPr>
-        <w:pStyle w:val="Heading3"/>
-      </w:pPr>
-      <w:r>
-        <w:rPr>
-          <w:lang w:val="es_ES" w:bidi="es_ES"/>
-        </w:rPr>
-        <w:t>Estructura y Formato</w:t>
-      </w:r>
-    </w:p>
-    <w:p>
-      <w:pPr/>
-      <w:r>
-        <w:rPr>
-          <w:lang w:val="es_ES" w:bidi="es_ES"/>
-        </w:rPr>
-      </w:r>
-      <w:r>
-        <w:rPr>
-          <w:lang w:val="es_ES" w:bidi="es_ES"/>
-        </w:rPr>
-        <w:t>Este capítulo comienza con una oración de Jonás, y muchos traductores han optado por separarla del resto del texto, colocándola más a la derecha de la página. Además, la oración está escrita en forma de poema. Para reflejar esto, muchas traducciones colocan cada verso del poema en una línea separada. Los traductores pueden seguir estas prácticas, pero no están obligados a hacerlo. Quizás desees seguir el formato de una traducción conocida en tu zona.</w:t>
-      </w:r>
-    </w:p>
-    <w:p>
-      <w:pPr>
-        <w:pStyle w:val="Heading3"/>
-      </w:pPr>
-      <w:r>
-        <w:rPr>
-          <w:lang w:val="es_ES" w:bidi="es_ES"/>
-        </w:rPr>
-        <w:t>Conceptos Especiales en Este Capítulo</w:t>
-      </w:r>
-    </w:p>
-    <w:p>
-      <w:pPr>
-        <w:pStyle w:val="Heading4"/>
-      </w:pPr>
-      <w:r>
-        <w:rPr>
-          <w:lang w:val="es_ES" w:bidi="es_ES"/>
-        </w:rPr>
-        <w:t>Mar</w:t>
-      </w:r>
-    </w:p>
-    <w:p>
-      <w:pPr/>
-      <w:r>
-        <w:rPr>
-          <w:lang w:val="es_ES" w:bidi="es_ES"/>
-        </w:rPr>
-      </w:r>
-      <w:r>
-        <w:rPr>
-          <w:lang w:val="es_ES" w:bidi="es_ES"/>
-        </w:rPr>
-        <w:t xml:space="preserve">Este capítulo contiene muchos términos que describen el mar. Si las personas que hablan tu idioma no están familiarizadas con el mar, tendrás que discutir cómo describir estas cosas. (Ver: </w:t>
-      </w:r>
-      <w:r>
-        <w:rPr>
-          <w:lang w:val="es_ES" w:bidi="es_ES"/>
-        </w:rPr>
-        <w:t>Traducir lo Desconocido</w:t>
-      </w:r>
-      <w:r>
-        <w:rPr>
-          <w:lang w:val="es_ES" w:bidi="es_ES"/>
-        </w:rPr>
-        <w:t>).</w:t>
-      </w:r>
-    </w:p>
-    <w:p>
-      <w:pPr>
-        <w:pStyle w:val="Heading3"/>
-      </w:pPr>
-      <w:r>
-        <w:rPr>
-          <w:lang w:val="es_ES" w:bidi="es_ES"/>
-        </w:rPr>
-        <w:t>Figuras Retóricas Importantes en Este Capítulo</w:t>
-      </w:r>
-    </w:p>
-    <w:p>
-      <w:pPr>
-        <w:pStyle w:val="Heading4"/>
-      </w:pPr>
-      <w:r>
-        <w:rPr>
-          <w:lang w:val="es_ES" w:bidi="es_ES"/>
-        </w:rPr>
-        <w:t>Imágenes Poéticas</w:t>
-      </w:r>
-    </w:p>
-    <w:p>
-      <w:pPr/>
-      <w:r>
-        <w:rPr>
-          <w:lang w:val="es_ES" w:bidi="es_ES"/>
-        </w:rPr>
-      </w:r>
-      <w:r>
-        <w:rPr>
-          <w:lang w:val="es_ES" w:bidi="es_ES"/>
-        </w:rPr>
-        <w:t>Las oraciones en las escrituras suelen expresarse en forma de poesía. La poesía utiliza con frecuencia metáforas y otras imágenes para comunicar con mayor fuerza temas muy emotivos. Por ejemplo, Jonás pensó que moriría en el vientre de un pez en el mar, por lo que compara estar atrapado allí con estar rodeado por los barrotes de la tierra y estar en el "vientre del sepulcro". Jonás se siente abrumado por la profundidad del mar y lo expresa hablando de estar en las "r</w:t>
-      </w:r>
-      <w:r>
-        <w:rPr>
-          <w:lang w:val="es_ES" w:bidi="es_ES"/>
-        </w:rPr>
-        <w:t>aíces de los montes</w:t>
-      </w:r>
-      <w:r>
-        <w:rPr>
-          <w:lang w:val="es_ES" w:bidi="es_ES"/>
-        </w:rPr>
-        <w:t xml:space="preserve">". (Ver: </w:t>
-      </w:r>
-      <w:r>
-        <w:rPr>
-          <w:lang w:val="es_ES" w:bidi="es_ES"/>
-        </w:rPr>
-        <w:t>Metáfora</w:t>
-      </w:r>
-      <w:r>
-        <w:rPr>
-          <w:lang w:val="es_ES" w:bidi="es_ES"/>
-        </w:rPr>
-        <w:t>).</w:t>
-      </w:r>
-    </w:p>
-    <w:p>
-      <w:pPr>
-        <w:pStyle w:val="Heading3"/>
-      </w:pPr>
-      <w:r>
-        <w:rPr>
-          <w:lang w:val="es_ES" w:bidi="es_ES"/>
-        </w:rPr>
-        <w:t>Otras Posibles Dificultades de Traducción en Este Capítulo</w:t>
-      </w:r>
-    </w:p>
-    <w:p>
-      <w:pPr>
-        <w:pStyle w:val="Heading4"/>
-      </w:pPr>
-      <w:r>
-        <w:rPr>
-          <w:lang w:val="es_ES" w:bidi="es_ES"/>
-        </w:rPr>
-        <w:t>Paralelismo</w:t>
-      </w:r>
-    </w:p>
-    <w:p>
-      <w:pPr/>
-      <w:r>
-        <w:rPr>
-          <w:lang w:val="es_ES" w:bidi="es_ES"/>
-        </w:rPr>
-      </w:r>
-      <w:r>
-        <w:rPr>
-          <w:lang w:val="es_ES" w:bidi="es_ES"/>
-        </w:rPr>
-        <w:t>La poesía hebrea a menudo expresa algo en una línea y luego expresa ese mismo pensamiento en otra línea, pero utilizando palabras diferentes. Esto enfatiza las ideas en las líneas paralelas. Por ejemplo, el versículo 2 tiene dos mitades que dicen básicamente lo mismo.</w:t>
-      </w:r>
-    </w:p>
-    <w:p>
-      <w:pPr/>
-      <w:r>
-        <w:rPr>
-          <w:lang w:val="es_ES" w:bidi="es_ES"/>
-        </w:rPr>
-      </w:r>
-      <w:r>
-        <w:rPr>
-          <w:lang w:val="es_ES" w:bidi="es_ES"/>
-        </w:rPr>
-        <w:t>"</w:t>
-      </w:r>
-      <w:r>
-        <w:rPr>
-          <w:lang w:val="es_ES" w:bidi="es_ES"/>
-        </w:rPr>
-        <w:t>Clamé de mi tribulación a Jehová, y él me oyó; del vientre del sepulcro clamé, y mi voz oíste"</w:t>
-      </w:r>
-      <w:r>
-        <w:rPr>
-          <w:lang w:val="es_ES" w:bidi="es_ES"/>
-        </w:rPr>
-        <w:t>.</w:t>
-      </w:r>
-    </w:p>
-    <w:p>
-      <w:pPr/>
-      <w:r>
-        <w:rPr>
-          <w:lang w:val="es_ES" w:bidi="es_ES"/>
-        </w:rPr>
-      </w:r>
-      <w:r>
-        <w:rPr>
-          <w:lang w:val="es_ES" w:bidi="es_ES"/>
-        </w:rPr>
-        <w:t xml:space="preserve">Cada mitad también tiene dos partes. La primera parte de cada mitad dice lo mismo que la otra, y la segunda parte de cada mitad también dice lo mismo que la otra. Si tu idioma no repite ideas como estas en la poesía, ver: </w:t>
-      </w:r>
-      <w:r>
-        <w:rPr>
-          <w:lang w:val="es_ES" w:bidi="es_ES"/>
-        </w:rPr>
-        <w:t>Paralelismo</w:t>
-      </w:r>
-      <w:r>
-        <w:rPr>
-          <w:lang w:val="es_ES" w:bidi="es_ES"/>
-        </w:rPr>
-        <w:t xml:space="preserve"> para obtener ideas sobre cómo traducir este tipo de poesía.</w:t>
       </w:r>
       <w:r>
         <w:rPr>

--- a/spa/docx/32.content.docx
+++ b/spa/docx/32.content.docx
@@ -1108,6 +1108,20 @@
       </w:r>
       <w:r>
         <w:rPr>
+          <w:lang w:val="es_ES" w:bidi="es_ES"/>
+        </w:rPr>
+        <w:t>וַֽ⁠יְהִי֙ דְּבַר־יְהוָ֔ה</w:t>
+      </w:r>
+    </w:p>
+    <w:p>
+      <w:pPr/>
+      <w:r>
+        <w:rPr>
+          <w:lang w:val="es_ES" w:bidi="es_ES"/>
+        </w:rPr>
+      </w:r>
+      <w:r>
+        <w:rPr>
           <w:b/>
           <w:lang w:val="es_ES" w:bidi="es_ES"/>
         </w:rPr>
@@ -1364,6 +1378,20 @@
       </w:r>
       <w:r>
         <w:rPr>
+          <w:lang w:val="es_ES" w:bidi="es_ES"/>
+        </w:rPr>
+        <w:t>נִֽינְוֵ֛ה הָ⁠עִ֥יר הַ⁠גְּדוֹלָ֖ה</w:t>
+      </w:r>
+    </w:p>
+    <w:p>
+      <w:pPr/>
+      <w:r>
+        <w:rPr>
+          <w:lang w:val="es_ES" w:bidi="es_ES"/>
+        </w:rPr>
+      </w:r>
+      <w:r>
+        <w:rPr>
           <w:b/>
           <w:lang w:val="es_ES" w:bidi="es_ES"/>
         </w:rPr>
@@ -1460,6 +1488,20 @@
       </w:r>
       <w:r>
         <w:rPr>
+          <w:lang w:val="es_ES" w:bidi="es_ES"/>
+        </w:rPr>
+        <w:t>ק֠וּם</w:t>
+      </w:r>
+    </w:p>
+    <w:p>
+      <w:pPr/>
+      <w:r>
+        <w:rPr>
+          <w:lang w:val="es_ES" w:bidi="es_ES"/>
+        </w:rPr>
+      </w:r>
+      <w:r>
+        <w:rPr>
           <w:b/>
           <w:lang w:val="es_ES" w:bidi="es_ES"/>
         </w:rPr>
@@ -1550,6 +1592,20 @@
       </w:r>
       <w:r>
         <w:rPr>
+          <w:lang w:val="es_ES" w:bidi="es_ES"/>
+        </w:rPr>
+        <w:t>וּ⁠קְרָ֣א עָלֶ֑י⁠הָ</w:t>
+      </w:r>
+    </w:p>
+    <w:p>
+      <w:pPr/>
+      <w:r>
+        <w:rPr>
+          <w:lang w:val="es_ES" w:bidi="es_ES"/>
+        </w:rPr>
+      </w:r>
+      <w:r>
+        <w:rPr>
           <w:b/>
           <w:lang w:val="es_ES" w:bidi="es_ES"/>
         </w:rPr>
@@ -1646,6 +1702,20 @@
       </w:r>
       <w:r>
         <w:rPr>
+          <w:lang w:val="es_ES" w:bidi="es_ES"/>
+        </w:rPr>
+        <w:t>עָלְתָ֥ה רָעָתָ֖⁠ם לְ⁠פָנָֽ⁠י</w:t>
+      </w:r>
+    </w:p>
+    <w:p>
+      <w:pPr/>
+      <w:r>
+        <w:rPr>
+          <w:lang w:val="es_ES" w:bidi="es_ES"/>
+        </w:rPr>
+      </w:r>
+      <w:r>
+        <w:rPr>
           <w:b/>
           <w:lang w:val="es_ES" w:bidi="es_ES"/>
         </w:rPr>
@@ -1840,6 +1910,20 @@
         <w:rPr>
           <w:lang w:val="es_ES" w:bidi="es_ES"/>
         </w:rPr>
+      </w:r>
+    </w:p>
+    <w:p>
+      <w:pPr/>
+      <w:r>
+        <w:rPr>
+          <w:lang w:val="es_ES" w:bidi="es_ES"/>
+        </w:rPr>
+      </w:r>
+      <w:r>
+        <w:rPr>
+          <w:lang w:val="es_ES" w:bidi="es_ES"/>
+        </w:rPr>
+        <w:t>וַ⁠יָּ֤קָם יוֹנָה֙ לִ⁠בְרֹ֣חַ</w:t>
       </w:r>
     </w:p>
     <w:p>
@@ -2061,6 +2145,20 @@
       </w:r>
       <w:r>
         <w:rPr>
+          <w:lang w:val="es_ES" w:bidi="es_ES"/>
+        </w:rPr>
+        <w:t>לִ⁠בְרֹ֣חַ תַּרְשִׁ֔ישָׁ⁠ה</w:t>
+      </w:r>
+    </w:p>
+    <w:p>
+      <w:pPr/>
+      <w:r>
+        <w:rPr>
+          <w:lang w:val="es_ES" w:bidi="es_ES"/>
+        </w:rPr>
+      </w:r>
+      <w:r>
+        <w:rPr>
           <w:b/>
           <w:lang w:val="es_ES" w:bidi="es_ES"/>
         </w:rPr>
@@ -2207,6 +2305,20 @@
       </w:r>
       <w:r>
         <w:rPr>
+          <w:lang w:val="es_ES" w:bidi="es_ES"/>
+        </w:rPr>
+        <w:t>אָנִיָּ֣ה</w:t>
+      </w:r>
+    </w:p>
+    <w:p>
+      <w:pPr/>
+      <w:r>
+        <w:rPr>
+          <w:lang w:val="es_ES" w:bidi="es_ES"/>
+        </w:rPr>
+      </w:r>
+      <w:r>
+        <w:rPr>
           <w:b/>
           <w:lang w:val="es_ES" w:bidi="es_ES"/>
         </w:rPr>
@@ -2366,6 +2478,20 @@
       </w:r>
       <w:r>
         <w:rPr>
+          <w:lang w:val="es_ES" w:bidi="es_ES"/>
+        </w:rPr>
+        <w:t>וַ⁠יֵּ֤רֶד בָּ⁠הּ֙</w:t>
+      </w:r>
+    </w:p>
+    <w:p>
+      <w:pPr/>
+      <w:r>
+        <w:rPr>
+          <w:lang w:val="es_ES" w:bidi="es_ES"/>
+        </w:rPr>
+      </w:r>
+      <w:r>
+        <w:rPr>
           <w:b/>
           <w:lang w:val="es_ES" w:bidi="es_ES"/>
         </w:rPr>
@@ -2449,6 +2575,20 @@
       </w:r>
       <w:r>
         <w:rPr>
+          <w:lang w:val="es_ES" w:bidi="es_ES"/>
+        </w:rPr>
+        <w:t>עִמָּ⁠הֶם֙</w:t>
+      </w:r>
+    </w:p>
+    <w:p>
+      <w:pPr/>
+      <w:r>
+        <w:rPr>
+          <w:lang w:val="es_ES" w:bidi="es_ES"/>
+        </w:rPr>
+      </w:r>
+      <w:r>
+        <w:rPr>
           <w:b/>
           <w:lang w:val="es_ES" w:bidi="es_ES"/>
         </w:rPr>
@@ -2545,6 +2685,20 @@
       </w:r>
       <w:r>
         <w:rPr>
+          <w:lang w:val="es_ES" w:bidi="es_ES"/>
+        </w:rPr>
+        <w:t>וַֽ⁠יהוָ֗ה</w:t>
+      </w:r>
+    </w:p>
+    <w:p>
+      <w:pPr/>
+      <w:r>
+        <w:rPr>
+          <w:lang w:val="es_ES" w:bidi="es_ES"/>
+        </w:rPr>
+      </w:r>
+      <w:r>
+        <w:rPr>
           <w:b/>
           <w:lang w:val="es_ES" w:bidi="es_ES"/>
         </w:rPr>
@@ -2635,6 +2789,20 @@
       </w:r>
       <w:r>
         <w:rPr>
+          <w:lang w:val="es_ES" w:bidi="es_ES"/>
+        </w:rPr>
+        <w:t>וְ⁠הָ֣⁠אֳנִיָּ֔ה חִשְּׁבָ֖ה לְ⁠הִשָּׁבֵֽר</w:t>
+      </w:r>
+    </w:p>
+    <w:p>
+      <w:pPr/>
+      <w:r>
+        <w:rPr>
+          <w:lang w:val="es_ES" w:bidi="es_ES"/>
+        </w:rPr>
+      </w:r>
+      <w:r>
+        <w:rPr>
           <w:b/>
           <w:lang w:val="es_ES" w:bidi="es_ES"/>
         </w:rPr>
@@ -2731,6 +2899,20 @@
       </w:r>
       <w:r>
         <w:rPr>
+          <w:lang w:val="es_ES" w:bidi="es_ES"/>
+        </w:rPr>
+        <w:t>לְ⁠הִשָּׁבֵֽר</w:t>
+      </w:r>
+    </w:p>
+    <w:p>
+      <w:pPr/>
+      <w:r>
+        <w:rPr>
+          <w:lang w:val="es_ES" w:bidi="es_ES"/>
+        </w:rPr>
+      </w:r>
+      <w:r>
+        <w:rPr>
           <w:b/>
           <w:lang w:val="es_ES" w:bidi="es_ES"/>
         </w:rPr>
@@ -2814,6 +2996,20 @@
       </w:r>
       <w:r>
         <w:rPr>
+          <w:lang w:val="es_ES" w:bidi="es_ES"/>
+        </w:rPr>
+        <w:t>הַ⁠מַּלָּחִ֗ים</w:t>
+      </w:r>
+    </w:p>
+    <w:p>
+      <w:pPr/>
+      <w:r>
+        <w:rPr>
+          <w:lang w:val="es_ES" w:bidi="es_ES"/>
+        </w:rPr>
+      </w:r>
+      <w:r>
+        <w:rPr>
           <w:b/>
           <w:lang w:val="es_ES" w:bidi="es_ES"/>
         </w:rPr>
@@ -2910,6 +3106,20 @@
       </w:r>
       <w:r>
         <w:rPr>
+          <w:lang w:val="es_ES" w:bidi="es_ES"/>
+        </w:rPr>
+        <w:t>אֱלֹהָי⁠ו֒</w:t>
+      </w:r>
+    </w:p>
+    <w:p>
+      <w:pPr/>
+      <w:r>
+        <w:rPr>
+          <w:lang w:val="es_ES" w:bidi="es_ES"/>
+        </w:rPr>
+      </w:r>
+      <w:r>
+        <w:rPr>
           <w:b/>
           <w:lang w:val="es_ES" w:bidi="es_ES"/>
         </w:rPr>
@@ -3006,6 +3216,20 @@
       </w:r>
       <w:r>
         <w:rPr>
+          <w:lang w:val="es_ES" w:bidi="es_ES"/>
+        </w:rPr>
+        <w:t>לְ⁠הָקֵ֖ל מֵֽ⁠עֲלֵי⁠הֶ֑ם</w:t>
+      </w:r>
+    </w:p>
+    <w:p>
+      <w:pPr/>
+      <w:r>
+        <w:rPr>
+          <w:lang w:val="es_ES" w:bidi="es_ES"/>
+        </w:rPr>
+      </w:r>
+      <w:r>
+        <w:rPr>
           <w:b/>
           <w:lang w:val="es_ES" w:bidi="es_ES"/>
         </w:rPr>
@@ -3298,6 +3522,20 @@
       </w:r>
       <w:r>
         <w:rPr>
+          <w:lang w:val="es_ES" w:bidi="es_ES"/>
+        </w:rPr>
+        <w:t>וַ⁠יִּקְרַ֤ב אֵלָי⁠ו֙ רַ֣ב הַ⁠חֹבֵ֔ל וַ⁠יֹּ֥אמֶר ל֖⁠וֹ</w:t>
+      </w:r>
+    </w:p>
+    <w:p>
+      <w:pPr/>
+      <w:r>
+        <w:rPr>
+          <w:lang w:val="es_ES" w:bidi="es_ES"/>
+        </w:rPr>
+      </w:r>
+      <w:r>
+        <w:rPr>
           <w:b/>
           <w:lang w:val="es_ES" w:bidi="es_ES"/>
         </w:rPr>
@@ -3420,6 +3658,20 @@
       </w:r>
       <w:r>
         <w:rPr>
+          <w:lang w:val="es_ES" w:bidi="es_ES"/>
+        </w:rPr>
+        <w:t>מַה־לְּ⁠ךָ֣ נִרְדָּ֑ם</w:t>
+      </w:r>
+    </w:p>
+    <w:p>
+      <w:pPr/>
+      <w:r>
+        <w:rPr>
+          <w:lang w:val="es_ES" w:bidi="es_ES"/>
+        </w:rPr>
+      </w:r>
+      <w:r>
+        <w:rPr>
           <w:b/>
           <w:lang w:val="es_ES" w:bidi="es_ES"/>
         </w:rPr>
@@ -3492,6 +3744,20 @@
         <w:rPr>
           <w:lang w:val="es_ES" w:bidi="es_ES"/>
         </w:rPr>
+      </w:r>
+    </w:p>
+    <w:p>
+      <w:pPr/>
+      <w:r>
+        <w:rPr>
+          <w:lang w:val="es_ES" w:bidi="es_ES"/>
+        </w:rPr>
+      </w:r>
+      <w:r>
+        <w:rPr>
+          <w:lang w:val="es_ES" w:bidi="es_ES"/>
+        </w:rPr>
+        <w:t>ק֚וּם</w:t>
       </w:r>
     </w:p>
     <w:p>
@@ -3768,6 +4034,20 @@
       </w:r>
       <w:r>
         <w:rPr>
+          <w:lang w:val="es_ES" w:bidi="es_ES"/>
+        </w:rPr>
+        <w:t>וְ⁠לֹ֥א נֹאבֵֽד</w:t>
+      </w:r>
+    </w:p>
+    <w:p>
+      <w:pPr/>
+      <w:r>
+        <w:rPr>
+          <w:lang w:val="es_ES" w:bidi="es_ES"/>
+        </w:rPr>
+      </w:r>
+      <w:r>
+        <w:rPr>
           <w:b/>
           <w:lang w:val="es_ES" w:bidi="es_ES"/>
         </w:rPr>
@@ -4069,6 +4349,20 @@
       </w:r>
       <w:r>
         <w:rPr>
+          <w:lang w:val="es_ES" w:bidi="es_ES"/>
+        </w:rPr>
+        <w:t>לְכוּ֙ וְ⁠נַפִּ֣ילָה גֽוֹרָל֔וֹת</w:t>
+      </w:r>
+    </w:p>
+    <w:p>
+      <w:pPr/>
+      <w:r>
+        <w:rPr>
+          <w:lang w:val="es_ES" w:bidi="es_ES"/>
+        </w:rPr>
+      </w:r>
+      <w:r>
+        <w:rPr>
           <w:b/>
           <w:lang w:val="es_ES" w:bidi="es_ES"/>
         </w:rPr>
@@ -4255,6 +4549,20 @@
       </w:r>
       <w:r>
         <w:rPr>
+          <w:lang w:val="es_ES" w:bidi="es_ES"/>
+        </w:rPr>
+        <w:t>וְ⁠נַפִּ֣ילָה גֽוֹרָל֔וֹת</w:t>
+      </w:r>
+    </w:p>
+    <w:p>
+      <w:pPr/>
+      <w:r>
+        <w:rPr>
+          <w:lang w:val="es_ES" w:bidi="es_ES"/>
+        </w:rPr>
+      </w:r>
+      <w:r>
+        <w:rPr>
           <w:b/>
           <w:lang w:val="es_ES" w:bidi="es_ES"/>
         </w:rPr>
@@ -4338,6 +4646,20 @@
       </w:r>
       <w:r>
         <w:rPr>
+          <w:lang w:val="es_ES" w:bidi="es_ES"/>
+        </w:rPr>
+        <w:t>וַ⁠יִּפֹּ֥ל הַ⁠גּוֹרָ֖ל עַל־יוֹנָֽה</w:t>
+      </w:r>
+    </w:p>
+    <w:p>
+      <w:pPr/>
+      <w:r>
+        <w:rPr>
+          <w:lang w:val="es_ES" w:bidi="es_ES"/>
+        </w:rPr>
+      </w:r>
+      <w:r>
+        <w:rPr>
           <w:b/>
           <w:lang w:val="es_ES" w:bidi="es_ES"/>
         </w:rPr>
@@ -4461,6 +4783,20 @@
       </w:r>
       <w:r>
         <w:rPr>
+          <w:lang w:val="es_ES" w:bidi="es_ES"/>
+        </w:rPr>
+        <w:t>וַ⁠יֹּאמְר֣וּ אֵלָ֔י⁠ו</w:t>
+      </w:r>
+    </w:p>
+    <w:p>
+      <w:pPr/>
+      <w:r>
+        <w:rPr>
+          <w:lang w:val="es_ES" w:bidi="es_ES"/>
+        </w:rPr>
+      </w:r>
+      <w:r>
+        <w:rPr>
           <w:b/>
           <w:lang w:val="es_ES" w:bidi="es_ES"/>
         </w:rPr>
@@ -4647,6 +4983,20 @@
       </w:r>
       <w:r>
         <w:rPr>
+          <w:lang w:val="es_ES" w:bidi="es_ES"/>
+        </w:rPr>
+        <w:t>יְהוָ֞ה &amp; אֲנִ֣י יָרֵ֔א</w:t>
+      </w:r>
+    </w:p>
+    <w:p>
+      <w:pPr/>
+      <w:r>
+        <w:rPr>
+          <w:lang w:val="es_ES" w:bidi="es_ES"/>
+        </w:rPr>
+      </w:r>
+      <w:r>
+        <w:rPr>
           <w:b/>
           <w:lang w:val="es_ES" w:bidi="es_ES"/>
         </w:rPr>
@@ -4757,6 +5107,20 @@
       </w:r>
       <w:r>
         <w:rPr>
+          <w:lang w:val="es_ES" w:bidi="es_ES"/>
+        </w:rPr>
+        <w:t>וַ⁠יִּֽירְא֤וּ הָֽ⁠אֲנָשִׁים֙ יִרְאָ֣ה גְדוֹלָ֔ה</w:t>
+      </w:r>
+    </w:p>
+    <w:p>
+      <w:pPr/>
+      <w:r>
+        <w:rPr>
+          <w:lang w:val="es_ES" w:bidi="es_ES"/>
+        </w:rPr>
+      </w:r>
+      <w:r>
+        <w:rPr>
           <w:b/>
           <w:lang w:val="es_ES" w:bidi="es_ES"/>
         </w:rPr>
@@ -4854,6 +5218,20 @@
       </w:r>
       <w:r>
         <w:rPr>
+          <w:lang w:val="es_ES" w:bidi="es_ES"/>
+        </w:rPr>
+        <w:t>מַה־זֹּ֣את עָשִׂ֑יתָ</w:t>
+      </w:r>
+    </w:p>
+    <w:p>
+      <w:pPr/>
+      <w:r>
+        <w:rPr>
+          <w:lang w:val="es_ES" w:bidi="es_ES"/>
+        </w:rPr>
+      </w:r>
+      <w:r>
+        <w:rPr>
           <w:b/>
           <w:lang w:val="es_ES" w:bidi="es_ES"/>
         </w:rPr>
@@ -4951,6 +5329,20 @@
       </w:r>
       <w:r>
         <w:rPr>
+          <w:lang w:val="es_ES" w:bidi="es_ES"/>
+        </w:rPr>
+        <w:t>מִ⁠לִּ⁠פְנֵ֤י יְהוָה֙</w:t>
+      </w:r>
+    </w:p>
+    <w:p>
+      <w:pPr/>
+      <w:r>
+        <w:rPr>
+          <w:lang w:val="es_ES" w:bidi="es_ES"/>
+        </w:rPr>
+      </w:r>
+      <w:r>
+        <w:rPr>
           <w:b/>
           <w:lang w:val="es_ES" w:bidi="es_ES"/>
         </w:rPr>
@@ -5048,6 +5440,20 @@
       </w:r>
       <w:r>
         <w:rPr>
+          <w:lang w:val="es_ES" w:bidi="es_ES"/>
+        </w:rPr>
+        <w:t>כִּ֥י הִגִּ֖יד לָ⁠הֶֽם</w:t>
+      </w:r>
+    </w:p>
+    <w:p>
+      <w:pPr/>
+      <w:r>
+        <w:rPr>
+          <w:lang w:val="es_ES" w:bidi="es_ES"/>
+        </w:rPr>
+      </w:r>
+      <w:r>
+        <w:rPr>
           <w:b/>
           <w:lang w:val="es_ES" w:bidi="es_ES"/>
         </w:rPr>
@@ -5254,6 +5660,20 @@
       </w:r>
       <w:r>
         <w:rPr>
+          <w:lang w:val="es_ES" w:bidi="es_ES"/>
+        </w:rPr>
+        <w:t>וַ⁠יֹּאמְר֤וּ אֵלָי⁠ו֙</w:t>
+      </w:r>
+    </w:p>
+    <w:p>
+      <w:pPr/>
+      <w:r>
+        <w:rPr>
+          <w:lang w:val="es_ES" w:bidi="es_ES"/>
+        </w:rPr>
+      </w:r>
+      <w:r>
+        <w:rPr>
           <w:b/>
           <w:lang w:val="es_ES" w:bidi="es_ES"/>
         </w:rPr>
@@ -5351,6 +5771,20 @@
       </w:r>
       <w:r>
         <w:rPr>
+          <w:lang w:val="es_ES" w:bidi="es_ES"/>
+        </w:rPr>
+        <w:t>וְ⁠יִשְׁתֹּ֥ק הַ⁠יָּ֖ם מֵֽ⁠עָלֵ֑י⁠נוּ</w:t>
+      </w:r>
+    </w:p>
+    <w:p>
+      <w:pPr/>
+      <w:r>
+        <w:rPr>
+          <w:lang w:val="es_ES" w:bidi="es_ES"/>
+        </w:rPr>
+      </w:r>
+      <w:r>
+        <w:rPr>
           <w:b/>
           <w:lang w:val="es_ES" w:bidi="es_ES"/>
         </w:rPr>
@@ -5450,6 +5884,20 @@
         <w:rPr>
           <w:lang w:val="es_ES" w:bidi="es_ES"/>
         </w:rPr>
+      </w:r>
+    </w:p>
+    <w:p>
+      <w:pPr/>
+      <w:r>
+        <w:rPr>
+          <w:lang w:val="es_ES" w:bidi="es_ES"/>
+        </w:rPr>
+      </w:r>
+      <w:r>
+        <w:rPr>
+          <w:lang w:val="es_ES" w:bidi="es_ES"/>
+        </w:rPr>
+        <w:t>הַ⁠יָּ֖ם הוֹלֵ֥ךְ וְ⁠סֹעֵֽר</w:t>
       </w:r>
     </w:p>
     <w:p>
@@ -5873,6 +6321,20 @@
       </w:r>
       <w:r>
         <w:rPr>
+          <w:lang w:val="es_ES" w:bidi="es_ES"/>
+        </w:rPr>
+        <w:t>וַ⁠יַּחְתְּר֣וּ הָ⁠אֲנָשִׁ֗ים</w:t>
+      </w:r>
+    </w:p>
+    <w:p>
+      <w:pPr/>
+      <w:r>
+        <w:rPr>
+          <w:lang w:val="es_ES" w:bidi="es_ES"/>
+        </w:rPr>
+      </w:r>
+      <w:r>
+        <w:rPr>
           <w:b/>
           <w:lang w:val="es_ES" w:bidi="es_ES"/>
         </w:rPr>
@@ -6085,6 +6547,20 @@
       </w:r>
       <w:r>
         <w:rPr>
+          <w:lang w:val="es_ES" w:bidi="es_ES"/>
+        </w:rPr>
+        <w:t>וַ⁠יִּקְרְא֨וּ</w:t>
+      </w:r>
+    </w:p>
+    <w:p>
+      <w:pPr/>
+      <w:r>
+        <w:rPr>
+          <w:lang w:val="es_ES" w:bidi="es_ES"/>
+        </w:rPr>
+      </w:r>
+      <w:r>
+        <w:rPr>
           <w:b/>
           <w:lang w:val="es_ES" w:bidi="es_ES"/>
         </w:rPr>
@@ -6272,6 +6748,20 @@
       </w:r>
       <w:r>
         <w:rPr>
+          <w:lang w:val="es_ES" w:bidi="es_ES"/>
+        </w:rPr>
+        <w:t>אָנָּ֤ה</w:t>
+      </w:r>
+    </w:p>
+    <w:p>
+      <w:pPr/>
+      <w:r>
+        <w:rPr>
+          <w:lang w:val="es_ES" w:bidi="es_ES"/>
+        </w:rPr>
+      </w:r>
+      <w:r>
+        <w:rPr>
           <w:b/>
           <w:lang w:val="es_ES" w:bidi="es_ES"/>
         </w:rPr>
@@ -6479,6 +6969,20 @@
       </w:r>
       <w:r>
         <w:rPr>
+          <w:lang w:val="es_ES" w:bidi="es_ES"/>
+        </w:rPr>
+        <w:t>וְ⁠אַל־תִּתֵּ֥ן עָלֵ֖י⁠נוּ דָּ֣ם נָקִ֑יא</w:t>
+      </w:r>
+    </w:p>
+    <w:p>
+      <w:pPr/>
+      <w:r>
+        <w:rPr>
+          <w:lang w:val="es_ES" w:bidi="es_ES"/>
+        </w:rPr>
+      </w:r>
+      <w:r>
+        <w:rPr>
           <w:b/>
           <w:lang w:val="es_ES" w:bidi="es_ES"/>
         </w:rPr>
@@ -6906,6 +7410,20 @@
       </w:r>
       <w:r>
         <w:rPr>
+          <w:lang w:val="es_ES" w:bidi="es_ES"/>
+        </w:rPr>
+        <w:t>וַ⁠יַּעֲמֹ֥ד הַ⁠יָּ֖ם מִ⁠זַּעְפּֽ⁠וֹ</w:t>
+      </w:r>
+    </w:p>
+    <w:p>
+      <w:pPr/>
+      <w:r>
+        <w:rPr>
+          <w:lang w:val="es_ES" w:bidi="es_ES"/>
+        </w:rPr>
+      </w:r>
+      <w:r>
+        <w:rPr>
           <w:b/>
           <w:lang w:val="es_ES" w:bidi="es_ES"/>
         </w:rPr>
@@ -7018,6 +7536,20 @@
         <w:rPr>
           <w:lang w:val="es_ES" w:bidi="es_ES"/>
         </w:rPr>
+      </w:r>
+    </w:p>
+    <w:p>
+      <w:pPr/>
+      <w:r>
+        <w:rPr>
+          <w:lang w:val="es_ES" w:bidi="es_ES"/>
+        </w:rPr>
+      </w:r>
+      <w:r>
+        <w:rPr>
+          <w:lang w:val="es_ES" w:bidi="es_ES"/>
+        </w:rPr>
+        <w:t>וַ⁠יִּֽירְא֧וּ הָ⁠אֲנָשִׁ֛ים יִרְאָ֥ה גְדוֹלָ֖ה אֶת־יְהוָ֑ה</w:t>
       </w:r>
     </w:p>
     <w:p>
@@ -7157,6 +7689,20 @@
       </w:r>
       <w:r>
         <w:rPr>
+          <w:lang w:val="es_ES" w:bidi="es_ES"/>
+        </w:rPr>
+        <w:t>וַ⁠יִּֽזְבְּחוּ־זֶ֨בַח֙ לַֽ⁠יהוָ֔ה וַֽ⁠יִּדְּר֖וּ נְדָרִֽים</w:t>
+      </w:r>
+    </w:p>
+    <w:p>
+      <w:pPr/>
+      <w:r>
+        <w:rPr>
+          <w:lang w:val="es_ES" w:bidi="es_ES"/>
+        </w:rPr>
+      </w:r>
+      <w:r>
+        <w:rPr>
           <w:b/>
           <w:lang w:val="es_ES" w:bidi="es_ES"/>
         </w:rPr>
@@ -7736,6 +8282,20 @@
       </w:r>
       <w:r>
         <w:rPr>
+          <w:lang w:val="es_ES" w:bidi="es_ES"/>
+        </w:rPr>
+        <w:t>יְהוָ֖ה אֱלֹהָ֑י⁠ו</w:t>
+      </w:r>
+    </w:p>
+    <w:p>
+      <w:pPr/>
+      <w:r>
+        <w:rPr>
+          <w:lang w:val="es_ES" w:bidi="es_ES"/>
+        </w:rPr>
+      </w:r>
+      <w:r>
+        <w:rPr>
           <w:b/>
           <w:lang w:val="es_ES" w:bidi="es_ES"/>
         </w:rPr>
@@ -8116,6 +8676,20 @@
       </w:r>
       <w:r>
         <w:rPr>
+          <w:lang w:val="es_ES" w:bidi="es_ES"/>
+        </w:rPr>
+        <w:t>וַֽ⁠יַּעֲנֵ֑⁠נִי</w:t>
+      </w:r>
+    </w:p>
+    <w:p>
+      <w:pPr/>
+      <w:r>
+        <w:rPr>
+          <w:lang w:val="es_ES" w:bidi="es_ES"/>
+        </w:rPr>
+      </w:r>
+      <w:r>
+        <w:rPr>
           <w:b/>
           <w:lang w:val="es_ES" w:bidi="es_ES"/>
         </w:rPr>
@@ -8213,6 +8787,20 @@
       </w:r>
       <w:r>
         <w:rPr>
+          <w:lang w:val="es_ES" w:bidi="es_ES"/>
+        </w:rPr>
+        <w:t>מִ⁠בֶּ֧טֶן שְׁא֛וֹל</w:t>
+      </w:r>
+    </w:p>
+    <w:p>
+      <w:pPr/>
+      <w:r>
+        <w:rPr>
+          <w:lang w:val="es_ES" w:bidi="es_ES"/>
+        </w:rPr>
+      </w:r>
+      <w:r>
+        <w:rPr>
           <w:b/>
           <w:lang w:val="es_ES" w:bidi="es_ES"/>
         </w:rPr>
@@ -8420,6 +9008,20 @@
       </w:r>
       <w:r>
         <w:rPr>
+          <w:lang w:val="es_ES" w:bidi="es_ES"/>
+        </w:rPr>
+        <w:t>שְׁא֛וֹל</w:t>
+      </w:r>
+    </w:p>
+    <w:p>
+      <w:pPr/>
+      <w:r>
+        <w:rPr>
+          <w:lang w:val="es_ES" w:bidi="es_ES"/>
+        </w:rPr>
+      </w:r>
+      <w:r>
+        <w:rPr>
           <w:b/>
           <w:lang w:val="es_ES" w:bidi="es_ES"/>
         </w:rPr>
@@ -8524,6 +9126,20 @@
       </w:r>
       <w:r>
         <w:rPr>
+          <w:lang w:val="es_ES" w:bidi="es_ES"/>
+        </w:rPr>
+        <w:t>שָׁמַ֥עְתָּ קוֹלִֽ⁠י</w:t>
+      </w:r>
+    </w:p>
+    <w:p>
+      <w:pPr/>
+      <w:r>
+        <w:rPr>
+          <w:lang w:val="es_ES" w:bidi="es_ES"/>
+        </w:rPr>
+      </w:r>
+      <w:r>
+        <w:rPr>
           <w:b/>
           <w:lang w:val="es_ES" w:bidi="es_ES"/>
         </w:rPr>
@@ -8646,6 +9262,20 @@
       </w:r>
       <w:r>
         <w:rPr>
+          <w:lang w:val="es_ES" w:bidi="es_ES"/>
+        </w:rPr>
+        <w:t>בִּ⁠לְבַ֣ב יַמִּ֔ים</w:t>
+      </w:r>
+    </w:p>
+    <w:p>
+      <w:pPr/>
+      <w:r>
+        <w:rPr>
+          <w:lang w:val="es_ES" w:bidi="es_ES"/>
+        </w:rPr>
+      </w:r>
+      <w:r>
+        <w:rPr>
           <w:b/>
           <w:lang w:val="es_ES" w:bidi="es_ES"/>
         </w:rPr>
@@ -8833,6 +9463,20 @@
       </w:r>
       <w:r>
         <w:rPr>
+          <w:lang w:val="es_ES" w:bidi="es_ES"/>
+        </w:rPr>
+        <w:t>יַמִּ֔ים</w:t>
+      </w:r>
+    </w:p>
+    <w:p>
+      <w:pPr/>
+      <w:r>
+        <w:rPr>
+          <w:lang w:val="es_ES" w:bidi="es_ES"/>
+        </w:rPr>
+      </w:r>
+      <w:r>
+        <w:rPr>
           <w:b/>
           <w:lang w:val="es_ES" w:bidi="es_ES"/>
         </w:rPr>
@@ -8929,6 +9573,20 @@
       </w:r>
       <w:r>
         <w:rPr>
+          <w:lang w:val="es_ES" w:bidi="es_ES"/>
+        </w:rPr>
+        <w:t>מִשְׁבָּרֶ֥י⁠ךָ וְ⁠גַלֶּ֖י⁠ךָ</w:t>
+      </w:r>
+    </w:p>
+    <w:p>
+      <w:pPr/>
+      <w:r>
+        <w:rPr>
+          <w:lang w:val="es_ES" w:bidi="es_ES"/>
+        </w:rPr>
+      </w:r>
+      <w:r>
+        <w:rPr>
           <w:b/>
           <w:lang w:val="es_ES" w:bidi="es_ES"/>
         </w:rPr>
@@ -9052,6 +9710,20 @@
       </w:r>
       <w:r>
         <w:rPr>
+          <w:lang w:val="es_ES" w:bidi="es_ES"/>
+        </w:rPr>
+        <w:t>מִשְׁבָּרֶ֥י⁠ךָ וְ⁠גַלֶּ֖י⁠ךָ</w:t>
+      </w:r>
+    </w:p>
+    <w:p>
+      <w:pPr/>
+      <w:r>
+        <w:rPr>
+          <w:lang w:val="es_ES" w:bidi="es_ES"/>
+        </w:rPr>
+      </w:r>
+      <w:r>
+        <w:rPr>
           <w:b/>
           <w:lang w:val="es_ES" w:bidi="es_ES"/>
         </w:rPr>
@@ -9188,6 +9860,20 @@
       </w:r>
       <w:r>
         <w:rPr>
+          <w:lang w:val="es_ES" w:bidi="es_ES"/>
+        </w:rPr>
+        <w:t>וַ⁠אֲנִ֣י</w:t>
+      </w:r>
+    </w:p>
+    <w:p>
+      <w:pPr/>
+      <w:r>
+        <w:rPr>
+          <w:lang w:val="es_ES" w:bidi="es_ES"/>
+        </w:rPr>
+      </w:r>
+      <w:r>
+        <w:rPr>
           <w:b/>
           <w:lang w:val="es_ES" w:bidi="es_ES"/>
         </w:rPr>
@@ -9292,6 +9978,20 @@
       </w:r>
       <w:r>
         <w:rPr>
+          <w:lang w:val="es_ES" w:bidi="es_ES"/>
+        </w:rPr>
+        <w:t>נִגְרַ֖שְׁתִּי</w:t>
+      </w:r>
+    </w:p>
+    <w:p>
+      <w:pPr/>
+      <w:r>
+        <w:rPr>
+          <w:lang w:val="es_ES" w:bidi="es_ES"/>
+        </w:rPr>
+      </w:r>
+      <w:r>
+        <w:rPr>
           <w:b/>
           <w:lang w:val="es_ES" w:bidi="es_ES"/>
         </w:rPr>
@@ -9389,6 +10089,20 @@
       </w:r>
       <w:r>
         <w:rPr>
+          <w:lang w:val="es_ES" w:bidi="es_ES"/>
+        </w:rPr>
+        <w:t>מִ⁠נֶּ֣גֶד עֵינֶ֑י⁠ךָ</w:t>
+      </w:r>
+    </w:p>
+    <w:p>
+      <w:pPr/>
+      <w:r>
+        <w:rPr>
+          <w:lang w:val="es_ES" w:bidi="es_ES"/>
+        </w:rPr>
+      </w:r>
+      <w:r>
+        <w:rPr>
           <w:b/>
           <w:lang w:val="es_ES" w:bidi="es_ES"/>
         </w:rPr>
@@ -9499,6 +10213,20 @@
       </w:r>
       <w:r>
         <w:rPr>
+          <w:lang w:val="es_ES" w:bidi="es_ES"/>
+        </w:rPr>
+        <w:t>אַ֚ךְ</w:t>
+      </w:r>
+    </w:p>
+    <w:p>
+      <w:pPr/>
+      <w:r>
+        <w:rPr>
+          <w:lang w:val="es_ES" w:bidi="es_ES"/>
+        </w:rPr>
+      </w:r>
+      <w:r>
+        <w:rPr>
           <w:b/>
           <w:lang w:val="es_ES" w:bidi="es_ES"/>
         </w:rPr>
@@ -9783,6 +10511,20 @@
       </w:r>
       <w:r>
         <w:rPr>
+          <w:lang w:val="es_ES" w:bidi="es_ES"/>
+        </w:rPr>
+        <w:t>עַד־נֶ֔פֶשׁ</w:t>
+      </w:r>
+    </w:p>
+    <w:p>
+      <w:pPr/>
+      <w:r>
+        <w:rPr>
+          <w:lang w:val="es_ES" w:bidi="es_ES"/>
+        </w:rPr>
+      </w:r>
+      <w:r>
+        <w:rPr>
           <w:b/>
           <w:lang w:val="es_ES" w:bidi="es_ES"/>
         </w:rPr>
@@ -9950,6 +10692,20 @@
       </w:r>
       <w:r>
         <w:rPr>
+          <w:lang w:val="es_ES" w:bidi="es_ES"/>
+        </w:rPr>
+        <w:t>ס֖וּף</w:t>
+      </w:r>
+    </w:p>
+    <w:p>
+      <w:pPr/>
+      <w:r>
+        <w:rPr>
+          <w:lang w:val="es_ES" w:bidi="es_ES"/>
+        </w:rPr>
+      </w:r>
+      <w:r>
+        <w:rPr>
           <w:b/>
           <w:lang w:val="es_ES" w:bidi="es_ES"/>
         </w:rPr>
@@ -10183,6 +10939,20 @@
       </w:r>
       <w:r>
         <w:rPr>
+          <w:lang w:val="es_ES" w:bidi="es_ES"/>
+        </w:rPr>
+        <w:t>וַ⁠תַּ֧עַל מִ⁠שַּׁ֛חַת חַיַּ֖⁠י</w:t>
+      </w:r>
+    </w:p>
+    <w:p>
+      <w:pPr/>
+      <w:r>
+        <w:rPr>
+          <w:lang w:val="es_ES" w:bidi="es_ES"/>
+        </w:rPr>
+      </w:r>
+      <w:r>
+        <w:rPr>
           <w:b/>
           <w:lang w:val="es_ES" w:bidi="es_ES"/>
         </w:rPr>
@@ -10293,6 +11063,20 @@
       </w:r>
       <w:r>
         <w:rPr>
+          <w:lang w:val="es_ES" w:bidi="es_ES"/>
+        </w:rPr>
+        <w:t>חַיַּ֖⁠י</w:t>
+      </w:r>
+    </w:p>
+    <w:p>
+      <w:pPr/>
+      <w:r>
+        <w:rPr>
+          <w:lang w:val="es_ES" w:bidi="es_ES"/>
+        </w:rPr>
+      </w:r>
+      <w:r>
+        <w:rPr>
           <w:b/>
           <w:lang w:val="es_ES" w:bidi="es_ES"/>
         </w:rPr>
@@ -10389,6 +11173,20 @@
       </w:r>
       <w:r>
         <w:rPr>
+          <w:lang w:val="es_ES" w:bidi="es_ES"/>
+        </w:rPr>
+        <w:t>יְהוָ֥ה אֱלֹהָֽ⁠י</w:t>
+      </w:r>
+    </w:p>
+    <w:p>
+      <w:pPr/>
+      <w:r>
+        <w:rPr>
+          <w:lang w:val="es_ES" w:bidi="es_ES"/>
+        </w:rPr>
+      </w:r>
+      <w:r>
+        <w:rPr>
           <w:b/>
           <w:lang w:val="es_ES" w:bidi="es_ES"/>
         </w:rPr>
@@ -10498,6 +11296,20 @@
       </w:r>
       <w:r>
         <w:rPr>
+          <w:lang w:val="es_ES" w:bidi="es_ES"/>
+        </w:rPr>
+        <w:t>אֱלֹהָֽ⁠י</w:t>
+      </w:r>
+    </w:p>
+    <w:p>
+      <w:pPr/>
+      <w:r>
+        <w:rPr>
+          <w:lang w:val="es_ES" w:bidi="es_ES"/>
+        </w:rPr>
+      </w:r>
+      <w:r>
+        <w:rPr>
           <w:b/>
           <w:lang w:val="es_ES" w:bidi="es_ES"/>
         </w:rPr>
@@ -10607,6 +11419,20 @@
       </w:r>
       <w:r>
         <w:rPr>
+          <w:lang w:val="es_ES" w:bidi="es_ES"/>
+        </w:rPr>
+        <w:t>בְּ⁠הִתְעַטֵּ֤ף עָלַ⁠י֙ נַפְשִׁ֔⁠י</w:t>
+      </w:r>
+    </w:p>
+    <w:p>
+      <w:pPr/>
+      <w:r>
+        <w:rPr>
+          <w:lang w:val="es_ES" w:bidi="es_ES"/>
+        </w:rPr>
+      </w:r>
+      <w:r>
+        <w:rPr>
           <w:b/>
           <w:lang w:val="es_ES" w:bidi="es_ES"/>
         </w:rPr>
@@ -10704,6 +11530,20 @@
       </w:r>
       <w:r>
         <w:rPr>
+          <w:lang w:val="es_ES" w:bidi="es_ES"/>
+        </w:rPr>
+        <w:t>אֶת־יְהוָ֖ה זָכָ֑רְתִּי</w:t>
+      </w:r>
+    </w:p>
+    <w:p>
+      <w:pPr/>
+      <w:r>
+        <w:rPr>
+          <w:lang w:val="es_ES" w:bidi="es_ES"/>
+        </w:rPr>
+      </w:r>
+      <w:r>
+        <w:rPr>
           <w:b/>
           <w:lang w:val="es_ES" w:bidi="es_ES"/>
         </w:rPr>
@@ -10924,6 +11764,20 @@
       </w:r>
       <w:r>
         <w:rPr>
+          <w:lang w:val="es_ES" w:bidi="es_ES"/>
+        </w:rPr>
+        <w:t>אֶת־יְהוָ֖ה זָכָ֑רְתִּי</w:t>
+      </w:r>
+    </w:p>
+    <w:p>
+      <w:pPr/>
+      <w:r>
+        <w:rPr>
+          <w:lang w:val="es_ES" w:bidi="es_ES"/>
+        </w:rPr>
+      </w:r>
+      <w:r>
+        <w:rPr>
           <w:b/>
           <w:lang w:val="es_ES" w:bidi="es_ES"/>
         </w:rPr>
@@ -11021,6 +11875,20 @@
       </w:r>
       <w:r>
         <w:rPr>
+          <w:lang w:val="es_ES" w:bidi="es_ES"/>
+        </w:rPr>
+        <w:t>מְשַׁמְּרִ֖ים הַבְלֵי־שָׁ֑וְא</w:t>
+      </w:r>
+    </w:p>
+    <w:p>
+      <w:pPr/>
+      <w:r>
+        <w:rPr>
+          <w:lang w:val="es_ES" w:bidi="es_ES"/>
+        </w:rPr>
+      </w:r>
+      <w:r>
+        <w:rPr>
           <w:b/>
           <w:lang w:val="es_ES" w:bidi="es_ES"/>
         </w:rPr>
@@ -11131,6 +11999,20 @@
       </w:r>
       <w:r>
         <w:rPr>
+          <w:lang w:val="es_ES" w:bidi="es_ES"/>
+        </w:rPr>
+        <w:t>חַסְדָּ֖⁠ם יַעֲזֹֽבוּ</w:t>
+      </w:r>
+    </w:p>
+    <w:p>
+      <w:pPr/>
+      <w:r>
+        <w:rPr>
+          <w:lang w:val="es_ES" w:bidi="es_ES"/>
+        </w:rPr>
+      </w:r>
+      <w:r>
+        <w:rPr>
           <w:b/>
           <w:lang w:val="es_ES" w:bidi="es_ES"/>
         </w:rPr>
@@ -11241,6 +12123,20 @@
       </w:r>
       <w:r>
         <w:rPr>
+          <w:lang w:val="es_ES" w:bidi="es_ES"/>
+        </w:rPr>
+        <w:t>וַ⁠אֲנִ֗י</w:t>
+      </w:r>
+    </w:p>
+    <w:p>
+      <w:pPr/>
+      <w:r>
+        <w:rPr>
+          <w:lang w:val="es_ES" w:bidi="es_ES"/>
+        </w:rPr>
+      </w:r>
+      <w:r>
+        <w:rPr>
           <w:b/>
           <w:lang w:val="es_ES" w:bidi="es_ES"/>
         </w:rPr>
@@ -11338,6 +12234,20 @@
       </w:r>
       <w:r>
         <w:rPr>
+          <w:lang w:val="es_ES" w:bidi="es_ES"/>
+        </w:rPr>
+        <w:t>בְּ⁠ק֤וֹל תּוֹדָה֙</w:t>
+      </w:r>
+    </w:p>
+    <w:p>
+      <w:pPr/>
+      <w:r>
+        <w:rPr>
+          <w:lang w:val="es_ES" w:bidi="es_ES"/>
+        </w:rPr>
+      </w:r>
+      <w:r>
+        <w:rPr>
           <w:b/>
           <w:lang w:val="es_ES" w:bidi="es_ES"/>
         </w:rPr>
@@ -11448,6 +12358,20 @@
       </w:r>
       <w:r>
         <w:rPr>
+          <w:lang w:val="es_ES" w:bidi="es_ES"/>
+        </w:rPr>
+        <w:t>יְשׁוּעָ֖תָ⁠ה לַ⁠יהוָֽה</w:t>
+      </w:r>
+    </w:p>
+    <w:p>
+      <w:pPr/>
+      <w:r>
+        <w:rPr>
+          <w:lang w:val="es_ES" w:bidi="es_ES"/>
+        </w:rPr>
+      </w:r>
+      <w:r>
+        <w:rPr>
           <w:b/>
           <w:lang w:val="es_ES" w:bidi="es_ES"/>
         </w:rPr>
@@ -11558,6 +12482,20 @@
       </w:r>
       <w:r>
         <w:rPr>
+          <w:lang w:val="es_ES" w:bidi="es_ES"/>
+        </w:rPr>
+        <w:t>יְשׁוּעָ֖תָ⁠ה לַ⁠יהוָֽה</w:t>
+      </w:r>
+    </w:p>
+    <w:p>
+      <w:pPr/>
+      <w:r>
+        <w:rPr>
+          <w:lang w:val="es_ES" w:bidi="es_ES"/>
+        </w:rPr>
+      </w:r>
+      <w:r>
+        <w:rPr>
           <w:b/>
           <w:lang w:val="es_ES" w:bidi="es_ES"/>
         </w:rPr>
@@ -11643,6 +12581,20 @@
         <w:rPr>
           <w:lang w:val="es_ES" w:bidi="es_ES"/>
         </w:rPr>
+      </w:r>
+    </w:p>
+    <w:p>
+      <w:pPr/>
+      <w:r>
+        <w:rPr>
+          <w:lang w:val="es_ES" w:bidi="es_ES"/>
+        </w:rPr>
+      </w:r>
+      <w:r>
+        <w:rPr>
+          <w:lang w:val="es_ES" w:bidi="es_ES"/>
+        </w:rPr>
+        <w:t>יְשׁוּעָ֖תָ⁠ה לַ⁠יהוָֽה</w:t>
       </w:r>
     </w:p>
     <w:p>
@@ -11755,6 +12707,20 @@
       </w:r>
       <w:r>
         <w:rPr>
+          <w:lang w:val="es_ES" w:bidi="es_ES"/>
+        </w:rPr>
+        <w:t>אֶל־הַ⁠יַּבָּשָֽׁה</w:t>
+      </w:r>
+    </w:p>
+    <w:p>
+      <w:pPr/>
+      <w:r>
+        <w:rPr>
+          <w:lang w:val="es_ES" w:bidi="es_ES"/>
+        </w:rPr>
+      </w:r>
+      <w:r>
+        <w:rPr>
           <w:b/>
           <w:lang w:val="es_ES" w:bidi="es_ES"/>
         </w:rPr>
@@ -11851,6 +12817,20 @@
       </w:r>
       <w:r>
         <w:rPr>
+          <w:lang w:val="es_ES" w:bidi="es_ES"/>
+        </w:rPr>
+        <w:t>וַ⁠יֹּ֥אמֶר יְהוָ֖ה לַ⁠דָּ֑ג</w:t>
+      </w:r>
+    </w:p>
+    <w:p>
+      <w:pPr/>
+      <w:r>
+        <w:rPr>
+          <w:lang w:val="es_ES" w:bidi="es_ES"/>
+        </w:rPr>
+      </w:r>
+      <w:r>
+        <w:rPr>
           <w:b/>
           <w:lang w:val="es_ES" w:bidi="es_ES"/>
         </w:rPr>
@@ -11936,6 +12916,20 @@
         <w:rPr>
           <w:lang w:val="es_ES" w:bidi="es_ES"/>
         </w:rPr>
+      </w:r>
+    </w:p>
+    <w:p>
+      <w:pPr/>
+      <w:r>
+        <w:rPr>
+          <w:lang w:val="es_ES" w:bidi="es_ES"/>
+        </w:rPr>
+      </w:r>
+      <w:r>
+        <w:rPr>
+          <w:lang w:val="es_ES" w:bidi="es_ES"/>
+        </w:rPr>
+        <w:t>וַ⁠יֹּ֥אמֶר יְהוָ֖ה לַ⁠דָּ֑ג</w:t>
       </w:r>
     </w:p>
     <w:p>
@@ -12486,6 +13480,20 @@
       </w:r>
       <w:r>
         <w:rPr>
+          <w:lang w:val="es_ES" w:bidi="es_ES"/>
+        </w:rPr>
+        <w:t>הָ⁠עִ֣יר הַ⁠גְּדוֹלָ֑ה</w:t>
+      </w:r>
+    </w:p>
+    <w:p>
+      <w:pPr/>
+      <w:r>
+        <w:rPr>
+          <w:lang w:val="es_ES" w:bidi="es_ES"/>
+        </w:rPr>
+      </w:r>
+      <w:r>
+        <w:rPr>
           <w:b/>
           <w:lang w:val="es_ES" w:bidi="es_ES"/>
         </w:rPr>
@@ -12600,6 +13608,20 @@
       </w:r>
       <w:r>
         <w:rPr>
+          <w:lang w:val="es_ES" w:bidi="es_ES"/>
+        </w:rPr>
+        <w:t>ק֛וּם</w:t>
+      </w:r>
+    </w:p>
+    <w:p>
+      <w:pPr/>
+      <w:r>
+        <w:rPr>
+          <w:lang w:val="es_ES" w:bidi="es_ES"/>
+        </w:rPr>
+      </w:r>
+      <w:r>
+        <w:rPr>
           <w:b/>
           <w:lang w:val="es_ES" w:bidi="es_ES"/>
         </w:rPr>
@@ -12835,6 +13857,20 @@
       </w:r>
       <w:r>
         <w:rPr>
+          <w:lang w:val="es_ES" w:bidi="es_ES"/>
+        </w:rPr>
+        <w:t>וַ⁠יָּ֣קָם יוֹנָ֗ה וַ⁠יֵּ֛לֶךְ אֶל־נִֽינְוֶ֖ה כִּ⁠דְבַ֣ר יְהוָ֑ה</w:t>
+      </w:r>
+    </w:p>
+    <w:p>
+      <w:pPr/>
+      <w:r>
+        <w:rPr>
+          <w:lang w:val="es_ES" w:bidi="es_ES"/>
+        </w:rPr>
+      </w:r>
+      <w:r>
+        <w:rPr>
           <w:b/>
           <w:lang w:val="es_ES" w:bidi="es_ES"/>
         </w:rPr>
@@ -12949,6 +13985,20 @@
       </w:r>
       <w:r>
         <w:rPr>
+          <w:lang w:val="es_ES" w:bidi="es_ES"/>
+        </w:rPr>
+        <w:t>כִּ⁠דְבַ֣ר יְהוָ֑ה</w:t>
+      </w:r>
+    </w:p>
+    <w:p>
+      <w:pPr/>
+      <w:r>
+        <w:rPr>
+          <w:lang w:val="es_ES" w:bidi="es_ES"/>
+        </w:rPr>
+      </w:r>
+      <w:r>
+        <w:rPr>
           <w:b/>
           <w:lang w:val="es_ES" w:bidi="es_ES"/>
         </w:rPr>
@@ -13128,6 +14178,20 @@
       </w:r>
       <w:r>
         <w:rPr>
+          <w:lang w:val="es_ES" w:bidi="es_ES"/>
+        </w:rPr>
+        <w:t>עִיר־גְּדוֹלָה֙ לֵֽ⁠אלֹהִ֔ים</w:t>
+      </w:r>
+    </w:p>
+    <w:p>
+      <w:pPr/>
+      <w:r>
+        <w:rPr>
+          <w:lang w:val="es_ES" w:bidi="es_ES"/>
+        </w:rPr>
+      </w:r>
+      <w:r>
+        <w:rPr>
           <w:b/>
           <w:lang w:val="es_ES" w:bidi="es_ES"/>
         </w:rPr>
@@ -13250,6 +14314,20 @@
       </w:r>
       <w:r>
         <w:rPr>
+          <w:lang w:val="es_ES" w:bidi="es_ES"/>
+        </w:rPr>
+        <w:t>מַהֲלַ֖ךְ שְׁלֹ֥שֶׁת יָמִֽים</w:t>
+      </w:r>
+    </w:p>
+    <w:p>
+      <w:pPr/>
+      <w:r>
+        <w:rPr>
+          <w:lang w:val="es_ES" w:bidi="es_ES"/>
+        </w:rPr>
+      </w:r>
+      <w:r>
+        <w:rPr>
           <w:b/>
           <w:lang w:val="es_ES" w:bidi="es_ES"/>
         </w:rPr>
@@ -13429,6 +14507,20 @@
       </w:r>
       <w:r>
         <w:rPr>
+          <w:lang w:val="es_ES" w:bidi="es_ES"/>
+        </w:rPr>
+        <w:t>וַ⁠יִּקְרָא֙ וַ⁠יֹּאמַ֔ר</w:t>
+      </w:r>
+    </w:p>
+    <w:p>
+      <w:pPr/>
+      <w:r>
+        <w:rPr>
+          <w:lang w:val="es_ES" w:bidi="es_ES"/>
+        </w:rPr>
+      </w:r>
+      <w:r>
+        <w:rPr>
           <w:b/>
           <w:lang w:val="es_ES" w:bidi="es_ES"/>
         </w:rPr>
@@ -13588,6 +14680,20 @@
       </w:r>
       <w:r>
         <w:rPr>
+          <w:lang w:val="es_ES" w:bidi="es_ES"/>
+        </w:rPr>
+        <w:t>וְ⁠נִֽינְוֵ֖ה נֶהְפָּֽכֶת</w:t>
+      </w:r>
+    </w:p>
+    <w:p>
+      <w:pPr/>
+      <w:r>
+        <w:rPr>
+          <w:lang w:val="es_ES" w:bidi="es_ES"/>
+        </w:rPr>
+      </w:r>
+      <w:r>
+        <w:rPr>
           <w:b/>
           <w:lang w:val="es_ES" w:bidi="es_ES"/>
         </w:rPr>
@@ -13671,6 +14777,20 @@
       </w:r>
       <w:r>
         <w:rPr>
+          <w:lang w:val="es_ES" w:bidi="es_ES"/>
+        </w:rPr>
+        <w:t>וַ⁠יִּקְרְאוּ־צוֹם֙ וַ⁠יִּלְבְּשׁ֣וּ שַׂקִּ֔ים</w:t>
+      </w:r>
+    </w:p>
+    <w:p>
+      <w:pPr/>
+      <w:r>
+        <w:rPr>
+          <w:lang w:val="es_ES" w:bidi="es_ES"/>
+        </w:rPr>
+      </w:r>
+      <w:r>
+        <w:rPr>
           <w:b/>
           <w:lang w:val="es_ES" w:bidi="es_ES"/>
         </w:rPr>
@@ -13754,6 +14874,20 @@
       </w:r>
       <w:r>
         <w:rPr>
+          <w:lang w:val="es_ES" w:bidi="es_ES"/>
+        </w:rPr>
+        <w:t>אַנְשֵׁ֥י נִֽינְוֵ֖ה</w:t>
+      </w:r>
+    </w:p>
+    <w:p>
+      <w:pPr/>
+      <w:r>
+        <w:rPr>
+          <w:lang w:val="es_ES" w:bidi="es_ES"/>
+        </w:rPr>
+      </w:r>
+      <w:r>
+        <w:rPr>
           <w:b/>
           <w:lang w:val="es_ES" w:bidi="es_ES"/>
         </w:rPr>
@@ -13927,6 +15061,20 @@
       </w:r>
       <w:r>
         <w:rPr>
+          <w:lang w:val="es_ES" w:bidi="es_ES"/>
+        </w:rPr>
+        <w:t>הַ⁠דָּבָר֙</w:t>
+      </w:r>
+    </w:p>
+    <w:p>
+      <w:pPr/>
+      <w:r>
+        <w:rPr>
+          <w:lang w:val="es_ES" w:bidi="es_ES"/>
+        </w:rPr>
+      </w:r>
+      <w:r>
+        <w:rPr>
           <w:b/>
           <w:lang w:val="es_ES" w:bidi="es_ES"/>
         </w:rPr>
@@ -14106,6 +15254,20 @@
       </w:r>
       <w:r>
         <w:rPr>
+          <w:lang w:val="es_ES" w:bidi="es_ES"/>
+        </w:rPr>
+        <w:t>מִ⁠כִּסְא֔⁠וֹ</w:t>
+      </w:r>
+    </w:p>
+    <w:p>
+      <w:pPr/>
+      <w:r>
+        <w:rPr>
+          <w:lang w:val="es_ES" w:bidi="es_ES"/>
+        </w:rPr>
+      </w:r>
+      <w:r>
+        <w:rPr>
           <w:b/>
           <w:lang w:val="es_ES" w:bidi="es_ES"/>
         </w:rPr>
@@ -14298,6 +15460,20 @@
       </w:r>
       <w:r>
         <w:rPr>
+          <w:lang w:val="es_ES" w:bidi="es_ES"/>
+        </w:rPr>
+        <w:t>וַ⁠יַּזְעֵ֗ק וַ⁠יֹּ֨אמֶר֙</w:t>
+      </w:r>
+    </w:p>
+    <w:p>
+      <w:pPr/>
+      <w:r>
+        <w:rPr>
+          <w:lang w:val="es_ES" w:bidi="es_ES"/>
+        </w:rPr>
+      </w:r>
+      <w:r>
+        <w:rPr>
           <w:b/>
           <w:lang w:val="es_ES" w:bidi="es_ES"/>
         </w:rPr>
@@ -14457,6 +15633,20 @@
       </w:r>
       <w:r>
         <w:rPr>
+          <w:lang w:val="es_ES" w:bidi="es_ES"/>
+        </w:rPr>
+        <w:t>וַ⁠יַּזְעֵ֗ק וַ⁠יֹּ֨אמֶר֙</w:t>
+      </w:r>
+    </w:p>
+    <w:p>
+      <w:pPr/>
+      <w:r>
+        <w:rPr>
+          <w:lang w:val="es_ES" w:bidi="es_ES"/>
+        </w:rPr>
+      </w:r>
+      <w:r>
+        <w:rPr>
           <w:b/>
           <w:lang w:val="es_ES" w:bidi="es_ES"/>
         </w:rPr>
@@ -14540,6 +15730,20 @@
       </w:r>
       <w:r>
         <w:rPr>
+          <w:lang w:val="es_ES" w:bidi="es_ES"/>
+        </w:rPr>
+        <w:t>וּ⁠גְדֹלָ֖י⁠ו</w:t>
+      </w:r>
+    </w:p>
+    <w:p>
+      <w:pPr/>
+      <w:r>
+        <w:rPr>
+          <w:lang w:val="es_ES" w:bidi="es_ES"/>
+        </w:rPr>
+      </w:r>
+      <w:r>
+        <w:rPr>
           <w:b/>
           <w:lang w:val="es_ES" w:bidi="es_ES"/>
         </w:rPr>
@@ -14636,6 +15840,20 @@
       </w:r>
       <w:r>
         <w:rPr>
+          <w:lang w:val="es_ES" w:bidi="es_ES"/>
+        </w:rPr>
+        <w:t>הַ⁠בָּקָ֣ר וְ⁠הַ⁠צֹּ֗אן</w:t>
+      </w:r>
+    </w:p>
+    <w:p>
+      <w:pPr/>
+      <w:r>
+        <w:rPr>
+          <w:lang w:val="es_ES" w:bidi="es_ES"/>
+        </w:rPr>
+      </w:r>
+      <w:r>
+        <w:rPr>
           <w:b/>
           <w:lang w:val="es_ES" w:bidi="es_ES"/>
         </w:rPr>
@@ -14719,6 +15937,20 @@
       </w:r>
       <w:r>
         <w:rPr>
+          <w:lang w:val="es_ES" w:bidi="es_ES"/>
+        </w:rPr>
+        <w:t>וְ⁠הַ⁠בְּהֵמָ֔ה</w:t>
+      </w:r>
+    </w:p>
+    <w:p>
+      <w:pPr/>
+      <w:r>
+        <w:rPr>
+          <w:lang w:val="es_ES" w:bidi="es_ES"/>
+        </w:rPr>
+      </w:r>
+      <w:r>
+        <w:rPr>
           <w:b/>
           <w:lang w:val="es_ES" w:bidi="es_ES"/>
         </w:rPr>
@@ -14802,6 +16034,20 @@
       </w:r>
       <w:r>
         <w:rPr>
+          <w:lang w:val="es_ES" w:bidi="es_ES"/>
+        </w:rPr>
+        <w:t>וְ⁠יִקְרְא֥וּ אֶל־אֱלֹהִ֖ים בְּ⁠חָזְקָ֑ה</w:t>
+      </w:r>
+    </w:p>
+    <w:p>
+      <w:pPr/>
+      <w:r>
+        <w:rPr>
+          <w:lang w:val="es_ES" w:bidi="es_ES"/>
+        </w:rPr>
+      </w:r>
+      <w:r>
+        <w:rPr>
           <w:b/>
           <w:lang w:val="es_ES" w:bidi="es_ES"/>
         </w:rPr>
@@ -14995,6 +16241,20 @@
       </w:r>
       <w:r>
         <w:rPr>
+          <w:lang w:val="es_ES" w:bidi="es_ES"/>
+        </w:rPr>
+        <w:t>וְ⁠יִקְרְא֥וּ</w:t>
+      </w:r>
+    </w:p>
+    <w:p>
+      <w:pPr/>
+      <w:r>
+        <w:rPr>
+          <w:lang w:val="es_ES" w:bidi="es_ES"/>
+        </w:rPr>
+      </w:r>
+      <w:r>
+        <w:rPr>
           <w:b/>
           <w:lang w:val="es_ES" w:bidi="es_ES"/>
         </w:rPr>
@@ -15091,6 +16351,20 @@
       </w:r>
       <w:r>
         <w:rPr>
+          <w:lang w:val="es_ES" w:bidi="es_ES"/>
+        </w:rPr>
+        <w:t>מִֽי־יוֹדֵ֣עַ</w:t>
+      </w:r>
+    </w:p>
+    <w:p>
+      <w:pPr/>
+      <w:r>
+        <w:rPr>
+          <w:lang w:val="es_ES" w:bidi="es_ES"/>
+        </w:rPr>
+      </w:r>
+      <w:r>
+        <w:rPr>
           <w:b/>
           <w:lang w:val="es_ES" w:bidi="es_ES"/>
         </w:rPr>
@@ -15174,6 +16448,20 @@
       </w:r>
       <w:r>
         <w:rPr>
+          <w:lang w:val="es_ES" w:bidi="es_ES"/>
+        </w:rPr>
+        <w:t>יָשׁ֔וּב וְ⁠נִחַ֖ם הָ⁠אֱלֹהִ֑ים</w:t>
+      </w:r>
+    </w:p>
+    <w:p>
+      <w:pPr/>
+      <w:r>
+        <w:rPr>
+          <w:lang w:val="es_ES" w:bidi="es_ES"/>
+        </w:rPr>
+      </w:r>
+      <w:r>
+        <w:rPr>
           <w:b/>
           <w:lang w:val="es_ES" w:bidi="es_ES"/>
         </w:rPr>
@@ -15257,6 +16545,20 @@
       </w:r>
       <w:r>
         <w:rPr>
+          <w:lang w:val="es_ES" w:bidi="es_ES"/>
+        </w:rPr>
+        <w:t>מֵ⁠חֲר֥וֹן אַפּ֖⁠וֹ</w:t>
+      </w:r>
+    </w:p>
+    <w:p>
+      <w:pPr/>
+      <w:r>
+        <w:rPr>
+          <w:lang w:val="es_ES" w:bidi="es_ES"/>
+        </w:rPr>
+      </w:r>
+      <w:r>
+        <w:rPr>
           <w:b/>
           <w:lang w:val="es_ES" w:bidi="es_ES"/>
         </w:rPr>
@@ -15340,6 +16642,20 @@
       </w:r>
       <w:r>
         <w:rPr>
+          <w:lang w:val="es_ES" w:bidi="es_ES"/>
+        </w:rPr>
+        <w:t>וְ⁠לֹ֥א נֹאבֵֽד</w:t>
+      </w:r>
+    </w:p>
+    <w:p>
+      <w:pPr/>
+      <w:r>
+        <w:rPr>
+          <w:lang w:val="es_ES" w:bidi="es_ES"/>
+        </w:rPr>
+      </w:r>
+      <w:r>
+        <w:rPr>
           <w:b/>
           <w:lang w:val="es_ES" w:bidi="es_ES"/>
         </w:rPr>
@@ -15512,6 +16828,20 @@
       </w:r>
       <w:r>
         <w:rPr>
+          <w:lang w:val="es_ES" w:bidi="es_ES"/>
+        </w:rPr>
+        <w:t>עַל־הָ⁠רָעָ֛ה</w:t>
+      </w:r>
+    </w:p>
+    <w:p>
+      <w:pPr/>
+      <w:r>
+        <w:rPr>
+          <w:lang w:val="es_ES" w:bidi="es_ES"/>
+        </w:rPr>
+      </w:r>
+      <w:r>
+        <w:rPr>
           <w:b/>
           <w:lang w:val="es_ES" w:bidi="es_ES"/>
         </w:rPr>
@@ -15595,6 +16925,20 @@
       </w:r>
       <w:r>
         <w:rPr>
+          <w:lang w:val="es_ES" w:bidi="es_ES"/>
+        </w:rPr>
+        <w:t>וְ⁠לֹ֥א עָשָֽׂה</w:t>
+      </w:r>
+    </w:p>
+    <w:p>
+      <w:pPr/>
+      <w:r>
+        <w:rPr>
+          <w:lang w:val="es_ES" w:bidi="es_ES"/>
+        </w:rPr>
+      </w:r>
+      <w:r>
+        <w:rPr>
           <w:b/>
           <w:lang w:val="es_ES" w:bidi="es_ES"/>
         </w:rPr>
@@ -15691,6 +17035,20 @@
       </w:r>
       <w:r>
         <w:rPr>
+          <w:lang w:val="es_ES" w:bidi="es_ES"/>
+        </w:rPr>
+        <w:t>הָ⁠רָעָ֛ה</w:t>
+      </w:r>
+    </w:p>
+    <w:p>
+      <w:pPr/>
+      <w:r>
+        <w:rPr>
+          <w:lang w:val="es_ES" w:bidi="es_ES"/>
+        </w:rPr>
+      </w:r>
+      <w:r>
+        <w:rPr>
           <w:b/>
           <w:lang w:val="es_ES" w:bidi="es_ES"/>
         </w:rPr>
@@ -15776,6 +17134,20 @@
         <w:rPr>
           <w:lang w:val="es_ES" w:bidi="es_ES"/>
         </w:rPr>
+      </w:r>
+    </w:p>
+    <w:p>
+      <w:pPr/>
+      <w:r>
+        <w:rPr>
+          <w:lang w:val="es_ES" w:bidi="es_ES"/>
+        </w:rPr>
+      </w:r>
+      <w:r>
+        <w:rPr>
+          <w:lang w:val="es_ES" w:bidi="es_ES"/>
+        </w:rPr>
+        <w:t>שָׁ֖בוּ מִ⁠דַּרְכָּ֣⁠ם הָ⁠רָעָ֑ה</w:t>
       </w:r>
     </w:p>
     <w:p>
@@ -16302,6 +17674,20 @@
       </w:r>
       <w:r>
         <w:rPr>
+          <w:lang w:val="es_ES" w:bidi="es_ES"/>
+        </w:rPr>
+        <w:t>וַ⁠יִּ֖חַר לֽ⁠וֹ</w:t>
+      </w:r>
+    </w:p>
+    <w:p>
+      <w:pPr/>
+      <w:r>
+        <w:rPr>
+          <w:lang w:val="es_ES" w:bidi="es_ES"/>
+        </w:rPr>
+      </w:r>
+      <w:r>
+        <w:rPr>
           <w:b/>
           <w:lang w:val="es_ES" w:bidi="es_ES"/>
         </w:rPr>
@@ -16385,6 +17771,20 @@
       </w:r>
       <w:r>
         <w:rPr>
+          <w:lang w:val="es_ES" w:bidi="es_ES"/>
+        </w:rPr>
+        <w:t>וַ⁠יֵּ֥רַע אֶל־יוֹנָ֖ה</w:t>
+      </w:r>
+    </w:p>
+    <w:p>
+      <w:pPr/>
+      <w:r>
+        <w:rPr>
+          <w:lang w:val="es_ES" w:bidi="es_ES"/>
+        </w:rPr>
+      </w:r>
+      <w:r>
+        <w:rPr>
           <w:b/>
           <w:lang w:val="es_ES" w:bidi="es_ES"/>
         </w:rPr>
@@ -16468,6 +17868,20 @@
       </w:r>
       <w:r>
         <w:rPr>
+          <w:lang w:val="es_ES" w:bidi="es_ES"/>
+        </w:rPr>
+        <w:t>וַ⁠יֵּ֥רַע</w:t>
+      </w:r>
+    </w:p>
+    <w:p>
+      <w:pPr/>
+      <w:r>
+        <w:rPr>
+          <w:lang w:val="es_ES" w:bidi="es_ES"/>
+        </w:rPr>
+      </w:r>
+      <w:r>
+        <w:rPr>
           <w:b/>
           <w:lang w:val="es_ES" w:bidi="es_ES"/>
         </w:rPr>
@@ -16551,6 +17965,20 @@
       </w:r>
       <w:r>
         <w:rPr>
+          <w:lang w:val="es_ES" w:bidi="es_ES"/>
+        </w:rPr>
+        <w:t>וַ⁠יֵּ֥רַע אֶל־יוֹנָ֖ה רָעָ֣ה גְדוֹלָ֑ה</w:t>
+      </w:r>
+    </w:p>
+    <w:p>
+      <w:pPr/>
+      <w:r>
+        <w:rPr>
+          <w:lang w:val="es_ES" w:bidi="es_ES"/>
+        </w:rPr>
+      </w:r>
+      <w:r>
+        <w:rPr>
           <w:b/>
           <w:lang w:val="es_ES" w:bidi="es_ES"/>
         </w:rPr>
@@ -16647,6 +18075,20 @@
       </w:r>
       <w:r>
         <w:rPr>
+          <w:lang w:val="es_ES" w:bidi="es_ES"/>
+        </w:rPr>
+        <w:t>אָנָּ֤ה</w:t>
+      </w:r>
+    </w:p>
+    <w:p>
+      <w:pPr/>
+      <w:r>
+        <w:rPr>
+          <w:lang w:val="es_ES" w:bidi="es_ES"/>
+        </w:rPr>
+      </w:r>
+      <w:r>
+        <w:rPr>
           <w:b/>
           <w:lang w:val="es_ES" w:bidi="es_ES"/>
         </w:rPr>
@@ -16813,6 +18255,20 @@
       </w:r>
       <w:r>
         <w:rPr>
+          <w:lang w:val="es_ES" w:bidi="es_ES"/>
+        </w:rPr>
+        <w:t>אֶ֤רֶךְ אַפַּ֨יִם֙</w:t>
+      </w:r>
+    </w:p>
+    <w:p>
+      <w:pPr/>
+      <w:r>
+        <w:rPr>
+          <w:lang w:val="es_ES" w:bidi="es_ES"/>
+        </w:rPr>
+      </w:r>
+      <w:r>
+        <w:rPr>
           <w:b/>
           <w:lang w:val="es_ES" w:bidi="es_ES"/>
         </w:rPr>
@@ -16898,6 +18354,20 @@
         <w:rPr>
           <w:lang w:val="es_ES" w:bidi="es_ES"/>
         </w:rPr>
+      </w:r>
+    </w:p>
+    <w:p>
+      <w:pPr/>
+      <w:r>
+        <w:rPr>
+          <w:lang w:val="es_ES" w:bidi="es_ES"/>
+        </w:rPr>
+      </w:r>
+      <w:r>
+        <w:rPr>
+          <w:lang w:val="es_ES" w:bidi="es_ES"/>
+        </w:rPr>
+        <w:t>וְ⁠נִחָ֖ם עַל־הָ⁠רָעָֽה</w:t>
       </w:r>
     </w:p>
     <w:p>
@@ -17169,6 +18639,20 @@
       </w:r>
       <w:r>
         <w:rPr>
+          <w:lang w:val="es_ES" w:bidi="es_ES"/>
+        </w:rPr>
+        <w:t>קַח־נָ֥א אֶת־נַפְשִׁ֖⁠י מִמֶּ֑⁠נִּי</w:t>
+      </w:r>
+    </w:p>
+    <w:p>
+      <w:pPr/>
+      <w:r>
+        <w:rPr>
+          <w:lang w:val="es_ES" w:bidi="es_ES"/>
+        </w:rPr>
+      </w:r>
+      <w:r>
+        <w:rPr>
           <w:b/>
           <w:lang w:val="es_ES" w:bidi="es_ES"/>
         </w:rPr>
@@ -17252,6 +18736,20 @@
       </w:r>
       <w:r>
         <w:rPr>
+          <w:lang w:val="es_ES" w:bidi="es_ES"/>
+        </w:rPr>
+        <w:t>כִּ֛י ט֥וֹב מוֹתִ֖⁠י מֵ⁠חַיָּֽ⁠י</w:t>
+      </w:r>
+    </w:p>
+    <w:p>
+      <w:pPr/>
+      <w:r>
+        <w:rPr>
+          <w:lang w:val="es_ES" w:bidi="es_ES"/>
+        </w:rPr>
+      </w:r>
+      <w:r>
+        <w:rPr>
           <w:b/>
           <w:lang w:val="es_ES" w:bidi="es_ES"/>
         </w:rPr>
@@ -17350,6 +18848,20 @@
         <w:rPr>
           <w:lang w:val="es_ES" w:bidi="es_ES"/>
         </w:rPr>
+      </w:r>
+    </w:p>
+    <w:p>
+      <w:pPr/>
+      <w:r>
+        <w:rPr>
+          <w:lang w:val="es_ES" w:bidi="es_ES"/>
+        </w:rPr>
+      </w:r>
+      <w:r>
+        <w:rPr>
+          <w:lang w:val="es_ES" w:bidi="es_ES"/>
+        </w:rPr>
+        <w:t>הַ⁠הֵיטֵ֖ב חָ֥רָה לָֽ⁠ךְ</w:t>
       </w:r>
     </w:p>
     <w:p>
@@ -17475,6 +18987,20 @@
       </w:r>
       <w:r>
         <w:rPr>
+          <w:lang w:val="es_ES" w:bidi="es_ES"/>
+        </w:rPr>
+        <w:t>הַ⁠הֵיטֵ֖ב חָ֥רָה לָֽ⁠ךְ</w:t>
+      </w:r>
+    </w:p>
+    <w:p>
+      <w:pPr/>
+      <w:r>
+        <w:rPr>
+          <w:lang w:val="es_ES" w:bidi="es_ES"/>
+        </w:rPr>
+      </w:r>
+      <w:r>
+        <w:rPr>
           <w:b/>
           <w:lang w:val="es_ES" w:bidi="es_ES"/>
         </w:rPr>
@@ -17558,6 +19084,20 @@
       </w:r>
       <w:r>
         <w:rPr>
+          <w:lang w:val="es_ES" w:bidi="es_ES"/>
+        </w:rPr>
+        <w:t>הַ⁠הֵיטֵ֖ב חָ֥רָה לָֽ⁠ךְ</w:t>
+      </w:r>
+    </w:p>
+    <w:p>
+      <w:pPr/>
+      <w:r>
+        <w:rPr>
+          <w:lang w:val="es_ES" w:bidi="es_ES"/>
+        </w:rPr>
+      </w:r>
+      <w:r>
+        <w:rPr>
           <w:b/>
           <w:lang w:val="es_ES" w:bidi="es_ES"/>
         </w:rPr>
@@ -17641,6 +19181,20 @@
       </w:r>
       <w:r>
         <w:rPr>
+          <w:lang w:val="es_ES" w:bidi="es_ES"/>
+        </w:rPr>
+        <w:t>מַה־יִּהְיֶ֖ה בָּ⁠עִֽיר</w:t>
+      </w:r>
+    </w:p>
+    <w:p>
+      <w:pPr/>
+      <w:r>
+        <w:rPr>
+          <w:lang w:val="es_ES" w:bidi="es_ES"/>
+        </w:rPr>
+      </w:r>
+      <w:r>
+        <w:rPr>
           <w:b/>
           <w:lang w:val="es_ES" w:bidi="es_ES"/>
         </w:rPr>
@@ -17787,6 +19341,20 @@
       </w:r>
       <w:r>
         <w:rPr>
+          <w:lang w:val="es_ES" w:bidi="es_ES"/>
+        </w:rPr>
+        <w:t>לְ⁠הַצִּ֥יל ל֖⁠וֹ מֵ⁠רָֽעָת֑⁠וֹ</w:t>
+      </w:r>
+    </w:p>
+    <w:p>
+      <w:pPr/>
+      <w:r>
+        <w:rPr>
+          <w:lang w:val="es_ES" w:bidi="es_ES"/>
+        </w:rPr>
+      </w:r>
+      <w:r>
+        <w:rPr>
           <w:b/>
           <w:lang w:val="es_ES" w:bidi="es_ES"/>
         </w:rPr>
@@ -17883,6 +19451,20 @@
       </w:r>
       <w:r>
         <w:rPr>
+          <w:lang w:val="es_ES" w:bidi="es_ES"/>
+        </w:rPr>
+        <w:t>וַ⁠יִּשְׂמַ֥ח יוֹנָ֛ה &amp; שִׂמְחָ֥ה גְדוֹלָֽה</w:t>
+      </w:r>
+    </w:p>
+    <w:p>
+      <w:pPr/>
+      <w:r>
+        <w:rPr>
+          <w:lang w:val="es_ES" w:bidi="es_ES"/>
+        </w:rPr>
+      </w:r>
+      <w:r>
+        <w:rPr>
           <w:b/>
           <w:lang w:val="es_ES" w:bidi="es_ES"/>
         </w:rPr>
@@ -18042,6 +19624,20 @@
       </w:r>
       <w:r>
         <w:rPr>
+          <w:lang w:val="es_ES" w:bidi="es_ES"/>
+        </w:rPr>
+        <w:t>וַ⁠יִּיבָֽשׁ</w:t>
+      </w:r>
+    </w:p>
+    <w:p>
+      <w:pPr/>
+      <w:r>
+        <w:rPr>
+          <w:lang w:val="es_ES" w:bidi="es_ES"/>
+        </w:rPr>
+      </w:r>
+      <w:r>
+        <w:rPr>
           <w:b/>
           <w:lang w:val="es_ES" w:bidi="es_ES"/>
         </w:rPr>
@@ -18138,6 +19734,20 @@
       </w:r>
       <w:r>
         <w:rPr>
+          <w:lang w:val="es_ES" w:bidi="es_ES"/>
+        </w:rPr>
+        <w:t>וַ⁠יְהִ֣י ׀ כִּ⁠זְרֹ֣חַ הַ⁠שֶּׁ֗מֶשׁ</w:t>
+      </w:r>
+    </w:p>
+    <w:p>
+      <w:pPr/>
+      <w:r>
+        <w:rPr>
+          <w:lang w:val="es_ES" w:bidi="es_ES"/>
+        </w:rPr>
+      </w:r>
+      <w:r>
+        <w:rPr>
           <w:b/>
           <w:lang w:val="es_ES" w:bidi="es_ES"/>
         </w:rPr>
@@ -18221,6 +19831,20 @@
       </w:r>
       <w:r>
         <w:rPr>
+          <w:lang w:val="es_ES" w:bidi="es_ES"/>
+        </w:rPr>
+        <w:t>וַ⁠יְמַ֨ן אֱלֹהִ֜ים ר֤וּחַ קָדִים֙ חֲרִישִׁ֔ית</w:t>
+      </w:r>
+    </w:p>
+    <w:p>
+      <w:pPr/>
+      <w:r>
+        <w:rPr>
+          <w:lang w:val="es_ES" w:bidi="es_ES"/>
+        </w:rPr>
+      </w:r>
+      <w:r>
+        <w:rPr>
           <w:b/>
           <w:lang w:val="es_ES" w:bidi="es_ES"/>
         </w:rPr>
@@ -18317,6 +19941,20 @@
       </w:r>
       <w:r>
         <w:rPr>
+          <w:lang w:val="es_ES" w:bidi="es_ES"/>
+        </w:rPr>
+        <w:t>וַ⁠תַּ֥ךְ הַ⁠שֶּׁ֛מֶשׁ עַל</w:t>
+      </w:r>
+    </w:p>
+    <w:p>
+      <w:pPr/>
+      <w:r>
+        <w:rPr>
+          <w:lang w:val="es_ES" w:bidi="es_ES"/>
+        </w:rPr>
+      </w:r>
+      <w:r>
+        <w:rPr>
           <w:b/>
           <w:lang w:val="es_ES" w:bidi="es_ES"/>
         </w:rPr>
@@ -18439,6 +20077,20 @@
       </w:r>
       <w:r>
         <w:rPr>
+          <w:lang w:val="es_ES" w:bidi="es_ES"/>
+        </w:rPr>
+        <w:t>עַל־רֹ֥אשׁ יוֹנָ֖ה</w:t>
+      </w:r>
+    </w:p>
+    <w:p>
+      <w:pPr/>
+      <w:r>
+        <w:rPr>
+          <w:lang w:val="es_ES" w:bidi="es_ES"/>
+        </w:rPr>
+      </w:r>
+      <w:r>
+        <w:rPr>
           <w:b/>
           <w:lang w:val="es_ES" w:bidi="es_ES"/>
         </w:rPr>
@@ -18600,6 +20252,20 @@
         <w:rPr>
           <w:lang w:val="es_ES" w:bidi="es_ES"/>
         </w:rPr>
+      </w:r>
+    </w:p>
+    <w:p>
+      <w:pPr/>
+      <w:r>
+        <w:rPr>
+          <w:lang w:val="es_ES" w:bidi="es_ES"/>
+        </w:rPr>
+      </w:r>
+      <w:r>
+        <w:rPr>
+          <w:lang w:val="es_ES" w:bidi="es_ES"/>
+        </w:rPr>
+        <w:t>וַ⁠יִּשְׁאַ֤ל אֶת־נַפְשׁ⁠וֹ֙ לָ⁠מ֔וּת</w:t>
       </w:r>
     </w:p>
     <w:p>
@@ -18726,6 +20392,20 @@
       </w:r>
       <w:r>
         <w:rPr>
+          <w:lang w:val="es_ES" w:bidi="es_ES"/>
+        </w:rPr>
+        <w:t>ט֥וֹב מוֹתִ֖⁠י מֵ⁠חַיָּֽ⁠י</w:t>
+      </w:r>
+    </w:p>
+    <w:p>
+      <w:pPr/>
+      <w:r>
+        <w:rPr>
+          <w:lang w:val="es_ES" w:bidi="es_ES"/>
+        </w:rPr>
+      </w:r>
+      <w:r>
+        <w:rPr>
           <w:b/>
           <w:lang w:val="es_ES" w:bidi="es_ES"/>
         </w:rPr>
@@ -18853,6 +20533,20 @@
       </w:r>
       <w:r>
         <w:rPr>
+          <w:lang w:val="es_ES" w:bidi="es_ES"/>
+        </w:rPr>
+        <w:t>הַ⁠הֵיטֵ֥ב חָרָֽה־לְ⁠ךָ֖ עַל־הַ⁠קִּֽיקָי֑וֹן</w:t>
+      </w:r>
+    </w:p>
+    <w:p>
+      <w:pPr/>
+      <w:r>
+        <w:rPr>
+          <w:lang w:val="es_ES" w:bidi="es_ES"/>
+        </w:rPr>
+      </w:r>
+      <w:r>
+        <w:rPr>
           <w:b/>
           <w:lang w:val="es_ES" w:bidi="es_ES"/>
         </w:rPr>
@@ -19076,6 +20770,20 @@
       </w:r>
       <w:r>
         <w:rPr>
+          <w:lang w:val="es_ES" w:bidi="es_ES"/>
+        </w:rPr>
+        <w:t>וַ⁠יֹּ֣אמֶר יְהוָ֔ה</w:t>
+      </w:r>
+    </w:p>
+    <w:p>
+      <w:pPr/>
+      <w:r>
+        <w:rPr>
+          <w:lang w:val="es_ES" w:bidi="es_ES"/>
+        </w:rPr>
+      </w:r>
+      <w:r>
+        <w:rPr>
           <w:b/>
           <w:lang w:val="es_ES" w:bidi="es_ES"/>
         </w:rPr>
@@ -19159,6 +20867,20 @@
       </w:r>
       <w:r>
         <w:rPr>
+          <w:lang w:val="es_ES" w:bidi="es_ES"/>
+        </w:rPr>
+        <w:t>שֶׁ⁠בִּן־לַ֥יְלָה הָיָ֖ה וּ⁠בִן־לַ֥יְלָה אָבָֽד</w:t>
+      </w:r>
+    </w:p>
+    <w:p>
+      <w:pPr/>
+      <w:r>
+        <w:rPr>
+          <w:lang w:val="es_ES" w:bidi="es_ES"/>
+        </w:rPr>
+      </w:r>
+      <w:r>
+        <w:rPr>
           <w:b/>
           <w:lang w:val="es_ES" w:bidi="es_ES"/>
         </w:rPr>
@@ -19244,6 +20966,20 @@
         <w:rPr>
           <w:lang w:val="es_ES" w:bidi="es_ES"/>
         </w:rPr>
+      </w:r>
+    </w:p>
+    <w:p>
+      <w:pPr/>
+      <w:r>
+        <w:rPr>
+          <w:lang w:val="es_ES" w:bidi="es_ES"/>
+        </w:rPr>
+      </w:r>
+      <w:r>
+        <w:rPr>
+          <w:lang w:val="es_ES" w:bidi="es_ES"/>
+        </w:rPr>
+        <w:t>וַֽ⁠אֲנִי֙</w:t>
       </w:r>
     </w:p>
     <w:p>
@@ -19441,6 +21177,20 @@
         <w:rPr>
           <w:lang w:val="es_ES" w:bidi="es_ES"/>
         </w:rPr>
+      </w:r>
+    </w:p>
+    <w:p>
+      <w:pPr/>
+      <w:r>
+        <w:rPr>
+          <w:lang w:val="es_ES" w:bidi="es_ES"/>
+        </w:rPr>
+      </w:r>
+      <w:r>
+        <w:rPr>
+          <w:lang w:val="es_ES" w:bidi="es_ES"/>
+        </w:rPr>
+        <w:t>אֲשֶׁ֣ר יֶשׁ־בָּ֡⁠הּ הַרְבֵּה֩</w:t>
       </w:r>
     </w:p>
     <w:p>

--- a/spa/docx/32.content.docx
+++ b/spa/docx/32.content.docx
@@ -1205,6 +1205,20 @@
       </w:r>
       <w:r>
         <w:rPr>
+          <w:lang w:val="es_ES" w:bidi="es_ES"/>
+        </w:rPr>
+        <w:t>אֲמִתַּ֖י</w:t>
+      </w:r>
+    </w:p>
+    <w:p>
+      <w:pPr/>
+      <w:r>
+        <w:rPr>
+          <w:lang w:val="es_ES" w:bidi="es_ES"/>
+        </w:rPr>
+      </w:r>
+      <w:r>
+        <w:rPr>
           <w:b/>
           <w:lang w:val="es_ES" w:bidi="es_ES"/>
         </w:rPr>
@@ -1295,6 +1309,20 @@
       </w:r>
       <w:r>
         <w:rPr>
+          <w:lang w:val="es_ES" w:bidi="es_ES"/>
+        </w:rPr>
+        <w:t>ק֠וּם לֵ֧ךְ אֶל־נִֽינְוֵ֛ה הָ⁠עִ֥יר הַ⁠גְּדוֹלָ֖ה וּ⁠קְרָ֣א עָלֶ֑י⁠הָ כִּֽי־עָלְתָ֥ה רָעָתָ֖⁠ם לְ⁠פָנָֽ⁠י</w:t>
+      </w:r>
+    </w:p>
+    <w:p>
+      <w:pPr/>
+      <w:r>
+        <w:rPr>
+          <w:lang w:val="es_ES" w:bidi="es_ES"/>
+        </w:rPr>
+      </w:r>
+      <w:r>
+        <w:rPr>
           <w:b/>
           <w:lang w:val="es_ES" w:bidi="es_ES"/>
         </w:rPr>
@@ -1814,6 +1842,20 @@
         <w:rPr>
           <w:lang w:val="es_ES" w:bidi="es_ES"/>
         </w:rPr>
+      </w:r>
+    </w:p>
+    <w:p>
+      <w:pPr/>
+      <w:r>
+        <w:rPr>
+          <w:lang w:val="es_ES" w:bidi="es_ES"/>
+        </w:rPr>
+      </w:r>
+      <w:r>
+        <w:rPr>
+          <w:lang w:val="es_ES" w:bidi="es_ES"/>
+        </w:rPr>
+        <w:t>עָלְתָ֥ה רָעָתָ֖⁠ם לְ⁠פָנָֽ⁠י</w:t>
       </w:r>
     </w:p>
     <w:p>
@@ -2049,6 +2091,20 @@
       </w:r>
       <w:r>
         <w:rPr>
+          <w:lang w:val="es_ES" w:bidi="es_ES"/>
+        </w:rPr>
+        <w:t>מִ⁠לִּ⁠פְנֵ֖י יְהוָ֑ה &amp; מִ⁠לִּ⁠פְנֵ֖י יְהוָֽה</w:t>
+      </w:r>
+    </w:p>
+    <w:p>
+      <w:pPr/>
+      <w:r>
+        <w:rPr>
+          <w:lang w:val="es_ES" w:bidi="es_ES"/>
+        </w:rPr>
+      </w:r>
+      <w:r>
+        <w:rPr>
           <w:b/>
           <w:lang w:val="es_ES" w:bidi="es_ES"/>
         </w:rPr>
@@ -3313,6 +3369,20 @@
       </w:r>
       <w:r>
         <w:rPr>
+          <w:lang w:val="es_ES" w:bidi="es_ES"/>
+        </w:rPr>
+        <w:t>וְ⁠יוֹנָ֗ה יָרַד֙ אֶל־יַרְכְּתֵ֣י הַ⁠סְּפִינָ֔ה וַ⁠יִּשְׁכַּ֖ב וַ⁠יֵּרָדַֽם</w:t>
+      </w:r>
+    </w:p>
+    <w:p>
+      <w:pPr/>
+      <w:r>
+        <w:rPr>
+          <w:lang w:val="es_ES" w:bidi="es_ES"/>
+        </w:rPr>
+      </w:r>
+      <w:r>
+        <w:rPr>
           <w:b/>
           <w:lang w:val="es_ES" w:bidi="es_ES"/>
         </w:rPr>
@@ -3396,6 +3466,20 @@
       </w:r>
       <w:r>
         <w:rPr>
+          <w:lang w:val="es_ES" w:bidi="es_ES"/>
+        </w:rPr>
+        <w:t>יַרְכְּתֵ֣י הַ⁠סְּפִינָ֔ה</w:t>
+      </w:r>
+    </w:p>
+    <w:p>
+      <w:pPr/>
+      <w:r>
+        <w:rPr>
+          <w:lang w:val="es_ES" w:bidi="es_ES"/>
+        </w:rPr>
+      </w:r>
+      <w:r>
+        <w:rPr>
           <w:b/>
           <w:lang w:val="es_ES" w:bidi="es_ES"/>
         </w:rPr>
@@ -3448,6 +3532,20 @@
         <w:rPr>
           <w:lang w:val="es_ES" w:bidi="es_ES"/>
         </w:rPr>
+      </w:r>
+    </w:p>
+    <w:p>
+      <w:pPr/>
+      <w:r>
+        <w:rPr>
+          <w:lang w:val="es_ES" w:bidi="es_ES"/>
+        </w:rPr>
+      </w:r>
+      <w:r>
+        <w:rPr>
+          <w:lang w:val="es_ES" w:bidi="es_ES"/>
+        </w:rPr>
+        <w:t>וַ⁠יִּשְׁכַּ֖ב וַ⁠יֵּרָדַֽם</w:t>
       </w:r>
     </w:p>
     <w:p>
@@ -3868,6 +3966,20 @@
       </w:r>
       <w:r>
         <w:rPr>
+          <w:lang w:val="es_ES" w:bidi="es_ES"/>
+        </w:rPr>
+        <w:t>קְרָ֣א אֶל־אֱלֹהֶ֔י⁠ךָ</w:t>
+      </w:r>
+    </w:p>
+    <w:p>
+      <w:pPr/>
+      <w:r>
+        <w:rPr>
+          <w:lang w:val="es_ES" w:bidi="es_ES"/>
+        </w:rPr>
+      </w:r>
+      <w:r>
+        <w:rPr>
           <w:b/>
           <w:lang w:val="es_ES" w:bidi="es_ES"/>
         </w:rPr>
@@ -3951,6 +4063,20 @@
       </w:r>
       <w:r>
         <w:rPr>
+          <w:lang w:val="es_ES" w:bidi="es_ES"/>
+        </w:rPr>
+        <w:t>אוּלַ֞י יִתְעַשֵּׁ֧ת הָ⁠אֱלֹהִ֛ים לָ֖⁠נוּ וְ⁠לֹ֥א נֹאבֵֽד</w:t>
+      </w:r>
+    </w:p>
+    <w:p>
+      <w:pPr/>
+      <w:r>
+        <w:rPr>
+          <w:lang w:val="es_ES" w:bidi="es_ES"/>
+        </w:rPr>
+      </w:r>
+      <w:r>
+        <w:rPr>
           <w:b/>
           <w:lang w:val="es_ES" w:bidi="es_ES"/>
         </w:rPr>
@@ -4157,6 +4283,20 @@
       </w:r>
       <w:r>
         <w:rPr>
+          <w:lang w:val="es_ES" w:bidi="es_ES"/>
+        </w:rPr>
+        <w:t>וַ⁠יֹּאמְר֞וּ אִ֣ישׁ אֶל־רֵעֵ֗⁠הוּ</w:t>
+      </w:r>
+    </w:p>
+    <w:p>
+      <w:pPr/>
+      <w:r>
+        <w:rPr>
+          <w:lang w:val="es_ES" w:bidi="es_ES"/>
+        </w:rPr>
+      </w:r>
+      <w:r>
+        <w:rPr>
           <w:b/>
           <w:lang w:val="es_ES" w:bidi="es_ES"/>
         </w:rPr>
@@ -4253,6 +4393,20 @@
       </w:r>
       <w:r>
         <w:rPr>
+          <w:lang w:val="es_ES" w:bidi="es_ES"/>
+        </w:rPr>
+        <w:t>וְ⁠נֵ֣דְעָ֔ה בְּ⁠שֶׁ⁠לְּ⁠מִ֛י הָ⁠רָעָ֥ה הַ⁠זֹּ֖את לָ֑⁠נוּ</w:t>
+      </w:r>
+    </w:p>
+    <w:p>
+      <w:pPr/>
+      <w:r>
+        <w:rPr>
+          <w:lang w:val="es_ES" w:bidi="es_ES"/>
+        </w:rPr>
+      </w:r>
+      <w:r>
+        <w:rPr>
           <w:b/>
           <w:lang w:val="es_ES" w:bidi="es_ES"/>
         </w:rPr>
@@ -5537,6 +5691,20 @@
       </w:r>
       <w:r>
         <w:rPr>
+          <w:lang w:val="es_ES" w:bidi="es_ES"/>
+        </w:rPr>
+        <w:t>כִּֽי־יָדְע֣וּ הָ⁠אֲנָשִׁ֗ים כִּֽי־מִ⁠לִּ⁠פְנֵ֤י יְהוָה֙ ה֣וּא בֹרֵ֔חַ כִּ֥י הִגִּ֖יד לָ⁠הֶֽם</w:t>
+      </w:r>
+    </w:p>
+    <w:p>
+      <w:pPr/>
+      <w:r>
+        <w:rPr>
+          <w:lang w:val="es_ES" w:bidi="es_ES"/>
+        </w:rPr>
+      </w:r>
+      <w:r>
+        <w:rPr>
           <w:b/>
           <w:lang w:val="es_ES" w:bidi="es_ES"/>
         </w:rPr>
@@ -6019,6 +6187,20 @@
       </w:r>
       <w:r>
         <w:rPr>
+          <w:lang w:val="es_ES" w:bidi="es_ES"/>
+        </w:rPr>
+        <w:t>וַ⁠יֹּאמְר֤וּ אֵלָי⁠ו֙ מַה־נַּ֣עֲשֶׂה לָּ֔⁠ךְ וְ⁠יִשְׁתֹּ֥ק הַ⁠יָּ֖ם מֵֽ⁠עָלֵ֑י⁠נוּ כִּ֥י הַ⁠יָּ֖ם הוֹלֵ֥ךְ וְ⁠סֹעֵֽר</w:t>
+      </w:r>
+    </w:p>
+    <w:p>
+      <w:pPr/>
+      <w:r>
+        <w:rPr>
+          <w:lang w:val="es_ES" w:bidi="es_ES"/>
+        </w:rPr>
+      </w:r>
+      <w:r>
+        <w:rPr>
           <w:b/>
           <w:lang w:val="es_ES" w:bidi="es_ES"/>
         </w:rPr>
@@ -6116,6 +6298,20 @@
       </w:r>
       <w:r>
         <w:rPr>
+          <w:lang w:val="es_ES" w:bidi="es_ES"/>
+        </w:rPr>
+        <w:t>כִּ֚י יוֹדֵ֣עַ אָ֔נִי כִּ֣י בְ⁠שֶׁ⁠לִּ֔⁠י הַ⁠סַּ֧עַר הַ⁠גָּד֛וֹל הַ⁠זֶּ֖ה עֲלֵי⁠כֶֽם</w:t>
+      </w:r>
+    </w:p>
+    <w:p>
+      <w:pPr/>
+      <w:r>
+        <w:rPr>
+          <w:lang w:val="es_ES" w:bidi="es_ES"/>
+        </w:rPr>
+      </w:r>
+      <w:r>
+        <w:rPr>
           <w:b/>
           <w:lang w:val="es_ES" w:bidi="es_ES"/>
         </w:rPr>
@@ -6182,6 +6378,20 @@
         <w:rPr>
           <w:lang w:val="es_ES" w:bidi="es_ES"/>
         </w:rPr>
+      </w:r>
+    </w:p>
+    <w:p>
+      <w:pPr/>
+      <w:r>
+        <w:rPr>
+          <w:lang w:val="es_ES" w:bidi="es_ES"/>
+        </w:rPr>
+      </w:r>
+      <w:r>
+        <w:rPr>
+          <w:lang w:val="es_ES" w:bidi="es_ES"/>
+        </w:rPr>
+        <w:t>וְ⁠יִשְׁתֹּ֥ק הַ⁠יָּ֖ם מֵֽ⁠עֲלֵי⁠כֶ֑ם</w:t>
       </w:r>
     </w:p>
     <w:p>
@@ -6432,6 +6642,20 @@
       </w:r>
       <w:r>
         <w:rPr>
+          <w:lang w:val="es_ES" w:bidi="es_ES"/>
+        </w:rPr>
+        <w:t>הַ⁠יָּ֔ם הוֹלֵ֥ךְ וְ⁠סֹעֵ֖ר</w:t>
+      </w:r>
+    </w:p>
+    <w:p>
+      <w:pPr/>
+      <w:r>
+        <w:rPr>
+          <w:lang w:val="es_ES" w:bidi="es_ES"/>
+        </w:rPr>
+      </w:r>
+      <w:r>
+        <w:rPr>
           <w:b/>
           <w:lang w:val="es_ES" w:bidi="es_ES"/>
         </w:rPr>
@@ -6671,6 +6895,20 @@
       </w:r>
       <w:r>
         <w:rPr>
+          <w:lang w:val="es_ES" w:bidi="es_ES"/>
+        </w:rPr>
+        <w:t>וַ⁠יִּקְרְא֨וּ אֶל־יְהוָ֜ה</w:t>
+      </w:r>
+    </w:p>
+    <w:p>
+      <w:pPr/>
+      <w:r>
+        <w:rPr>
+          <w:lang w:val="es_ES" w:bidi="es_ES"/>
+        </w:rPr>
+      </w:r>
+      <w:r>
+        <w:rPr>
           <w:b/>
           <w:lang w:val="es_ES" w:bidi="es_ES"/>
         </w:rPr>
@@ -6859,6 +7097,20 @@
       </w:r>
       <w:r>
         <w:rPr>
+          <w:lang w:val="es_ES" w:bidi="es_ES"/>
+        </w:rPr>
+        <w:t>אַל־נָ֣א נֹאבְדָ֗ה בְּ⁠נֶ֨פֶשׁ֙ הָ⁠אִ֣ישׁ הַ⁠זֶּ֔ה</w:t>
+      </w:r>
+    </w:p>
+    <w:p>
+      <w:pPr/>
+      <w:r>
+        <w:rPr>
+          <w:lang w:val="es_ES" w:bidi="es_ES"/>
+        </w:rPr>
+      </w:r>
+      <w:r>
+        <w:rPr>
           <w:b/>
           <w:lang w:val="es_ES" w:bidi="es_ES"/>
         </w:rPr>
@@ -7093,6 +7345,20 @@
       </w:r>
       <w:r>
         <w:rPr>
+          <w:lang w:val="es_ES" w:bidi="es_ES"/>
+        </w:rPr>
+        <w:t>אָנָּ֤ה יְהוָה֙ אַל־נָ֣א נֹאבְדָ֗ה בְּ⁠נֶ֨פֶשׁ֙ הָ⁠אִ֣ישׁ הַ⁠זֶּ֔ה וְ⁠אַל־תִּתֵּ֥ן עָלֵ֖י⁠נוּ דָּ֣ם נָקִ֑יא כִּֽי־אַתָּ֣ה יְהוָ֔ה כַּ⁠אֲשֶׁ֥ר חָפַ֖צְתָּ עָשִֽׂיתָ</w:t>
+      </w:r>
+    </w:p>
+    <w:p>
+      <w:pPr/>
+      <w:r>
+        <w:rPr>
+          <w:lang w:val="es_ES" w:bidi="es_ES"/>
+        </w:rPr>
+      </w:r>
+      <w:r>
+        <w:rPr>
           <w:b/>
           <w:lang w:val="es_ES" w:bidi="es_ES"/>
         </w:rPr>
@@ -7190,6 +7456,20 @@
       </w:r>
       <w:r>
         <w:rPr>
+          <w:lang w:val="es_ES" w:bidi="es_ES"/>
+        </w:rPr>
+        <w:t>אַל־נָ֣א נֹאבְדָ֗ה בְּ⁠נֶ֨פֶשׁ֙ הָ⁠אִ֣ישׁ הַ⁠זֶּ֔ה וְ⁠אַל־תִּתֵּ֥ן עָלֵ֖י⁠נוּ דָּ֣ם נָקִ֑יא</w:t>
+      </w:r>
+    </w:p>
+    <w:p>
+      <w:pPr/>
+      <w:r>
+        <w:rPr>
+          <w:lang w:val="es_ES" w:bidi="es_ES"/>
+        </w:rPr>
+      </w:r>
+      <w:r>
+        <w:rPr>
           <w:b/>
           <w:lang w:val="es_ES" w:bidi="es_ES"/>
         </w:rPr>
@@ -7289,6 +7569,20 @@
         <w:rPr>
           <w:lang w:val="es_ES" w:bidi="es_ES"/>
         </w:rPr>
+      </w:r>
+    </w:p>
+    <w:p>
+      <w:pPr/>
+      <w:r>
+        <w:rPr>
+          <w:lang w:val="es_ES" w:bidi="es_ES"/>
+        </w:rPr>
+      </w:r>
+      <w:r>
+        <w:rPr>
+          <w:lang w:val="es_ES" w:bidi="es_ES"/>
+        </w:rPr>
+        <w:t>וַ⁠יַּעֲמֹ֥ד הַ⁠יָּ֖ם מִ⁠זַּעְפּֽ⁠וֹ</w:t>
       </w:r>
     </w:p>
     <w:p>
@@ -7826,6 +8120,20 @@
       </w:r>
       <w:r>
         <w:rPr>
+          <w:lang w:val="es_ES" w:bidi="es_ES"/>
+        </w:rPr>
+        <w:t>וַ⁠יְמַ֤ן יְהוָה֙ דָּ֣ג גָּד֔וֹל לִ⁠בְלֹ֖עַ אֶת־יוֹנָ֑ה וַ⁠יְהִ֤י יוֹנָה֙ בִּ⁠מְעֵ֣י הַ⁠דָּ֔ג שְׁלֹשָׁ֥ה יָמִ֖ים וּ⁠שְׁלֹשָׁ֥ה לֵילֽוֹת</w:t>
+      </w:r>
+    </w:p>
+    <w:p>
+      <w:pPr/>
+      <w:r>
+        <w:rPr>
+          <w:lang w:val="es_ES" w:bidi="es_ES"/>
+        </w:rPr>
+      </w:r>
+      <w:r>
+        <w:rPr>
           <w:b/>
           <w:lang w:val="es_ES" w:bidi="es_ES"/>
         </w:rPr>
@@ -7903,6 +8211,20 @@
       </w:r>
       <w:r>
         <w:rPr>
+          <w:lang w:val="es_ES" w:bidi="es_ES"/>
+        </w:rPr>
+        <w:t>וַ⁠יְמַ֤ן יְהוָה֙ דָּ֣ג גָּד֔וֹל לִ⁠בְלֹ֖עַ אֶת־יוֹנָ֑ה</w:t>
+      </w:r>
+    </w:p>
+    <w:p>
+      <w:pPr/>
+      <w:r>
+        <w:rPr>
+          <w:lang w:val="es_ES" w:bidi="es_ES"/>
+        </w:rPr>
+      </w:r>
+      <w:r>
+        <w:rPr>
           <w:b/>
           <w:lang w:val="es_ES" w:bidi="es_ES"/>
         </w:rPr>
@@ -8405,6 +8727,20 @@
       </w:r>
       <w:r>
         <w:rPr>
+          <w:lang w:val="es_ES" w:bidi="es_ES"/>
+        </w:rPr>
+        <w:t>וַ⁠יֹּ֗אמֶר</w:t>
+      </w:r>
+    </w:p>
+    <w:p>
+      <w:pPr/>
+      <w:r>
+        <w:rPr>
+          <w:lang w:val="es_ES" w:bidi="es_ES"/>
+        </w:rPr>
+      </w:r>
+      <w:r>
+        <w:rPr>
           <w:b/>
           <w:lang w:val="es_ES" w:bidi="es_ES"/>
         </w:rPr>
@@ -8482,6 +8818,20 @@
       </w:r>
       <w:r>
         <w:rPr>
+          <w:lang w:val="es_ES" w:bidi="es_ES"/>
+        </w:rPr>
+        <w:t>קָ֠רָאתִי מִ⁠צָּ֥רָה לִ֛⁠י אֶל־יְהוָ֖ה וַֽ⁠יַּעֲנֵ֑⁠נִי</w:t>
+      </w:r>
+    </w:p>
+    <w:p>
+      <w:pPr/>
+      <w:r>
+        <w:rPr>
+          <w:lang w:val="es_ES" w:bidi="es_ES"/>
+        </w:rPr>
+      </w:r>
+      <w:r>
+        <w:rPr>
           <w:b/>
           <w:lang w:val="es_ES" w:bidi="es_ES"/>
         </w:rPr>
@@ -8579,6 +8929,20 @@
       </w:r>
       <w:r>
         <w:rPr>
+          <w:lang w:val="es_ES" w:bidi="es_ES"/>
+        </w:rPr>
+        <w:t>קָ֠רָאתִי מִ⁠צָּ֥רָה לִ֛⁠י אֶל־יְהוָ֖ה וַֽ⁠יַּעֲנֵ֑⁠נִי</w:t>
+      </w:r>
+    </w:p>
+    <w:p>
+      <w:pPr/>
+      <w:r>
+        <w:rPr>
+          <w:lang w:val="es_ES" w:bidi="es_ES"/>
+        </w:rPr>
+      </w:r>
+      <w:r>
+        <w:rPr>
           <w:b/>
           <w:lang w:val="es_ES" w:bidi="es_ES"/>
         </w:rPr>
@@ -8911,6 +9275,20 @@
       </w:r>
       <w:r>
         <w:rPr>
+          <w:lang w:val="es_ES" w:bidi="es_ES"/>
+        </w:rPr>
+        <w:t>קָ֠רָאתִי מִ⁠צָּ֥רָה לִ֛⁠י אֶל־יְהוָ֖ה וַֽ⁠יַּעֲנֵ֑⁠נִי מִ⁠בֶּ֧טֶן שְׁא֛וֹל שִׁוַּ֖עְתִּי שָׁמַ֥עְתָּ קוֹלִֽ⁠י</w:t>
+      </w:r>
+    </w:p>
+    <w:p>
+      <w:pPr/>
+      <w:r>
+        <w:rPr>
+          <w:lang w:val="es_ES" w:bidi="es_ES"/>
+        </w:rPr>
+      </w:r>
+      <w:r>
+        <w:rPr>
           <w:b/>
           <w:lang w:val="es_ES" w:bidi="es_ES"/>
         </w:rPr>
@@ -9386,6 +9764,20 @@
       </w:r>
       <w:r>
         <w:rPr>
+          <w:lang w:val="es_ES" w:bidi="es_ES"/>
+        </w:rPr>
+        <w:t>וְ⁠נָהָ֖ר יְסֹבְבֵ֑⁠נִי</w:t>
+      </w:r>
+    </w:p>
+    <w:p>
+      <w:pPr/>
+      <w:r>
+        <w:rPr>
+          <w:lang w:val="es_ES" w:bidi="es_ES"/>
+        </w:rPr>
+      </w:r>
+      <w:r>
+        <w:rPr>
           <w:b/>
           <w:lang w:val="es_ES" w:bidi="es_ES"/>
         </w:rPr>
@@ -10337,6 +10729,20 @@
       </w:r>
       <w:r>
         <w:rPr>
+          <w:lang w:val="es_ES" w:bidi="es_ES"/>
+        </w:rPr>
+        <w:t>אֲפָפ֤וּ⁠נִי מַ֨יִם֙ עַד־נֶ֔פֶשׁ תְּה֖וֹם יְסֹבְבֵ֑⁠נִי</w:t>
+      </w:r>
+    </w:p>
+    <w:p>
+      <w:pPr/>
+      <w:r>
+        <w:rPr>
+          <w:lang w:val="es_ES" w:bidi="es_ES"/>
+        </w:rPr>
+      </w:r>
+      <w:r>
+        <w:rPr>
           <w:b/>
           <w:lang w:val="es_ES" w:bidi="es_ES"/>
         </w:rPr>
@@ -10615,6 +11021,20 @@
       </w:r>
       <w:r>
         <w:rPr>
+          <w:lang w:val="es_ES" w:bidi="es_ES"/>
+        </w:rPr>
+        <w:t>תְּה֖וֹם יְסֹבְבֵ֑⁠נִי</w:t>
+      </w:r>
+    </w:p>
+    <w:p>
+      <w:pPr/>
+      <w:r>
+        <w:rPr>
+          <w:lang w:val="es_ES" w:bidi="es_ES"/>
+        </w:rPr>
+      </w:r>
+      <w:r>
+        <w:rPr>
           <w:b/>
           <w:lang w:val="es_ES" w:bidi="es_ES"/>
         </w:rPr>
@@ -10816,6 +11236,20 @@
       </w:r>
       <w:r>
         <w:rPr>
+          <w:lang w:val="es_ES" w:bidi="es_ES"/>
+        </w:rPr>
+        <w:t>הָ⁠אָ֛רֶץ בְּרִחֶ֥י⁠הָ בַעֲדִ֖⁠י לְ⁠עוֹלָ֑ם</w:t>
+      </w:r>
+    </w:p>
+    <w:p>
+      <w:pPr/>
+      <w:r>
+        <w:rPr>
+          <w:lang w:val="es_ES" w:bidi="es_ES"/>
+        </w:rPr>
+      </w:r>
+      <w:r>
+        <w:rPr>
           <w:b/>
           <w:lang w:val="es_ES" w:bidi="es_ES"/>
         </w:rPr>
@@ -11643,6 +12077,20 @@
         <w:rPr>
           <w:lang w:val="es_ES" w:bidi="es_ES"/>
         </w:rPr>
+      </w:r>
+    </w:p>
+    <w:p>
+      <w:pPr/>
+      <w:r>
+        <w:rPr>
+          <w:lang w:val="es_ES" w:bidi="es_ES"/>
+        </w:rPr>
+      </w:r>
+      <w:r>
+        <w:rPr>
+          <w:lang w:val="es_ES" w:bidi="es_ES"/>
+        </w:rPr>
+        <w:t>וַ⁠תָּב֤וֹא אֵלֶ֨י⁠ךָ֙ תְּפִלָּתִ֔⁠י אֶל־הֵיכַ֖ל קָדְשֶֽׁ⁠ךָ</w:t>
       </w:r>
     </w:p>
     <w:p>
@@ -13278,6 +13726,20 @@
       </w:r>
       <w:r>
         <w:rPr>
+          <w:lang w:val="es_ES" w:bidi="es_ES"/>
+        </w:rPr>
+        <w:t>וַ⁠יְהִ֧י דְבַר־יְהוָ֛ה</w:t>
+      </w:r>
+    </w:p>
+    <w:p>
+      <w:pPr/>
+      <w:r>
+        <w:rPr>
+          <w:lang w:val="es_ES" w:bidi="es_ES"/>
+        </w:rPr>
+      </w:r>
+      <w:r>
+        <w:rPr>
           <w:b/>
           <w:lang w:val="es_ES" w:bidi="es_ES"/>
         </w:rPr>
@@ -13379,6 +13841,20 @@
       </w:r>
       <w:r>
         <w:rPr>
+          <w:lang w:val="es_ES" w:bidi="es_ES"/>
+        </w:rPr>
+        <w:t>וַ⁠יְהִ֧י דְבַר־יְהוָ֛ה</w:t>
+      </w:r>
+    </w:p>
+    <w:p>
+      <w:pPr/>
+      <w:r>
+        <w:rPr>
+          <w:lang w:val="es_ES" w:bidi="es_ES"/>
+        </w:rPr>
+      </w:r>
+      <w:r>
+        <w:rPr>
           <w:b/>
           <w:lang w:val="es_ES" w:bidi="es_ES"/>
         </w:rPr>
@@ -13748,6 +14224,20 @@
       </w:r>
       <w:r>
         <w:rPr>
+          <w:lang w:val="es_ES" w:bidi="es_ES"/>
+        </w:rPr>
+        <w:t>וִּ⁠קְרָ֤א אֵלֶ֨י⁠הָ֙ אֶת־הַ⁠קְּרִיאָ֔ה אֲשֶׁ֥ר אָנֹכִ֖י דֹּבֵ֥ר אֵלֶֽי⁠ךָ</w:t>
+      </w:r>
+    </w:p>
+    <w:p>
+      <w:pPr/>
+      <w:r>
+        <w:rPr>
+          <w:lang w:val="es_ES" w:bidi="es_ES"/>
+        </w:rPr>
+      </w:r>
+      <w:r>
+        <w:rPr>
           <w:b/>
           <w:lang w:val="es_ES" w:bidi="es_ES"/>
         </w:rPr>
@@ -14095,6 +14585,20 @@
       </w:r>
       <w:r>
         <w:rPr>
+          <w:lang w:val="es_ES" w:bidi="es_ES"/>
+        </w:rPr>
+        <w:t>וְ⁠נִֽינְוֵ֗ה הָיְתָ֤ה עִיר־גְּדוֹלָה֙ לֵֽ⁠אלֹהִ֔ים מַהֲלַ֖ךְ שְׁלֹ֥שֶׁת יָמִֽים</w:t>
+      </w:r>
+    </w:p>
+    <w:p>
+      <w:pPr/>
+      <w:r>
+        <w:rPr>
+          <w:lang w:val="es_ES" w:bidi="es_ES"/>
+        </w:rPr>
+      </w:r>
+      <w:r>
+        <w:rPr>
           <w:b/>
           <w:lang w:val="es_ES" w:bidi="es_ES"/>
         </w:rPr>
@@ -14411,6 +14915,20 @@
       </w:r>
       <w:r>
         <w:rPr>
+          <w:lang w:val="es_ES" w:bidi="es_ES"/>
+        </w:rPr>
+        <w:t>וַ⁠יָּ֤חֶל יוֹנָה֙ לָ⁠ב֣וֹא בָ⁠עִ֔יר מַהֲלַ֖ךְ י֣וֹם אֶחָ֑ד וַ⁠יִּקְרָא֙</w:t>
+      </w:r>
+    </w:p>
+    <w:p>
+      <w:pPr/>
+      <w:r>
+        <w:rPr>
+          <w:lang w:val="es_ES" w:bidi="es_ES"/>
+        </w:rPr>
+      </w:r>
+      <w:r>
+        <w:rPr>
           <w:b/>
           <w:lang w:val="es_ES" w:bidi="es_ES"/>
         </w:rPr>
@@ -14617,6 +15135,20 @@
       </w:r>
       <w:r>
         <w:rPr>
+          <w:lang w:val="es_ES" w:bidi="es_ES"/>
+        </w:rPr>
+        <w:t>ע֚וֹד אַרְבָּעִ֣ים י֔וֹם</w:t>
+      </w:r>
+    </w:p>
+    <w:p>
+      <w:pPr/>
+      <w:r>
+        <w:rPr>
+          <w:lang w:val="es_ES" w:bidi="es_ES"/>
+        </w:rPr>
+      </w:r>
+      <w:r>
+        <w:rPr>
           <w:b/>
           <w:lang w:val="es_ES" w:bidi="es_ES"/>
         </w:rPr>
@@ -14984,6 +15516,20 @@
       </w:r>
       <w:r>
         <w:rPr>
+          <w:lang w:val="es_ES" w:bidi="es_ES"/>
+        </w:rPr>
+        <w:t>מִ⁠גְּדוֹלָ֖⁠ם וְ⁠עַד־קְטַנָּֽ⁠ם</w:t>
+      </w:r>
+    </w:p>
+    <w:p>
+      <w:pPr/>
+      <w:r>
+        <w:rPr>
+          <w:lang w:val="es_ES" w:bidi="es_ES"/>
+        </w:rPr>
+      </w:r>
+      <w:r>
+        <w:rPr>
           <w:b/>
           <w:lang w:val="es_ES" w:bidi="es_ES"/>
         </w:rPr>
@@ -15171,6 +15717,20 @@
       </w:r>
       <w:r>
         <w:rPr>
+          <w:lang w:val="es_ES" w:bidi="es_ES"/>
+        </w:rPr>
+        <w:t>וַ⁠יָּ֨קָם֙ מִ⁠כִּסְא֔⁠וֹ וַ⁠יַּעֲבֵ֥ר אַדַּרְתּ֖⁠וֹ מֵֽ⁠עָלָ֑י⁠ו</w:t>
+      </w:r>
+    </w:p>
+    <w:p>
+      <w:pPr/>
+      <w:r>
+        <w:rPr>
+          <w:lang w:val="es_ES" w:bidi="es_ES"/>
+        </w:rPr>
+      </w:r>
+      <w:r>
+        <w:rPr>
           <w:b/>
           <w:lang w:val="es_ES" w:bidi="es_ES"/>
         </w:rPr>
@@ -15351,6 +15911,20 @@
       </w:r>
       <w:r>
         <w:rPr>
+          <w:lang w:val="es_ES" w:bidi="es_ES"/>
+        </w:rPr>
+        <w:t>וַ⁠יְכַ֣ס שַׂ֔ק וַ⁠יֵּ֖שֶׁב עַל־הָ⁠אֵֽפֶר</w:t>
+      </w:r>
+    </w:p>
+    <w:p>
+      <w:pPr/>
+      <w:r>
+        <w:rPr>
+          <w:lang w:val="es_ES" w:bidi="es_ES"/>
+        </w:rPr>
+      </w:r>
+      <w:r>
+        <w:rPr>
           <w:b/>
           <w:lang w:val="es_ES" w:bidi="es_ES"/>
         </w:rPr>
@@ -15570,6 +16144,20 @@
       </w:r>
       <w:r>
         <w:rPr>
+          <w:lang w:val="es_ES" w:bidi="es_ES"/>
+        </w:rPr>
+        <w:t>מִ⁠טַּ֧עַם הַ⁠מֶּ֛לֶךְ וּ⁠גְדֹלָ֖י⁠ו</w:t>
+      </w:r>
+    </w:p>
+    <w:p>
+      <w:pPr/>
+      <w:r>
+        <w:rPr>
+          <w:lang w:val="es_ES" w:bidi="es_ES"/>
+        </w:rPr>
+      </w:r>
+      <w:r>
+        <w:rPr>
           <w:b/>
           <w:lang w:val="es_ES" w:bidi="es_ES"/>
         </w:rPr>
@@ -16754,6 +17342,20 @@
         <w:rPr>
           <w:lang w:val="es_ES" w:bidi="es_ES"/>
         </w:rPr>
+      </w:r>
+    </w:p>
+    <w:p>
+      <w:pPr/>
+      <w:r>
+        <w:rPr>
+          <w:lang w:val="es_ES" w:bidi="es_ES"/>
+        </w:rPr>
+      </w:r>
+      <w:r>
+        <w:rPr>
+          <w:lang w:val="es_ES" w:bidi="es_ES"/>
+        </w:rPr>
+        <w:t>וַ⁠יַּ֤רְא הָֽ⁠אֱלֹהִים֙ אֶֽת־מַ֣עֲשֵׂי⁠הֶ֔ם כִּי־שָׁ֖בוּ מִ⁠דַּרְכָּ֣⁠ם הָ⁠רָעָ֑ה</w:t>
       </w:r>
     </w:p>
     <w:p>
@@ -18172,6 +18774,20 @@
       </w:r>
       <w:r>
         <w:rPr>
+          <w:lang w:val="es_ES" w:bidi="es_ES"/>
+        </w:rPr>
+        <w:t>יְהוָה֙ הֲ⁠לוֹא־זֶ֣ה דְבָרִ֗⁠י עַד־הֱיוֹתִ⁠י֙ עַל־אַדְמָתִ֔⁠י</w:t>
+      </w:r>
+    </w:p>
+    <w:p>
+      <w:pPr/>
+      <w:r>
+        <w:rPr>
+          <w:lang w:val="es_ES" w:bidi="es_ES"/>
+        </w:rPr>
+      </w:r>
+      <w:r>
+        <w:rPr>
           <w:b/>
           <w:lang w:val="es_ES" w:bidi="es_ES"/>
         </w:rPr>
@@ -18493,6 +19109,20 @@
       </w:r>
       <w:r>
         <w:rPr>
+          <w:lang w:val="es_ES" w:bidi="es_ES"/>
+        </w:rPr>
+        <w:t>יְהוָה֙ הֲ⁠לוֹא־זֶ֣ה דְבָרִ֗⁠י עַד־הֱיוֹתִ⁠י֙ עַל־אַדְמָתִ֔⁠י</w:t>
+      </w:r>
+    </w:p>
+    <w:p>
+      <w:pPr/>
+      <w:r>
+        <w:rPr>
+          <w:lang w:val="es_ES" w:bidi="es_ES"/>
+        </w:rPr>
+      </w:r>
+      <w:r>
+        <w:rPr>
           <w:b/>
           <w:lang w:val="es_ES" w:bidi="es_ES"/>
         </w:rPr>
@@ -18565,6 +19195,20 @@
         <w:rPr>
           <w:lang w:val="es_ES" w:bidi="es_ES"/>
         </w:rPr>
+      </w:r>
+    </w:p>
+    <w:p>
+      <w:pPr/>
+      <w:r>
+        <w:rPr>
+          <w:lang w:val="es_ES" w:bidi="es_ES"/>
+        </w:rPr>
+      </w:r>
+      <w:r>
+        <w:rPr>
+          <w:lang w:val="es_ES" w:bidi="es_ES"/>
+        </w:rPr>
+        <w:t>וְ⁠רַב־חֶ֔סֶד</w:t>
       </w:r>
     </w:p>
     <w:p>
@@ -19278,6 +19922,20 @@
       </w:r>
       <w:r>
         <w:rPr>
+          <w:lang w:val="es_ES" w:bidi="es_ES"/>
+        </w:rPr>
+        <w:t>מֵ⁠עַ֣ל לְ⁠יוֹנָ֗ה לִֽ⁠הְי֥וֹת צֵל֙ עַל־רֹאשׁ֔⁠וֹ</w:t>
+      </w:r>
+    </w:p>
+    <w:p>
+      <w:pPr/>
+      <w:r>
+        <w:rPr>
+          <w:lang w:val="es_ES" w:bidi="es_ES"/>
+        </w:rPr>
+      </w:r>
+      <w:r>
+        <w:rPr>
           <w:b/>
           <w:lang w:val="es_ES" w:bidi="es_ES"/>
         </w:rPr>
@@ -19561,6 +20219,20 @@
       </w:r>
       <w:r>
         <w:rPr>
+          <w:lang w:val="es_ES" w:bidi="es_ES"/>
+        </w:rPr>
+        <w:t>וַ⁠יְמַ֤ן הָֽ⁠אֱלֹהִים֙ תּוֹלַ֔עַת</w:t>
+      </w:r>
+    </w:p>
+    <w:p>
+      <w:pPr/>
+      <w:r>
+        <w:rPr>
+          <w:lang w:val="es_ES" w:bidi="es_ES"/>
+        </w:rPr>
+      </w:r>
+      <w:r>
+        <w:rPr>
           <w:b/>
           <w:lang w:val="es_ES" w:bidi="es_ES"/>
         </w:rPr>
@@ -20189,6 +20861,20 @@
         <w:rPr>
           <w:lang w:val="es_ES" w:bidi="es_ES"/>
         </w:rPr>
+      </w:r>
+    </w:p>
+    <w:p>
+      <w:pPr/>
+      <w:r>
+        <w:rPr>
+          <w:lang w:val="es_ES" w:bidi="es_ES"/>
+        </w:rPr>
+      </w:r>
+      <w:r>
+        <w:rPr>
+          <w:lang w:val="es_ES" w:bidi="es_ES"/>
+        </w:rPr>
+        <w:t>וַ⁠יִּתְעַלָּ֑ף</w:t>
       </w:r>
     </w:p>
     <w:p>
@@ -20630,6 +21316,20 @@
       </w:r>
       <w:r>
         <w:rPr>
+          <w:lang w:val="es_ES" w:bidi="es_ES"/>
+        </w:rPr>
+        <w:t>חָרָֽה־לְ⁠ךָ֖ &amp; חָֽרָה־לִ֖⁠י</w:t>
+      </w:r>
+    </w:p>
+    <w:p>
+      <w:pPr/>
+      <w:r>
+        <w:rPr>
+          <w:lang w:val="es_ES" w:bidi="es_ES"/>
+        </w:rPr>
+      </w:r>
+      <w:r>
+        <w:rPr>
           <w:b/>
           <w:lang w:val="es_ES" w:bidi="es_ES"/>
         </w:rPr>
@@ -21105,6 +21805,20 @@
       </w:r>
       <w:r>
         <w:rPr>
+          <w:lang w:val="es_ES" w:bidi="es_ES"/>
+        </w:rPr>
+        <w:t>וַֽ⁠אֲנִי֙ לֹ֣א אָח֔וּס עַל־נִינְוֵ֖ה הָ⁠עִ֣יר הַ⁠גְּדוֹלָ֑ה אֲשֶׁ֣ר יֶשׁ־בָּ֡⁠הּ הַרְבֵּה֩ מִֽ⁠שְׁתֵּים־עֶשְׂרֵ֨ה רִבּ֜וֹ אָדָ֗ם אֲשֶׁ֤ר לֹֽא־יָדַע֙ בֵּין־יְמִינ֣⁠וֹ לִ⁠שְׂמֹאל֔⁠וֹ וּ⁠בְהֵמָ֖ה רַבָּֽה</w:t>
+      </w:r>
+    </w:p>
+    <w:p>
+      <w:pPr/>
+      <w:r>
+        <w:rPr>
+          <w:lang w:val="es_ES" w:bidi="es_ES"/>
+        </w:rPr>
+      </w:r>
+      <w:r>
+        <w:rPr>
           <w:b/>
           <w:lang w:val="es_ES" w:bidi="es_ES"/>
         </w:rPr>
@@ -21298,6 +22012,20 @@
       </w:r>
       <w:r>
         <w:rPr>
+          <w:lang w:val="es_ES" w:bidi="es_ES"/>
+        </w:rPr>
+        <w:t>מִֽ⁠שְׁתֵּים־עֶשְׂרֵ֨ה רִבּ֜וֹ</w:t>
+      </w:r>
+    </w:p>
+    <w:p>
+      <w:pPr/>
+      <w:r>
+        <w:rPr>
+          <w:lang w:val="es_ES" w:bidi="es_ES"/>
+        </w:rPr>
+      </w:r>
+      <w:r>
+        <w:rPr>
           <w:b/>
           <w:lang w:val="es_ES" w:bidi="es_ES"/>
         </w:rPr>
@@ -21370,6 +22098,20 @@
         <w:rPr>
           <w:lang w:val="es_ES" w:bidi="es_ES"/>
         </w:rPr>
+      </w:r>
+    </w:p>
+    <w:p>
+      <w:pPr/>
+      <w:r>
+        <w:rPr>
+          <w:lang w:val="es_ES" w:bidi="es_ES"/>
+        </w:rPr>
+      </w:r>
+      <w:r>
+        <w:rPr>
+          <w:lang w:val="es_ES" w:bidi="es_ES"/>
+        </w:rPr>
+        <w:t>אֲשֶׁ֤ר לֹֽא־יָדַע֙ בֵּין־יְמִינ֣⁠וֹ לִ⁠שְׂמֹאל֔⁠וֹ</w:t>
       </w:r>
     </w:p>
     <w:p>
